--- a/public/DanielBradburry.docx
+++ b/public/DanielBradburry.docx
@@ -1,21 +1,18 @@
 
 <file path=word/document.xml><?xml version="1.0" encoding="utf-8"?>
-<w:document xmlns:wpc="http://schemas.microsoft.com/office/word/2010/wordprocessingCanvas" xmlns:mc="http://schemas.openxmlformats.org/markup-compatibility/2006" xmlns:o="urn:schemas-microsoft-com:office:office" xmlns:r="http://schemas.openxmlformats.org/officeDocument/2006/relationships" xmlns:m="http://schemas.openxmlformats.org/officeDocument/2006/math" xmlns:v="urn:schemas-microsoft-com:vml" xmlns:wp14="http://schemas.microsoft.com/office/word/2010/wordprocessingDrawing" xmlns:wp="http://schemas.openxmlformats.org/drawingml/2006/wordprocessingDrawing" xmlns:w10="urn:schemas-microsoft-com:office:word" xmlns:w="http://schemas.openxmlformats.org/wordprocessingml/2006/main" xmlns:w14="http://schemas.microsoft.com/office/word/2010/wordml" xmlns:w15="http://schemas.microsoft.com/office/word/2012/wordml" xmlns:wpg="http://schemas.microsoft.com/office/word/2010/wordprocessingGroup" xmlns:wpi="http://schemas.microsoft.com/office/word/2010/wordprocessingInk" xmlns:wne="http://schemas.microsoft.com/office/word/2006/wordml" xmlns:wps="http://schemas.microsoft.com/office/word/2010/wordprocessingShape" xmlns:cx="http://schemas.microsoft.com/office/drawing/2014/chartex" xmlns:cx1="http://schemas.microsoft.com/office/drawing/2015/9/8/chartex" xmlns:cx2="http://schemas.microsoft.com/office/drawing/2015/10/21/chartex" xmlns:cx3="http://schemas.microsoft.com/office/drawing/2016/5/9/chartex" xmlns:cx4="http://schemas.microsoft.com/office/drawing/2016/5/10/chartex" xmlns:cx5="http://schemas.microsoft.com/office/drawing/2016/5/11/chartex" xmlns:cx6="http://schemas.microsoft.com/office/drawing/2016/5/12/chartex" xmlns:cx7="http://schemas.microsoft.com/office/drawing/2016/5/13/chartex" xmlns:cx8="http://schemas.microsoft.com/office/drawing/2016/5/14/chartex" xmlns:aink="http://schemas.microsoft.com/office/drawing/2016/ink" xmlns:am3d="http://schemas.microsoft.com/office/drawing/2017/model3d" xmlns:w16cex="http://schemas.microsoft.com/office/word/2018/wordml/cex" xmlns:w16cid="http://schemas.microsoft.com/office/word/2016/wordml/cid" xmlns:w16="http://schemas.microsoft.com/office/word/2018/wordml" xmlns:w16sdtdh="http://schemas.microsoft.com/office/word/2020/wordml/sdtdatahash" xmlns:w16se="http://schemas.microsoft.com/office/word/2015/wordml/symex" mc:Ignorable="w14 w15 wp14">
+<w:document xmlns:wpc="http://schemas.microsoft.com/office/word/2010/wordprocessingCanvas" xmlns:cx="http://schemas.microsoft.com/office/drawing/2014/chartex" xmlns:cx1="http://schemas.microsoft.com/office/drawing/2015/9/8/chartex" xmlns:cx2="http://schemas.microsoft.com/office/drawing/2015/10/21/chartex" xmlns:cx3="http://schemas.microsoft.com/office/drawing/2016/5/9/chartex" xmlns:cx4="http://schemas.microsoft.com/office/drawing/2016/5/10/chartex" xmlns:cx5="http://schemas.microsoft.com/office/drawing/2016/5/11/chartex" xmlns:cx6="http://schemas.microsoft.com/office/drawing/2016/5/12/chartex" xmlns:cx7="http://schemas.microsoft.com/office/drawing/2016/5/13/chartex" xmlns:cx8="http://schemas.microsoft.com/office/drawing/2016/5/14/chartex" xmlns:mc="http://schemas.openxmlformats.org/markup-compatibility/2006" xmlns:aink="http://schemas.microsoft.com/office/drawing/2016/ink" xmlns:am3d="http://schemas.microsoft.com/office/drawing/2017/model3d" xmlns:o="urn:schemas-microsoft-com:office:office" xmlns:oel="http://schemas.microsoft.com/office/2019/extlst" xmlns:r="http://schemas.openxmlformats.org/officeDocument/2006/relationships" xmlns:m="http://schemas.openxmlformats.org/officeDocument/2006/math" xmlns:v="urn:schemas-microsoft-com:vml" xmlns:wp14="http://schemas.microsoft.com/office/word/2010/wordprocessingDrawing" xmlns:wp="http://schemas.openxmlformats.org/drawingml/2006/wordprocessingDrawing" xmlns:w10="urn:schemas-microsoft-com:office:word" xmlns:w="http://schemas.openxmlformats.org/wordprocessingml/2006/main" xmlns:w14="http://schemas.microsoft.com/office/word/2010/wordml" xmlns:w15="http://schemas.microsoft.com/office/word/2012/wordml" xmlns:w16cex="http://schemas.microsoft.com/office/word/2018/wordml/cex" xmlns:w16cid="http://schemas.microsoft.com/office/word/2016/wordml/cid" xmlns:w16="http://schemas.microsoft.com/office/word/2018/wordml" xmlns:w16du="http://schemas.microsoft.com/office/word/2023/wordml/word16du" xmlns:w16sdtdh="http://schemas.microsoft.com/office/word/2020/wordml/sdtdatahash" xmlns:w16sdtfl="http://schemas.microsoft.com/office/word/2024/wordml/sdtformatlock" xmlns:w16se="http://schemas.microsoft.com/office/word/2015/wordml/symex" xmlns:wpg="http://schemas.microsoft.com/office/word/2010/wordprocessingGroup" xmlns:wpi="http://schemas.microsoft.com/office/word/2010/wordprocessingInk" xmlns:wne="http://schemas.microsoft.com/office/word/2006/wordml" xmlns:wps="http://schemas.microsoft.com/office/word/2010/wordprocessingShape" mc:Ignorable="w14 w15 w16se w16cid w16 w16cex w16sdtdh w16sdtfl w16du wp14">
   <w:body>
     <w:p>
-      <w:pPr>
-        <w:spacing w:before="0" w:after="0"/>
-      </w:pPr>
-      <w:r>
-        <w:rPr>
-          <w:rFonts w:ascii="Calibri" w:cs="Calibri" w:eastAsia="Calibri" w:hAnsi="Calibri"/>
+      <w:r>
+        <w:rPr>
+          <w:rFonts w:ascii="Calibri" w:eastAsia="Calibri" w:hAnsi="Calibri" w:cs="Calibri"/>
           <w:b/>
           <w:bCs/>
           <w:color w:val="1B3A6B"/>
           <w:sz w:val="56"/>
           <w:szCs w:val="56"/>
         </w:rPr>
-        <w:t xml:space="preserve">Daniel Bradburry</w:t>
+        <w:t>Daniel Bradburry</w:t>
       </w:r>
     </w:p>
     <w:p>
@@ -24,110 +21,176 @@
       </w:pPr>
       <w:r>
         <w:rPr>
-          <w:rFonts w:ascii="Calibri" w:cs="Calibri" w:eastAsia="Calibri" w:hAnsi="Calibri"/>
-          <w:i w:val="false"/>
-          <w:iCs w:val="false"/>
+          <w:rFonts w:ascii="Calibri" w:eastAsia="Calibri" w:hAnsi="Calibri" w:cs="Calibri"/>
           <w:color w:val="888888"/>
           <w:sz w:val="24"/>
           <w:szCs w:val="24"/>
         </w:rPr>
-        <w:t xml:space="preserve">Senior JavaScript / UI Engineer  ·  Full-Stack  ·  Micro Frontend Specialist</w:t>
-      </w:r>
-    </w:p>
-    <w:p>
-      <w:pPr>
-        <w:spacing w:before="0" w:after="0"/>
-      </w:pPr>
-      <w:r>
-        <w:rPr>
-          <w:rFonts w:ascii="Calibri" w:cs="Calibri" w:eastAsia="Calibri" w:hAnsi="Calibri"/>
+        <w:t xml:space="preserve">Senior JavaScript / UI </w:t>
+      </w:r>
+      <w:proofErr w:type="gramStart"/>
+      <w:r>
+        <w:rPr>
+          <w:rFonts w:ascii="Calibri" w:eastAsia="Calibri" w:hAnsi="Calibri" w:cs="Calibri"/>
+          <w:color w:val="888888"/>
+          <w:sz w:val="24"/>
+          <w:szCs w:val="24"/>
+        </w:rPr>
+        <w:t>Engineer  ·</w:t>
+      </w:r>
+      <w:proofErr w:type="gramEnd"/>
+      <w:r>
+        <w:rPr>
+          <w:rFonts w:ascii="Calibri" w:eastAsia="Calibri" w:hAnsi="Calibri" w:cs="Calibri"/>
+          <w:color w:val="888888"/>
+          <w:sz w:val="24"/>
+          <w:szCs w:val="24"/>
+        </w:rPr>
+        <w:t xml:space="preserve">  Full-</w:t>
+      </w:r>
+      <w:proofErr w:type="gramStart"/>
+      <w:r>
+        <w:rPr>
+          <w:rFonts w:ascii="Calibri" w:eastAsia="Calibri" w:hAnsi="Calibri" w:cs="Calibri"/>
+          <w:color w:val="888888"/>
+          <w:sz w:val="24"/>
+          <w:szCs w:val="24"/>
+        </w:rPr>
+        <w:t>Stack  ·</w:t>
+      </w:r>
+      <w:proofErr w:type="gramEnd"/>
+      <w:r>
+        <w:rPr>
+          <w:rFonts w:ascii="Calibri" w:eastAsia="Calibri" w:hAnsi="Calibri" w:cs="Calibri"/>
+          <w:color w:val="888888"/>
+          <w:sz w:val="24"/>
+          <w:szCs w:val="24"/>
+        </w:rPr>
+        <w:t xml:space="preserve">  Micro Frontend Specialist</w:t>
+      </w:r>
+    </w:p>
+    <w:p>
+      <w:r>
+        <w:rPr>
+          <w:rFonts w:ascii="Calibri" w:eastAsia="Calibri" w:hAnsi="Calibri" w:cs="Calibri"/>
           <w:color w:val="888888"/>
           <w:sz w:val="19"/>
           <w:szCs w:val="19"/>
         </w:rPr>
-        <w:t xml:space="preserve">McKinney, TX</w:t>
-      </w:r>
-      <w:r>
-        <w:rPr>
-          <w:rFonts w:ascii="Calibri" w:cs="Calibri" w:eastAsia="Calibri" w:hAnsi="Calibri"/>
+        <w:t>McKinney, TX</w:t>
+      </w:r>
+      <w:r>
+        <w:rPr>
+          <w:rFonts w:ascii="Calibri" w:eastAsia="Calibri" w:hAnsi="Calibri" w:cs="Calibri"/>
           <w:color w:val="D0D8E4"/>
           <w:sz w:val="19"/>
           <w:szCs w:val="19"/>
         </w:rPr>
-        <w:t xml:space="preserve">   |   </w:t>
-      </w:r>
-      <w:r>
-        <w:rPr>
-          <w:rFonts w:ascii="Calibri" w:cs="Calibri" w:eastAsia="Calibri" w:hAnsi="Calibri"/>
-          <w:color w:val="888888"/>
-          <w:sz w:val="19"/>
-          <w:szCs w:val="19"/>
-        </w:rPr>
-        <w:t xml:space="preserve">(214) 663-4452</w:t>
-      </w:r>
-      <w:r>
-        <w:rPr>
-          <w:rFonts w:ascii="Calibri" w:cs="Calibri" w:eastAsia="Calibri" w:hAnsi="Calibri"/>
+        <w:t xml:space="preserve">   |</w:t>
+      </w:r>
+      <w:proofErr w:type="gramStart"/>
+      <w:r>
+        <w:rPr>
+          <w:rFonts w:ascii="Calibri" w:eastAsia="Calibri" w:hAnsi="Calibri" w:cs="Calibri"/>
           <w:color w:val="D0D8E4"/>
           <w:sz w:val="19"/>
           <w:szCs w:val="19"/>
         </w:rPr>
-        <w:t xml:space="preserve">   |   </w:t>
-      </w:r>
-      <w:r>
-        <w:rPr>
-          <w:rFonts w:ascii="Calibri" w:cs="Calibri" w:eastAsia="Calibri" w:hAnsi="Calibri"/>
+        <w:t xml:space="preserve">   </w:t>
+      </w:r>
+      <w:r>
+        <w:rPr>
+          <w:rFonts w:ascii="Calibri" w:eastAsia="Calibri" w:hAnsi="Calibri" w:cs="Calibri"/>
           <w:color w:val="888888"/>
           <w:sz w:val="19"/>
           <w:szCs w:val="19"/>
         </w:rPr>
-        <w:t xml:space="preserve">me@danielbradburry.com</w:t>
-      </w:r>
-      <w:r>
-        <w:rPr>
-          <w:rFonts w:ascii="Calibri" w:cs="Calibri" w:eastAsia="Calibri" w:hAnsi="Calibri"/>
+        <w:t>(</w:t>
+      </w:r>
+      <w:proofErr w:type="gramEnd"/>
+      <w:r>
+        <w:rPr>
+          <w:rFonts w:ascii="Calibri" w:eastAsia="Calibri" w:hAnsi="Calibri" w:cs="Calibri"/>
+          <w:color w:val="888888"/>
+          <w:sz w:val="19"/>
+          <w:szCs w:val="19"/>
+        </w:rPr>
+        <w:t>214) 663-4452</w:t>
+      </w:r>
+      <w:r>
+        <w:rPr>
+          <w:rFonts w:ascii="Calibri" w:eastAsia="Calibri" w:hAnsi="Calibri" w:cs="Calibri"/>
           <w:color w:val="D0D8E4"/>
           <w:sz w:val="19"/>
           <w:szCs w:val="19"/>
         </w:rPr>
         <w:t xml:space="preserve">   |   </w:t>
       </w:r>
-      <w:hyperlink w:history="1" r:id="rIdre3vizvskesebv4s4cm3_">
+      <w:r>
+        <w:rPr>
+          <w:rFonts w:ascii="Calibri" w:eastAsia="Calibri" w:hAnsi="Calibri" w:cs="Calibri"/>
+          <w:color w:val="888888"/>
+          <w:sz w:val="19"/>
+          <w:szCs w:val="19"/>
+        </w:rPr>
+        <w:t>me@danielbradburry.com</w:t>
+      </w:r>
+      <w:r>
+        <w:rPr>
+          <w:rFonts w:ascii="Calibri" w:eastAsia="Calibri" w:hAnsi="Calibri" w:cs="Calibri"/>
+          <w:color w:val="D0D8E4"/>
+          <w:sz w:val="19"/>
+          <w:szCs w:val="19"/>
+        </w:rPr>
+        <w:t xml:space="preserve">   |   </w:t>
+      </w:r>
+      <w:hyperlink r:id="rId5" w:history="1">
         <w:r>
           <w:rPr>
             <w:rStyle w:val="Hyperlink"/>
-            <w:rFonts w:ascii="Calibri" w:cs="Calibri" w:eastAsia="Calibri" w:hAnsi="Calibri"/>
+            <w:rFonts w:ascii="Calibri" w:eastAsia="Calibri" w:hAnsi="Calibri" w:cs="Calibri"/>
             <w:color w:val="1B3A6B"/>
             <w:sz w:val="19"/>
             <w:szCs w:val="19"/>
           </w:rPr>
-          <w:t xml:space="preserve">linkedin.com/in/daniel-bradburry</w:t>
+          <w:t>linkedin.com/in/</w:t>
         </w:r>
+        <w:proofErr w:type="spellStart"/>
+        <w:r>
+          <w:rPr>
+            <w:rStyle w:val="Hyperlink"/>
+            <w:rFonts w:ascii="Calibri" w:eastAsia="Calibri" w:hAnsi="Calibri" w:cs="Calibri"/>
+            <w:color w:val="1B3A6B"/>
+            <w:sz w:val="19"/>
+            <w:szCs w:val="19"/>
+          </w:rPr>
+          <w:t>daniel-bradburry</w:t>
+        </w:r>
+        <w:proofErr w:type="spellEnd"/>
       </w:hyperlink>
     </w:p>
     <w:p>
       <w:pPr>
         <w:pBdr>
-          <w:bottom w:val="single" w:color="D0D8E4" w:sz="8" w:space="1"/>
+          <w:bottom w:val="single" w:sz="8" w:space="1" w:color="D0D8E4"/>
         </w:pBdr>
-        <w:spacing w:before="0" w:after="0"/>
-      </w:pPr>
-    </w:p>
-    <w:p>
-      <w:pPr>
-        <w:spacing w:before="120" w:after="0"/>
+      </w:pPr>
+    </w:p>
+    <w:p>
+      <w:pPr>
+        <w:spacing w:before="120"/>
       </w:pPr>
     </w:p>
     <w:p>
       <w:pPr>
         <w:pBdr>
-          <w:bottom w:val="single" w:color="D0D8E4" w:sz="6" w:space="2"/>
+          <w:bottom w:val="single" w:sz="6" w:space="2" w:color="D0D8E4"/>
         </w:pBdr>
         <w:spacing w:before="200" w:after="60"/>
       </w:pPr>
       <w:r>
         <w:rPr>
-          <w:rFonts w:ascii="Calibri" w:cs="Calibri" w:eastAsia="Calibri" w:hAnsi="Calibri"/>
+          <w:rFonts w:ascii="Calibri" w:eastAsia="Calibri" w:hAnsi="Calibri" w:cs="Calibri"/>
           <w:b/>
           <w:bCs/>
           <w:color w:val="1B3A6B"/>
@@ -135,7 +198,7 @@
           <w:sz w:val="22"/>
           <w:szCs w:val="22"/>
         </w:rPr>
-        <w:t xml:space="preserve">PROFESSIONAL SUMMARY</w:t>
+        <w:t>PROFESSIONAL SUMMARY</w:t>
       </w:r>
     </w:p>
     <w:p>
@@ -144,24 +207,22 @@
       </w:pPr>
       <w:r>
         <w:rPr>
-          <w:rFonts w:ascii="Calibri" w:cs="Calibri" w:eastAsia="Calibri" w:hAnsi="Calibri"/>
-          <w:color w:val="555555"/>
-          <w:sz w:val="20"/>
-          <w:szCs w:val="20"/>
-        </w:rPr>
-        <w:t xml:space="preserve">Senior UI/Full-Stack Engineer with 10+ years of experience building and leading large-scale web applications at Capital One, Vanguard, Upstart, Dell, and Disney. Deep expertise in React, Angular, Next.js, and Node.js with a specialization in micro frontend (MFE) architecture — repeatedly tapped to independently architect and deliver greenfield MFE rewrites, earning multiple internal recognition awards for the results. Proven mentor and technical leader who combines strong engineering fundamentals with a track record of measurable performance, accessibility, and code quality improvements.</w:t>
+          <w:rFonts w:ascii="Calibri" w:eastAsia="Calibri" w:hAnsi="Calibri" w:cs="Calibri"/>
+          <w:color w:val="555555"/>
+        </w:rPr>
+        <w:t>Senior UI/Full-Stack Engineer with 10+ years of experience building and leading large-scale web applications at Capital One, Vanguard, Upstart, Dell, and Disney. Deep expertise in React, Angular, Next.js, and Node.js with a specialization in micro frontend (MFE) architecture — repeatedly tapped to independently architect and deliver greenfield MFE rewrites, earning multiple internal recognition awards for the results. Proven mentor and technical leader who combines strong engineering fundamentals with a track record of measurable performance, accessibility, and code quality improvements.</w:t>
       </w:r>
     </w:p>
     <w:p>
       <w:pPr>
         <w:pBdr>
-          <w:bottom w:val="single" w:color="D0D8E4" w:sz="6" w:space="2"/>
+          <w:bottom w:val="single" w:sz="6" w:space="2" w:color="D0D8E4"/>
         </w:pBdr>
         <w:spacing w:before="200" w:after="60"/>
       </w:pPr>
       <w:r>
         <w:rPr>
-          <w:rFonts w:ascii="Calibri" w:cs="Calibri" w:eastAsia="Calibri" w:hAnsi="Calibri"/>
+          <w:rFonts w:ascii="Calibri" w:eastAsia="Calibri" w:hAnsi="Calibri" w:cs="Calibri"/>
           <w:b/>
           <w:bCs/>
           <w:color w:val="1B3A6B"/>
@@ -169,446 +230,533 @@
           <w:sz w:val="22"/>
           <w:szCs w:val="22"/>
         </w:rPr>
-        <w:t xml:space="preserve">TECHNICAL SKILLS</w:t>
-      </w:r>
-    </w:p>
-    <w:p>
-      <w:pPr>
-        <w:spacing w:before="60" w:after="0"/>
+        <w:t>TECHNICAL SKILLS</w:t>
+      </w:r>
+    </w:p>
+    <w:p>
+      <w:pPr>
+        <w:spacing w:before="60"/>
       </w:pPr>
     </w:p>
     <w:tbl>
       <w:tblPr>
-        <w:tblW w:type="dxa" w:w="9360"/>
+        <w:tblW w:w="9360" w:type="dxa"/>
         <w:tblBorders>
-          <w:top w:val="single" w:color="auto" w:sz="4"/>
-          <w:left w:val="single" w:color="auto" w:sz="4"/>
-          <w:bottom w:val="single" w:color="auto" w:sz="4"/>
-          <w:right w:val="single" w:color="auto" w:sz="4"/>
-          <w:insideH w:val="single" w:color="auto" w:sz="4"/>
-          <w:insideV w:val="single" w:color="auto" w:sz="4"/>
+          <w:top w:val="single" w:sz="4" w:space="0" w:color="auto"/>
+          <w:left w:val="single" w:sz="4" w:space="0" w:color="auto"/>
+          <w:bottom w:val="single" w:sz="4" w:space="0" w:color="auto"/>
+          <w:right w:val="single" w:sz="4" w:space="0" w:color="auto"/>
+          <w:insideH w:val="single" w:sz="4" w:space="0" w:color="auto"/>
+          <w:insideV w:val="single" w:sz="4" w:space="0" w:color="auto"/>
         </w:tblBorders>
+        <w:tblCellMar>
+          <w:left w:w="10" w:type="dxa"/>
+          <w:right w:w="10" w:type="dxa"/>
+        </w:tblCellMar>
+        <w:tblLook w:val="0000" w:firstRow="0" w:lastRow="0" w:firstColumn="0" w:lastColumn="0" w:noHBand="0" w:noVBand="0"/>
       </w:tblPr>
       <w:tblGrid>
         <w:gridCol w:w="2000"/>
         <w:gridCol w:w="7360"/>
       </w:tblGrid>
       <w:tr>
+        <w:tblPrEx>
+          <w:tblCellMar>
+            <w:top w:w="0" w:type="dxa"/>
+            <w:bottom w:w="0" w:type="dxa"/>
+          </w:tblCellMar>
+        </w:tblPrEx>
         <w:tc>
           <w:tcPr>
-            <w:tcW w:type="dxa" w:w="2000"/>
+            <w:tcW w:w="2000" w:type="dxa"/>
             <w:tcBorders>
-              <w:top w:val="none" w:color="FFFFFF" w:sz="0"/>
-              <w:left w:val="none" w:color="FFFFFF" w:sz="0"/>
-              <w:bottom w:val="none" w:color="FFFFFF" w:sz="0"/>
-              <w:right w:val="none" w:color="FFFFFF" w:sz="0"/>
+              <w:top w:val="none" w:sz="0" w:space="0" w:color="FFFFFF"/>
+              <w:left w:val="none" w:sz="0" w:space="0" w:color="FFFFFF"/>
+              <w:bottom w:val="none" w:sz="0" w:space="0" w:color="FFFFFF"/>
+              <w:right w:val="none" w:sz="0" w:space="0" w:color="FFFFFF"/>
             </w:tcBorders>
             <w:tcMar>
-              <w:top w:type="dxa" w:w="40"/>
-              <w:left w:type="dxa" w:w="0"/>
-              <w:bottom w:type="dxa" w:w="40"/>
-              <w:right w:type="dxa" w:w="120"/>
+              <w:top w:w="40" w:type="dxa"/>
+              <w:left w:w="0" w:type="dxa"/>
+              <w:bottom w:w="40" w:type="dxa"/>
+              <w:right w:w="120" w:type="dxa"/>
             </w:tcMar>
           </w:tcPr>
           <w:p>
             <w:r>
               <w:rPr>
-                <w:rFonts w:ascii="Calibri" w:cs="Calibri" w:eastAsia="Calibri" w:hAnsi="Calibri"/>
+                <w:rFonts w:ascii="Calibri" w:eastAsia="Calibri" w:hAnsi="Calibri" w:cs="Calibri"/>
                 <w:b/>
                 <w:bCs/>
                 <w:color w:val="1B3A6B"/>
                 <w:sz w:val="19"/>
                 <w:szCs w:val="19"/>
               </w:rPr>
-              <w:t xml:space="preserve">Languages</w:t>
+              <w:t>Languages</w:t>
             </w:r>
           </w:p>
         </w:tc>
         <w:tc>
           <w:tcPr>
-            <w:tcW w:type="dxa" w:w="7360"/>
+            <w:tcW w:w="7360" w:type="dxa"/>
             <w:tcBorders>
-              <w:top w:val="none" w:color="FFFFFF" w:sz="0"/>
-              <w:left w:val="none" w:color="FFFFFF" w:sz="0"/>
-              <w:bottom w:val="none" w:color="FFFFFF" w:sz="0"/>
-              <w:right w:val="none" w:color="FFFFFF" w:sz="0"/>
+              <w:top w:val="none" w:sz="0" w:space="0" w:color="FFFFFF"/>
+              <w:left w:val="none" w:sz="0" w:space="0" w:color="FFFFFF"/>
+              <w:bottom w:val="none" w:sz="0" w:space="0" w:color="FFFFFF"/>
+              <w:right w:val="none" w:sz="0" w:space="0" w:color="FFFFFF"/>
             </w:tcBorders>
             <w:tcMar>
-              <w:top w:type="dxa" w:w="40"/>
-              <w:left w:type="dxa" w:w="0"/>
-              <w:bottom w:type="dxa" w:w="40"/>
-              <w:right w:type="dxa" w:w="0"/>
+              <w:top w:w="40" w:type="dxa"/>
+              <w:left w:w="0" w:type="dxa"/>
+              <w:bottom w:w="40" w:type="dxa"/>
+              <w:right w:w="0" w:type="dxa"/>
             </w:tcMar>
           </w:tcPr>
           <w:p>
             <w:r>
               <w:rPr>
-                <w:rFonts w:ascii="Calibri" w:cs="Calibri" w:eastAsia="Calibri" w:hAnsi="Calibri"/>
+                <w:rFonts w:ascii="Calibri" w:eastAsia="Calibri" w:hAnsi="Calibri" w:cs="Calibri"/>
                 <w:color w:val="555555"/>
                 <w:sz w:val="19"/>
                 <w:szCs w:val="19"/>
               </w:rPr>
-              <w:t xml:space="preserve">JavaScript (ES6+), TypeScript, HTML5, CSS3 / SCSS</w:t>
+              <w:t>JavaScript (ES6+), TypeScript, HTML5, CSS3 / SCSS</w:t>
             </w:r>
           </w:p>
         </w:tc>
       </w:tr>
       <w:tr>
+        <w:tblPrEx>
+          <w:tblCellMar>
+            <w:top w:w="0" w:type="dxa"/>
+            <w:bottom w:w="0" w:type="dxa"/>
+          </w:tblCellMar>
+        </w:tblPrEx>
         <w:tc>
           <w:tcPr>
-            <w:tcW w:type="dxa" w:w="2000"/>
+            <w:tcW w:w="2000" w:type="dxa"/>
             <w:tcBorders>
-              <w:top w:val="none" w:color="FFFFFF" w:sz="0"/>
-              <w:left w:val="none" w:color="FFFFFF" w:sz="0"/>
-              <w:bottom w:val="none" w:color="FFFFFF" w:sz="0"/>
-              <w:right w:val="none" w:color="FFFFFF" w:sz="0"/>
+              <w:top w:val="none" w:sz="0" w:space="0" w:color="FFFFFF"/>
+              <w:left w:val="none" w:sz="0" w:space="0" w:color="FFFFFF"/>
+              <w:bottom w:val="none" w:sz="0" w:space="0" w:color="FFFFFF"/>
+              <w:right w:val="none" w:sz="0" w:space="0" w:color="FFFFFF"/>
             </w:tcBorders>
             <w:tcMar>
-              <w:top w:type="dxa" w:w="40"/>
-              <w:left w:type="dxa" w:w="0"/>
-              <w:bottom w:type="dxa" w:w="40"/>
-              <w:right w:type="dxa" w:w="120"/>
+              <w:top w:w="40" w:type="dxa"/>
+              <w:left w:w="0" w:type="dxa"/>
+              <w:bottom w:w="40" w:type="dxa"/>
+              <w:right w:w="120" w:type="dxa"/>
             </w:tcMar>
           </w:tcPr>
           <w:p>
             <w:r>
               <w:rPr>
-                <w:rFonts w:ascii="Calibri" w:cs="Calibri" w:eastAsia="Calibri" w:hAnsi="Calibri"/>
+                <w:rFonts w:ascii="Calibri" w:eastAsia="Calibri" w:hAnsi="Calibri" w:cs="Calibri"/>
                 <w:b/>
                 <w:bCs/>
                 <w:color w:val="1B3A6B"/>
                 <w:sz w:val="19"/>
                 <w:szCs w:val="19"/>
               </w:rPr>
-              <w:t xml:space="preserve">Frameworks</w:t>
+              <w:t>Frameworks</w:t>
             </w:r>
           </w:p>
         </w:tc>
         <w:tc>
           <w:tcPr>
-            <w:tcW w:type="dxa" w:w="7360"/>
+            <w:tcW w:w="7360" w:type="dxa"/>
             <w:tcBorders>
-              <w:top w:val="none" w:color="FFFFFF" w:sz="0"/>
-              <w:left w:val="none" w:color="FFFFFF" w:sz="0"/>
-              <w:bottom w:val="none" w:color="FFFFFF" w:sz="0"/>
-              <w:right w:val="none" w:color="FFFFFF" w:sz="0"/>
+              <w:top w:val="none" w:sz="0" w:space="0" w:color="FFFFFF"/>
+              <w:left w:val="none" w:sz="0" w:space="0" w:color="FFFFFF"/>
+              <w:bottom w:val="none" w:sz="0" w:space="0" w:color="FFFFFF"/>
+              <w:right w:val="none" w:sz="0" w:space="0" w:color="FFFFFF"/>
             </w:tcBorders>
             <w:tcMar>
-              <w:top w:type="dxa" w:w="40"/>
-              <w:left w:type="dxa" w:w="0"/>
-              <w:bottom w:type="dxa" w:w="40"/>
-              <w:right w:type="dxa" w:w="0"/>
+              <w:top w:w="40" w:type="dxa"/>
+              <w:left w:w="0" w:type="dxa"/>
+              <w:bottom w:w="40" w:type="dxa"/>
+              <w:right w:w="0" w:type="dxa"/>
             </w:tcMar>
           </w:tcPr>
           <w:p>
             <w:r>
               <w:rPr>
-                <w:rFonts w:ascii="Calibri" w:cs="Calibri" w:eastAsia="Calibri" w:hAnsi="Calibri"/>
+                <w:rFonts w:ascii="Calibri" w:eastAsia="Calibri" w:hAnsi="Calibri" w:cs="Calibri"/>
                 <w:color w:val="555555"/>
                 <w:sz w:val="19"/>
                 <w:szCs w:val="19"/>
               </w:rPr>
-              <w:t xml:space="preserve">React, Next.js, Angular (v1–v11), LitElement, Node.js, Express</w:t>
+              <w:t xml:space="preserve">React, Next.js, Angular (v1–v11), </w:t>
+            </w:r>
+            <w:proofErr w:type="spellStart"/>
+            <w:r>
+              <w:rPr>
+                <w:rFonts w:ascii="Calibri" w:eastAsia="Calibri" w:hAnsi="Calibri" w:cs="Calibri"/>
+                <w:color w:val="555555"/>
+                <w:sz w:val="19"/>
+                <w:szCs w:val="19"/>
+              </w:rPr>
+              <w:t>LitElement</w:t>
+            </w:r>
+            <w:proofErr w:type="spellEnd"/>
+            <w:r>
+              <w:rPr>
+                <w:rFonts w:ascii="Calibri" w:eastAsia="Calibri" w:hAnsi="Calibri" w:cs="Calibri"/>
+                <w:color w:val="555555"/>
+                <w:sz w:val="19"/>
+                <w:szCs w:val="19"/>
+              </w:rPr>
+              <w:t>, Node.js, Express</w:t>
             </w:r>
           </w:p>
         </w:tc>
       </w:tr>
       <w:tr>
+        <w:tblPrEx>
+          <w:tblCellMar>
+            <w:top w:w="0" w:type="dxa"/>
+            <w:bottom w:w="0" w:type="dxa"/>
+          </w:tblCellMar>
+        </w:tblPrEx>
         <w:tc>
           <w:tcPr>
-            <w:tcW w:type="dxa" w:w="2000"/>
+            <w:tcW w:w="2000" w:type="dxa"/>
             <w:tcBorders>
-              <w:top w:val="none" w:color="FFFFFF" w:sz="0"/>
-              <w:left w:val="none" w:color="FFFFFF" w:sz="0"/>
-              <w:bottom w:val="none" w:color="FFFFFF" w:sz="0"/>
-              <w:right w:val="none" w:color="FFFFFF" w:sz="0"/>
+              <w:top w:val="none" w:sz="0" w:space="0" w:color="FFFFFF"/>
+              <w:left w:val="none" w:sz="0" w:space="0" w:color="FFFFFF"/>
+              <w:bottom w:val="none" w:sz="0" w:space="0" w:color="FFFFFF"/>
+              <w:right w:val="none" w:sz="0" w:space="0" w:color="FFFFFF"/>
             </w:tcBorders>
             <w:tcMar>
-              <w:top w:type="dxa" w:w="40"/>
-              <w:left w:type="dxa" w:w="0"/>
-              <w:bottom w:type="dxa" w:w="40"/>
-              <w:right w:type="dxa" w:w="120"/>
+              <w:top w:w="40" w:type="dxa"/>
+              <w:left w:w="0" w:type="dxa"/>
+              <w:bottom w:w="40" w:type="dxa"/>
+              <w:right w:w="120" w:type="dxa"/>
             </w:tcMar>
           </w:tcPr>
           <w:p>
             <w:r>
               <w:rPr>
-                <w:rFonts w:ascii="Calibri" w:cs="Calibri" w:eastAsia="Calibri" w:hAnsi="Calibri"/>
+                <w:rFonts w:ascii="Calibri" w:eastAsia="Calibri" w:hAnsi="Calibri" w:cs="Calibri"/>
                 <w:b/>
                 <w:bCs/>
                 <w:color w:val="1B3A6B"/>
                 <w:sz w:val="19"/>
                 <w:szCs w:val="19"/>
               </w:rPr>
-              <w:t xml:space="preserve">MFE / Arch</w:t>
+              <w:t>MFE / Arch</w:t>
             </w:r>
           </w:p>
         </w:tc>
         <w:tc>
           <w:tcPr>
-            <w:tcW w:type="dxa" w:w="7360"/>
+            <w:tcW w:w="7360" w:type="dxa"/>
             <w:tcBorders>
-              <w:top w:val="none" w:color="FFFFFF" w:sz="0"/>
-              <w:left w:val="none" w:color="FFFFFF" w:sz="0"/>
-              <w:bottom w:val="none" w:color="FFFFFF" w:sz="0"/>
-              <w:right w:val="none" w:color="FFFFFF" w:sz="0"/>
+              <w:top w:val="none" w:sz="0" w:space="0" w:color="FFFFFF"/>
+              <w:left w:val="none" w:sz="0" w:space="0" w:color="FFFFFF"/>
+              <w:bottom w:val="none" w:sz="0" w:space="0" w:color="FFFFFF"/>
+              <w:right w:val="none" w:sz="0" w:space="0" w:color="FFFFFF"/>
             </w:tcBorders>
             <w:tcMar>
-              <w:top w:type="dxa" w:w="40"/>
-              <w:left w:type="dxa" w:w="0"/>
-              <w:bottom w:type="dxa" w:w="40"/>
-              <w:right w:type="dxa" w:w="0"/>
+              <w:top w:w="40" w:type="dxa"/>
+              <w:left w:w="0" w:type="dxa"/>
+              <w:bottom w:w="40" w:type="dxa"/>
+              <w:right w:w="0" w:type="dxa"/>
             </w:tcMar>
           </w:tcPr>
           <w:p>
             <w:r>
               <w:rPr>
-                <w:rFonts w:ascii="Calibri" w:cs="Calibri" w:eastAsia="Calibri" w:hAnsi="Calibri"/>
+                <w:rFonts w:ascii="Calibri" w:eastAsia="Calibri" w:hAnsi="Calibri" w:cs="Calibri"/>
                 <w:color w:val="555555"/>
                 <w:sz w:val="19"/>
                 <w:szCs w:val="19"/>
               </w:rPr>
-              <w:t xml:space="preserve">Micro Frontend Architecture, Web Components, Module Federation</w:t>
+              <w:t>Micro Frontend Architecture, Web Components, Module Federation</w:t>
             </w:r>
           </w:p>
         </w:tc>
       </w:tr>
       <w:tr>
+        <w:tblPrEx>
+          <w:tblCellMar>
+            <w:top w:w="0" w:type="dxa"/>
+            <w:bottom w:w="0" w:type="dxa"/>
+          </w:tblCellMar>
+        </w:tblPrEx>
         <w:tc>
           <w:tcPr>
-            <w:tcW w:type="dxa" w:w="2000"/>
+            <w:tcW w:w="2000" w:type="dxa"/>
             <w:tcBorders>
-              <w:top w:val="none" w:color="FFFFFF" w:sz="0"/>
-              <w:left w:val="none" w:color="FFFFFF" w:sz="0"/>
-              <w:bottom w:val="none" w:color="FFFFFF" w:sz="0"/>
-              <w:right w:val="none" w:color="FFFFFF" w:sz="0"/>
+              <w:top w:val="none" w:sz="0" w:space="0" w:color="FFFFFF"/>
+              <w:left w:val="none" w:sz="0" w:space="0" w:color="FFFFFF"/>
+              <w:bottom w:val="none" w:sz="0" w:space="0" w:color="FFFFFF"/>
+              <w:right w:val="none" w:sz="0" w:space="0" w:color="FFFFFF"/>
             </w:tcBorders>
             <w:tcMar>
-              <w:top w:type="dxa" w:w="40"/>
-              <w:left w:type="dxa" w:w="0"/>
-              <w:bottom w:type="dxa" w:w="40"/>
-              <w:right w:type="dxa" w:w="120"/>
+              <w:top w:w="40" w:type="dxa"/>
+              <w:left w:w="0" w:type="dxa"/>
+              <w:bottom w:w="40" w:type="dxa"/>
+              <w:right w:w="120" w:type="dxa"/>
             </w:tcMar>
           </w:tcPr>
           <w:p>
             <w:r>
               <w:rPr>
-                <w:rFonts w:ascii="Calibri" w:cs="Calibri" w:eastAsia="Calibri" w:hAnsi="Calibri"/>
+                <w:rFonts w:ascii="Calibri" w:eastAsia="Calibri" w:hAnsi="Calibri" w:cs="Calibri"/>
                 <w:b/>
                 <w:bCs/>
                 <w:color w:val="1B3A6B"/>
                 <w:sz w:val="19"/>
                 <w:szCs w:val="19"/>
               </w:rPr>
-              <w:t xml:space="preserve">Cloud / DevOps</w:t>
+              <w:t>Cloud / DevOps</w:t>
             </w:r>
           </w:p>
         </w:tc>
         <w:tc>
           <w:tcPr>
-            <w:tcW w:type="dxa" w:w="7360"/>
+            <w:tcW w:w="7360" w:type="dxa"/>
             <w:tcBorders>
-              <w:top w:val="none" w:color="FFFFFF" w:sz="0"/>
-              <w:left w:val="none" w:color="FFFFFF" w:sz="0"/>
-              <w:bottom w:val="none" w:color="FFFFFF" w:sz="0"/>
-              <w:right w:val="none" w:color="FFFFFF" w:sz="0"/>
+              <w:top w:val="none" w:sz="0" w:space="0" w:color="FFFFFF"/>
+              <w:left w:val="none" w:sz="0" w:space="0" w:color="FFFFFF"/>
+              <w:bottom w:val="none" w:sz="0" w:space="0" w:color="FFFFFF"/>
+              <w:right w:val="none" w:sz="0" w:space="0" w:color="FFFFFF"/>
             </w:tcBorders>
             <w:tcMar>
-              <w:top w:type="dxa" w:w="40"/>
-              <w:left w:type="dxa" w:w="0"/>
-              <w:bottom w:type="dxa" w:w="40"/>
-              <w:right w:type="dxa" w:w="0"/>
+              <w:top w:w="40" w:type="dxa"/>
+              <w:left w:w="0" w:type="dxa"/>
+              <w:bottom w:w="40" w:type="dxa"/>
+              <w:right w:w="0" w:type="dxa"/>
             </w:tcMar>
           </w:tcPr>
           <w:p>
             <w:r>
               <w:rPr>
-                <w:rFonts w:ascii="Calibri" w:cs="Calibri" w:eastAsia="Calibri" w:hAnsi="Calibri"/>
+                <w:rFonts w:ascii="Calibri" w:eastAsia="Calibri" w:hAnsi="Calibri" w:cs="Calibri"/>
                 <w:color w:val="555555"/>
                 <w:sz w:val="19"/>
                 <w:szCs w:val="19"/>
               </w:rPr>
-              <w:t xml:space="preserve">AWS (S3, ECS, EC2, CloudFront, Route 53, CodePipeline), Docker, CI/CD</w:t>
+              <w:t xml:space="preserve">AWS (S3, ECS, EC2, CloudFront, Route 53, </w:t>
+            </w:r>
+            <w:proofErr w:type="spellStart"/>
+            <w:r>
+              <w:rPr>
+                <w:rFonts w:ascii="Calibri" w:eastAsia="Calibri" w:hAnsi="Calibri" w:cs="Calibri"/>
+                <w:color w:val="555555"/>
+                <w:sz w:val="19"/>
+                <w:szCs w:val="19"/>
+              </w:rPr>
+              <w:t>CodePipeline</w:t>
+            </w:r>
+            <w:proofErr w:type="spellEnd"/>
+            <w:r>
+              <w:rPr>
+                <w:rFonts w:ascii="Calibri" w:eastAsia="Calibri" w:hAnsi="Calibri" w:cs="Calibri"/>
+                <w:color w:val="555555"/>
+                <w:sz w:val="19"/>
+                <w:szCs w:val="19"/>
+              </w:rPr>
+              <w:t>), Docker, CI/CD</w:t>
             </w:r>
           </w:p>
         </w:tc>
       </w:tr>
       <w:tr>
+        <w:tblPrEx>
+          <w:tblCellMar>
+            <w:top w:w="0" w:type="dxa"/>
+            <w:bottom w:w="0" w:type="dxa"/>
+          </w:tblCellMar>
+        </w:tblPrEx>
         <w:tc>
           <w:tcPr>
-            <w:tcW w:type="dxa" w:w="2000"/>
+            <w:tcW w:w="2000" w:type="dxa"/>
             <w:tcBorders>
-              <w:top w:val="none" w:color="FFFFFF" w:sz="0"/>
-              <w:left w:val="none" w:color="FFFFFF" w:sz="0"/>
-              <w:bottom w:val="none" w:color="FFFFFF" w:sz="0"/>
-              <w:right w:val="none" w:color="FFFFFF" w:sz="0"/>
+              <w:top w:val="none" w:sz="0" w:space="0" w:color="FFFFFF"/>
+              <w:left w:val="none" w:sz="0" w:space="0" w:color="FFFFFF"/>
+              <w:bottom w:val="none" w:sz="0" w:space="0" w:color="FFFFFF"/>
+              <w:right w:val="none" w:sz="0" w:space="0" w:color="FFFFFF"/>
             </w:tcBorders>
             <w:tcMar>
-              <w:top w:type="dxa" w:w="40"/>
-              <w:left w:type="dxa" w:w="0"/>
-              <w:bottom w:type="dxa" w:w="40"/>
-              <w:right w:type="dxa" w:w="120"/>
+              <w:top w:w="40" w:type="dxa"/>
+              <w:left w:w="0" w:type="dxa"/>
+              <w:bottom w:w="40" w:type="dxa"/>
+              <w:right w:w="120" w:type="dxa"/>
             </w:tcMar>
           </w:tcPr>
           <w:p>
             <w:r>
               <w:rPr>
-                <w:rFonts w:ascii="Calibri" w:cs="Calibri" w:eastAsia="Calibri" w:hAnsi="Calibri"/>
+                <w:rFonts w:ascii="Calibri" w:eastAsia="Calibri" w:hAnsi="Calibri" w:cs="Calibri"/>
                 <w:b/>
                 <w:bCs/>
                 <w:color w:val="1B3A6B"/>
                 <w:sz w:val="19"/>
                 <w:szCs w:val="19"/>
               </w:rPr>
-              <w:t xml:space="preserve">Testing</w:t>
+              <w:t>Testing</w:t>
             </w:r>
           </w:p>
         </w:tc>
         <w:tc>
           <w:tcPr>
-            <w:tcW w:type="dxa" w:w="7360"/>
+            <w:tcW w:w="7360" w:type="dxa"/>
             <w:tcBorders>
-              <w:top w:val="none" w:color="FFFFFF" w:sz="0"/>
-              <w:left w:val="none" w:color="FFFFFF" w:sz="0"/>
-              <w:bottom w:val="none" w:color="FFFFFF" w:sz="0"/>
-              <w:right w:val="none" w:color="FFFFFF" w:sz="0"/>
+              <w:top w:val="none" w:sz="0" w:space="0" w:color="FFFFFF"/>
+              <w:left w:val="none" w:sz="0" w:space="0" w:color="FFFFFF"/>
+              <w:bottom w:val="none" w:sz="0" w:space="0" w:color="FFFFFF"/>
+              <w:right w:val="none" w:sz="0" w:space="0" w:color="FFFFFF"/>
             </w:tcBorders>
             <w:tcMar>
-              <w:top w:type="dxa" w:w="40"/>
-              <w:left w:type="dxa" w:w="0"/>
-              <w:bottom w:type="dxa" w:w="40"/>
-              <w:right w:type="dxa" w:w="0"/>
+              <w:top w:w="40" w:type="dxa"/>
+              <w:left w:w="0" w:type="dxa"/>
+              <w:bottom w:w="40" w:type="dxa"/>
+              <w:right w:w="0" w:type="dxa"/>
             </w:tcMar>
           </w:tcPr>
           <w:p>
             <w:r>
               <w:rPr>
-                <w:rFonts w:ascii="Calibri" w:cs="Calibri" w:eastAsia="Calibri" w:hAnsi="Calibri"/>
+                <w:rFonts w:ascii="Calibri" w:eastAsia="Calibri" w:hAnsi="Calibri" w:cs="Calibri"/>
                 <w:color w:val="555555"/>
                 <w:sz w:val="19"/>
                 <w:szCs w:val="19"/>
               </w:rPr>
-              <w:t xml:space="preserve">Jest, Cypress, Jasmine, Protractor</w:t>
+              <w:t>Jest, Cypress, Jasmine, Protractor</w:t>
             </w:r>
           </w:p>
         </w:tc>
       </w:tr>
       <w:tr>
+        <w:tblPrEx>
+          <w:tblCellMar>
+            <w:top w:w="0" w:type="dxa"/>
+            <w:bottom w:w="0" w:type="dxa"/>
+          </w:tblCellMar>
+        </w:tblPrEx>
         <w:tc>
           <w:tcPr>
-            <w:tcW w:type="dxa" w:w="2000"/>
+            <w:tcW w:w="2000" w:type="dxa"/>
             <w:tcBorders>
-              <w:top w:val="none" w:color="FFFFFF" w:sz="0"/>
-              <w:left w:val="none" w:color="FFFFFF" w:sz="0"/>
-              <w:bottom w:val="none" w:color="FFFFFF" w:sz="0"/>
-              <w:right w:val="none" w:color="FFFFFF" w:sz="0"/>
+              <w:top w:val="none" w:sz="0" w:space="0" w:color="FFFFFF"/>
+              <w:left w:val="none" w:sz="0" w:space="0" w:color="FFFFFF"/>
+              <w:bottom w:val="none" w:sz="0" w:space="0" w:color="FFFFFF"/>
+              <w:right w:val="none" w:sz="0" w:space="0" w:color="FFFFFF"/>
             </w:tcBorders>
             <w:tcMar>
-              <w:top w:type="dxa" w:w="40"/>
-              <w:left w:type="dxa" w:w="0"/>
-              <w:bottom w:type="dxa" w:w="40"/>
-              <w:right w:type="dxa" w:w="120"/>
+              <w:top w:w="40" w:type="dxa"/>
+              <w:left w:w="0" w:type="dxa"/>
+              <w:bottom w:w="40" w:type="dxa"/>
+              <w:right w:w="120" w:type="dxa"/>
             </w:tcMar>
           </w:tcPr>
           <w:p>
             <w:r>
               <w:rPr>
-                <w:rFonts w:ascii="Calibri" w:cs="Calibri" w:eastAsia="Calibri" w:hAnsi="Calibri"/>
+                <w:rFonts w:ascii="Calibri" w:eastAsia="Calibri" w:hAnsi="Calibri" w:cs="Calibri"/>
                 <w:b/>
                 <w:bCs/>
                 <w:color w:val="1B3A6B"/>
                 <w:sz w:val="19"/>
                 <w:szCs w:val="19"/>
               </w:rPr>
-              <w:t xml:space="preserve">Practices</w:t>
+              <w:t>Practices</w:t>
             </w:r>
           </w:p>
         </w:tc>
         <w:tc>
           <w:tcPr>
-            <w:tcW w:type="dxa" w:w="7360"/>
+            <w:tcW w:w="7360" w:type="dxa"/>
             <w:tcBorders>
-              <w:top w:val="none" w:color="FFFFFF" w:sz="0"/>
-              <w:left w:val="none" w:color="FFFFFF" w:sz="0"/>
-              <w:bottom w:val="none" w:color="FFFFFF" w:sz="0"/>
-              <w:right w:val="none" w:color="FFFFFF" w:sz="0"/>
+              <w:top w:val="none" w:sz="0" w:space="0" w:color="FFFFFF"/>
+              <w:left w:val="none" w:sz="0" w:space="0" w:color="FFFFFF"/>
+              <w:bottom w:val="none" w:sz="0" w:space="0" w:color="FFFFFF"/>
+              <w:right w:val="none" w:sz="0" w:space="0" w:color="FFFFFF"/>
             </w:tcBorders>
             <w:tcMar>
-              <w:top w:type="dxa" w:w="40"/>
-              <w:left w:type="dxa" w:w="0"/>
-              <w:bottom w:type="dxa" w:w="40"/>
-              <w:right w:type="dxa" w:w="0"/>
+              <w:top w:w="40" w:type="dxa"/>
+              <w:left w:w="0" w:type="dxa"/>
+              <w:bottom w:w="40" w:type="dxa"/>
+              <w:right w:w="0" w:type="dxa"/>
             </w:tcMar>
           </w:tcPr>
           <w:p>
             <w:r>
               <w:rPr>
-                <w:rFonts w:ascii="Calibri" w:cs="Calibri" w:eastAsia="Calibri" w:hAnsi="Calibri"/>
+                <w:rFonts w:ascii="Calibri" w:eastAsia="Calibri" w:hAnsi="Calibri" w:cs="Calibri"/>
                 <w:color w:val="555555"/>
                 <w:sz w:val="19"/>
                 <w:szCs w:val="19"/>
               </w:rPr>
-              <w:t xml:space="preserve">Responsive Design, A11Y / WCAG, TDD, MVC, Code Reviews</w:t>
+              <w:t>Responsive Design, A11Y / WCAG, TDD, MVC, Code Reviews</w:t>
             </w:r>
           </w:p>
         </w:tc>
       </w:tr>
       <w:tr>
+        <w:tblPrEx>
+          <w:tblCellMar>
+            <w:top w:w="0" w:type="dxa"/>
+            <w:bottom w:w="0" w:type="dxa"/>
+          </w:tblCellMar>
+        </w:tblPrEx>
         <w:tc>
           <w:tcPr>
-            <w:tcW w:type="dxa" w:w="2000"/>
+            <w:tcW w:w="2000" w:type="dxa"/>
             <w:tcBorders>
-              <w:top w:val="none" w:color="FFFFFF" w:sz="0"/>
-              <w:left w:val="none" w:color="FFFFFF" w:sz="0"/>
-              <w:bottom w:val="none" w:color="FFFFFF" w:sz="0"/>
-              <w:right w:val="none" w:color="FFFFFF" w:sz="0"/>
+              <w:top w:val="none" w:sz="0" w:space="0" w:color="FFFFFF"/>
+              <w:left w:val="none" w:sz="0" w:space="0" w:color="FFFFFF"/>
+              <w:bottom w:val="none" w:sz="0" w:space="0" w:color="FFFFFF"/>
+              <w:right w:val="none" w:sz="0" w:space="0" w:color="FFFFFF"/>
             </w:tcBorders>
             <w:tcMar>
-              <w:top w:type="dxa" w:w="40"/>
-              <w:left w:type="dxa" w:w="0"/>
-              <w:bottom w:type="dxa" w:w="40"/>
-              <w:right w:type="dxa" w:w="120"/>
+              <w:top w:w="40" w:type="dxa"/>
+              <w:left w:w="0" w:type="dxa"/>
+              <w:bottom w:w="40" w:type="dxa"/>
+              <w:right w:w="120" w:type="dxa"/>
             </w:tcMar>
           </w:tcPr>
           <w:p>
             <w:r>
               <w:rPr>
-                <w:rFonts w:ascii="Calibri" w:cs="Calibri" w:eastAsia="Calibri" w:hAnsi="Calibri"/>
+                <w:rFonts w:ascii="Calibri" w:eastAsia="Calibri" w:hAnsi="Calibri" w:cs="Calibri"/>
                 <w:b/>
                 <w:bCs/>
                 <w:color w:val="1B3A6B"/>
                 <w:sz w:val="19"/>
                 <w:szCs w:val="19"/>
               </w:rPr>
-              <w:t xml:space="preserve">Tooling</w:t>
+              <w:t>Tooling</w:t>
             </w:r>
           </w:p>
         </w:tc>
         <w:tc>
           <w:tcPr>
-            <w:tcW w:type="dxa" w:w="7360"/>
+            <w:tcW w:w="7360" w:type="dxa"/>
             <w:tcBorders>
-              <w:top w:val="none" w:color="FFFFFF" w:sz="0"/>
-              <w:left w:val="none" w:color="FFFFFF" w:sz="0"/>
-              <w:bottom w:val="none" w:color="FFFFFF" w:sz="0"/>
-              <w:right w:val="none" w:color="FFFFFF" w:sz="0"/>
+              <w:top w:val="none" w:sz="0" w:space="0" w:color="FFFFFF"/>
+              <w:left w:val="none" w:sz="0" w:space="0" w:color="FFFFFF"/>
+              <w:bottom w:val="none" w:sz="0" w:space="0" w:color="FFFFFF"/>
+              <w:right w:val="none" w:sz="0" w:space="0" w:color="FFFFFF"/>
             </w:tcBorders>
             <w:tcMar>
-              <w:top w:type="dxa" w:w="40"/>
-              <w:left w:type="dxa" w:w="0"/>
-              <w:bottom w:type="dxa" w:w="40"/>
-              <w:right w:type="dxa" w:w="0"/>
+              <w:top w:w="40" w:type="dxa"/>
+              <w:left w:w="0" w:type="dxa"/>
+              <w:bottom w:w="40" w:type="dxa"/>
+              <w:right w:w="0" w:type="dxa"/>
             </w:tcMar>
           </w:tcPr>
           <w:p>
             <w:r>
               <w:rPr>
-                <w:rFonts w:ascii="Calibri" w:cs="Calibri" w:eastAsia="Calibri" w:hAnsi="Calibri"/>
+                <w:rFonts w:ascii="Calibri" w:eastAsia="Calibri" w:hAnsi="Calibri" w:cs="Calibri"/>
                 <w:color w:val="555555"/>
                 <w:sz w:val="19"/>
                 <w:szCs w:val="19"/>
               </w:rPr>
-              <w:t xml:space="preserve">Git, NPM, Secrets Manager, Cursor IDE, Claude Code</w:t>
+              <w:t>Git, NPM, Secrets Manager, Cursor IDE, Claude Code</w:t>
             </w:r>
           </w:p>
         </w:tc>
@@ -617,13 +765,13 @@
     <w:p>
       <w:pPr>
         <w:pBdr>
-          <w:bottom w:val="single" w:color="D0D8E4" w:sz="6" w:space="2"/>
+          <w:bottom w:val="single" w:sz="6" w:space="2" w:color="D0D8E4"/>
         </w:pBdr>
         <w:spacing w:before="200" w:after="60"/>
       </w:pPr>
       <w:r>
         <w:rPr>
-          <w:rFonts w:ascii="Calibri" w:cs="Calibri" w:eastAsia="Calibri" w:hAnsi="Calibri"/>
+          <w:rFonts w:ascii="Calibri" w:eastAsia="Calibri" w:hAnsi="Calibri" w:cs="Calibri"/>
           <w:b/>
           <w:bCs/>
           <w:color w:val="1B3A6B"/>
@@ -631,7 +779,7 @@
           <w:sz w:val="22"/>
           <w:szCs w:val="22"/>
         </w:rPr>
-        <w:t xml:space="preserve">PROFESSIONAL EXPERIENCE</w:t>
+        <w:t>PROFESSIONAL EXPERIENCE</w:t>
       </w:r>
     </w:p>
     <w:p>
@@ -643,53 +791,80 @@
       </w:pPr>
       <w:r>
         <w:rPr>
-          <w:rFonts w:ascii="Calibri" w:cs="Calibri" w:eastAsia="Calibri" w:hAnsi="Calibri"/>
+          <w:rFonts w:ascii="Calibri" w:eastAsia="Calibri" w:hAnsi="Calibri" w:cs="Calibri"/>
           <w:b/>
           <w:bCs/>
           <w:color w:val="1B3A6B"/>
           <w:sz w:val="22"/>
           <w:szCs w:val="22"/>
         </w:rPr>
-        <w:t xml:space="preserve">Capital One</w:t>
-      </w:r>
-      <w:r>
-        <w:rPr>
-          <w:rFonts w:ascii="Calibri" w:cs="Calibri" w:eastAsia="Calibri" w:hAnsi="Calibri"/>
-          <w:color w:val="888888"/>
-          <w:sz w:val="22"/>
-          <w:szCs w:val="22"/>
-        </w:rPr>
-        <w:t xml:space="preserve">  ·  </w:t>
-      </w:r>
-      <w:r>
-        <w:rPr>
-          <w:rFonts w:ascii="Calibri" w:cs="Calibri" w:eastAsia="Calibri" w:hAnsi="Calibri"/>
-          <w:b w:val="false"/>
-          <w:bCs w:val="false"/>
-          <w:color w:val="555555"/>
-          <w:sz w:val="22"/>
-          <w:szCs w:val="22"/>
-        </w:rPr>
-        <w:t xml:space="preserve">Senior UI Developer, Principal Associate</w:t>
-      </w:r>
-      <w:r>
-        <w:rPr>
-          <w:rFonts w:ascii="Calibri" w:cs="Calibri" w:eastAsia="Calibri" w:hAnsi="Calibri"/>
-          <w:sz w:val="22"/>
-          <w:szCs w:val="22"/>
-        </w:rPr>
-        <w:t xml:space="preserve">	</w:t>
-      </w:r>
-      <w:r>
-        <w:rPr>
-          <w:rFonts w:ascii="Calibri" w:cs="Calibri" w:eastAsia="Calibri" w:hAnsi="Calibri"/>
+        <w:t xml:space="preserve">Capital </w:t>
+      </w:r>
+      <w:proofErr w:type="gramStart"/>
+      <w:r>
+        <w:rPr>
+          <w:rFonts w:ascii="Calibri" w:eastAsia="Calibri" w:hAnsi="Calibri" w:cs="Calibri"/>
+          <w:b/>
+          <w:bCs/>
+          <w:color w:val="1B3A6B"/>
+          <w:sz w:val="22"/>
+          <w:szCs w:val="22"/>
+        </w:rPr>
+        <w:t>One</w:t>
+      </w:r>
+      <w:r>
+        <w:rPr>
+          <w:rFonts w:ascii="Calibri" w:eastAsia="Calibri" w:hAnsi="Calibri" w:cs="Calibri"/>
+          <w:color w:val="888888"/>
+          <w:sz w:val="22"/>
+          <w:szCs w:val="22"/>
+        </w:rPr>
+        <w:t xml:space="preserve">  ·</w:t>
+      </w:r>
+      <w:proofErr w:type="gramEnd"/>
+      <w:r>
+        <w:rPr>
+          <w:rFonts w:ascii="Calibri" w:eastAsia="Calibri" w:hAnsi="Calibri" w:cs="Calibri"/>
+          <w:color w:val="888888"/>
+          <w:sz w:val="22"/>
+          <w:szCs w:val="22"/>
+        </w:rPr>
+        <w:t xml:space="preserve">  </w:t>
+      </w:r>
+      <w:r>
+        <w:rPr>
+          <w:rFonts w:ascii="Calibri" w:eastAsia="Calibri" w:hAnsi="Calibri" w:cs="Calibri"/>
+          <w:color w:val="555555"/>
+          <w:sz w:val="22"/>
+          <w:szCs w:val="22"/>
+        </w:rPr>
+        <w:t>Senior UI Developer, Principal Associate</w:t>
+      </w:r>
+      <w:r>
+        <w:rPr>
+          <w:rFonts w:ascii="Calibri" w:eastAsia="Calibri" w:hAnsi="Calibri" w:cs="Calibri"/>
+          <w:sz w:val="22"/>
+          <w:szCs w:val="22"/>
+        </w:rPr>
+        <w:tab/>
+      </w:r>
+      <w:r>
+        <w:rPr>
+          <w:rFonts w:ascii="Calibri" w:eastAsia="Calibri" w:hAnsi="Calibri" w:cs="Calibri"/>
           <w:i/>
           <w:iCs/>
           <w:color w:val="888888"/>
-          <w:sz w:val="20"/>
-          <w:szCs w:val="20"/>
-        </w:rPr>
-        <w:t xml:space="preserve">Feb 2024 – Present</w:t>
+        </w:rPr>
+        <w:t xml:space="preserve">Feb 2024 – </w:t>
+      </w:r>
+      <w:r>
+        <w:rPr>
+          <w:rFonts w:ascii="Calibri" w:eastAsia="Calibri" w:hAnsi="Calibri" w:cs="Calibri"/>
+          <w:i/>
+          <w:iCs/>
+          <w:color w:val="888888"/>
+        </w:rPr>
+        <w:t>Sep 2026</w:t>
       </w:r>
     </w:p>
     <w:p>
@@ -703,12 +878,10 @@
       </w:pPr>
       <w:r>
         <w:rPr>
-          <w:rFonts w:ascii="Calibri" w:cs="Calibri" w:eastAsia="Calibri" w:hAnsi="Calibri"/>
-          <w:color w:val="555555"/>
-          <w:sz w:val="20"/>
-          <w:szCs w:val="20"/>
-        </w:rPr>
-        <w:t xml:space="preserve">Go-to engineer for MFE rewrites — independently architected and delivered multiple greenfield micro frontend applications, each recognized with internal awards for execution quality and delivery speed.</w:t>
+          <w:rFonts w:ascii="Calibri" w:eastAsia="Calibri" w:hAnsi="Calibri" w:cs="Calibri"/>
+          <w:color w:val="555555"/>
+        </w:rPr>
+        <w:t>Go-to engineer for MFE rewrites — independently architected and delivered multiple greenfield micro frontend applications, each recognized with internal awards for execution quality and delivery speed.</w:t>
       </w:r>
     </w:p>
     <w:p>
@@ -722,12 +895,26 @@
       </w:pPr>
       <w:r>
         <w:rPr>
-          <w:rFonts w:ascii="Calibri" w:cs="Calibri" w:eastAsia="Calibri" w:hAnsi="Calibri"/>
-          <w:color w:val="555555"/>
-          <w:sz w:val="20"/>
-          <w:szCs w:val="20"/>
-        </w:rPr>
-        <w:t xml:space="preserve">Led migration of a legacy Angular application to a modern LitElement-based MFE, introducing modular, reusable component patterns adopted across the team.</w:t>
+          <w:rFonts w:ascii="Calibri" w:eastAsia="Calibri" w:hAnsi="Calibri" w:cs="Calibri"/>
+          <w:color w:val="555555"/>
+        </w:rPr>
+        <w:t xml:space="preserve">Led migration of a legacy Angular application to a modern </w:t>
+      </w:r>
+      <w:proofErr w:type="spellStart"/>
+      <w:r>
+        <w:rPr>
+          <w:rFonts w:ascii="Calibri" w:eastAsia="Calibri" w:hAnsi="Calibri" w:cs="Calibri"/>
+          <w:color w:val="555555"/>
+        </w:rPr>
+        <w:t>LitElement</w:t>
+      </w:r>
+      <w:proofErr w:type="spellEnd"/>
+      <w:r>
+        <w:rPr>
+          <w:rFonts w:ascii="Calibri" w:eastAsia="Calibri" w:hAnsi="Calibri" w:cs="Calibri"/>
+          <w:color w:val="555555"/>
+        </w:rPr>
+        <w:t>-based MFE, introducing modular, reusable component patterns adopted across the team.</w:t>
       </w:r>
     </w:p>
     <w:p>
@@ -741,12 +928,10 @@
       </w:pPr>
       <w:r>
         <w:rPr>
-          <w:rFonts w:ascii="Calibri" w:cs="Calibri" w:eastAsia="Calibri" w:hAnsi="Calibri"/>
-          <w:color w:val="555555"/>
-          <w:sz w:val="20"/>
-          <w:szCs w:val="20"/>
-        </w:rPr>
-        <w:t xml:space="preserve">Refactored core codebases to enforce single-responsibility principles and eliminate algorithmic inefficiencies, improving runtime performance across high-traffic flows.</w:t>
+          <w:rFonts w:ascii="Calibri" w:eastAsia="Calibri" w:hAnsi="Calibri" w:cs="Calibri"/>
+          <w:color w:val="555555"/>
+        </w:rPr>
+        <w:t>Refactored core codebases to enforce single-responsibility principles and eliminate algorithmic inefficiencies, improving runtime performance across high-traffic flows.</w:t>
       </w:r>
     </w:p>
     <w:p>
@@ -760,21 +945,19 @@
       </w:pPr>
       <w:r>
         <w:rPr>
-          <w:rFonts w:ascii="Calibri" w:cs="Calibri" w:eastAsia="Calibri" w:hAnsi="Calibri"/>
-          <w:color w:val="555555"/>
-          <w:sz w:val="20"/>
-          <w:szCs w:val="20"/>
-        </w:rPr>
-        <w:t xml:space="preserve">Expanded E2E test coverage on a high-traffic auto dealership platform, reducing regression risk for critical user journeys.</w:t>
-      </w:r>
-    </w:p>
-    <w:p>
-      <w:pPr>
-        <w:spacing w:before="50" w:after="0"/>
-      </w:pPr>
-      <w:r>
-        <w:rPr>
-          <w:rFonts w:ascii="Calibri" w:cs="Calibri" w:eastAsia="Calibri" w:hAnsi="Calibri"/>
+          <w:rFonts w:ascii="Calibri" w:eastAsia="Calibri" w:hAnsi="Calibri" w:cs="Calibri"/>
+          <w:color w:val="555555"/>
+        </w:rPr>
+        <w:t>Expanded E2E test coverage on a high-traffic auto dealership platform, reducing regression risk for critical user journeys.</w:t>
+      </w:r>
+    </w:p>
+    <w:p>
+      <w:pPr>
+        <w:spacing w:before="50"/>
+      </w:pPr>
+      <w:r>
+        <w:rPr>
+          <w:rFonts w:ascii="Calibri" w:eastAsia="Calibri" w:hAnsi="Calibri" w:cs="Calibri"/>
           <w:b/>
           <w:bCs/>
           <w:i/>
@@ -787,14 +970,38 @@
       </w:r>
       <w:r>
         <w:rPr>
-          <w:rFonts w:ascii="Calibri" w:cs="Calibri" w:eastAsia="Calibri" w:hAnsi="Calibri"/>
+          <w:rFonts w:ascii="Calibri" w:eastAsia="Calibri" w:hAnsi="Calibri" w:cs="Calibri"/>
           <w:i/>
           <w:iCs/>
           <w:color w:val="888888"/>
           <w:sz w:val="19"/>
           <w:szCs w:val="19"/>
         </w:rPr>
-        <w:t xml:space="preserve">React, LitElement, Angular, Jest, Cypress, MFE / Module Federation</w:t>
+        <w:t xml:space="preserve">React, </w:t>
+      </w:r>
+      <w:proofErr w:type="spellStart"/>
+      <w:r>
+        <w:rPr>
+          <w:rFonts w:ascii="Calibri" w:eastAsia="Calibri" w:hAnsi="Calibri" w:cs="Calibri"/>
+          <w:i/>
+          <w:iCs/>
+          <w:color w:val="888888"/>
+          <w:sz w:val="19"/>
+          <w:szCs w:val="19"/>
+        </w:rPr>
+        <w:t>LitElement</w:t>
+      </w:r>
+      <w:proofErr w:type="spellEnd"/>
+      <w:r>
+        <w:rPr>
+          <w:rFonts w:ascii="Calibri" w:eastAsia="Calibri" w:hAnsi="Calibri" w:cs="Calibri"/>
+          <w:i/>
+          <w:iCs/>
+          <w:color w:val="888888"/>
+          <w:sz w:val="19"/>
+          <w:szCs w:val="19"/>
+        </w:rPr>
+        <w:t>, Angular, Jest, Cypress, MFE / Module Federation</w:t>
       </w:r>
     </w:p>
     <w:p>
@@ -804,55 +1011,62 @@
         </w:tabs>
         <w:spacing w:before="160" w:after="30"/>
       </w:pPr>
-      <w:r>
-        <w:rPr>
-          <w:rFonts w:ascii="Calibri" w:cs="Calibri" w:eastAsia="Calibri" w:hAnsi="Calibri"/>
+      <w:proofErr w:type="gramStart"/>
+      <w:r>
+        <w:rPr>
+          <w:rFonts w:ascii="Calibri" w:eastAsia="Calibri" w:hAnsi="Calibri" w:cs="Calibri"/>
           <w:b/>
           <w:bCs/>
           <w:color w:val="1B3A6B"/>
           <w:sz w:val="22"/>
           <w:szCs w:val="22"/>
         </w:rPr>
-        <w:t xml:space="preserve">Vanguard</w:t>
-      </w:r>
-      <w:r>
-        <w:rPr>
-          <w:rFonts w:ascii="Calibri" w:cs="Calibri" w:eastAsia="Calibri" w:hAnsi="Calibri"/>
-          <w:color w:val="888888"/>
-          <w:sz w:val="22"/>
-          <w:szCs w:val="22"/>
-        </w:rPr>
-        <w:t xml:space="preserve">  ·  </w:t>
-      </w:r>
-      <w:r>
-        <w:rPr>
-          <w:rFonts w:ascii="Calibri" w:cs="Calibri" w:eastAsia="Calibri" w:hAnsi="Calibri"/>
-          <w:b w:val="false"/>
-          <w:bCs w:val="false"/>
-          <w:color w:val="555555"/>
-          <w:sz w:val="22"/>
-          <w:szCs w:val="22"/>
-        </w:rPr>
-        <w:t xml:space="preserve">Lead Engineer</w:t>
-      </w:r>
-      <w:r>
-        <w:rPr>
-          <w:rFonts w:ascii="Calibri" w:cs="Calibri" w:eastAsia="Calibri" w:hAnsi="Calibri"/>
-          <w:sz w:val="22"/>
-          <w:szCs w:val="22"/>
-        </w:rPr>
-        <w:t xml:space="preserve">	</w:t>
-      </w:r>
-      <w:r>
-        <w:rPr>
-          <w:rFonts w:ascii="Calibri" w:cs="Calibri" w:eastAsia="Calibri" w:hAnsi="Calibri"/>
+        <w:t>Vanguard</w:t>
+      </w:r>
+      <w:r>
+        <w:rPr>
+          <w:rFonts w:ascii="Calibri" w:eastAsia="Calibri" w:hAnsi="Calibri" w:cs="Calibri"/>
+          <w:color w:val="888888"/>
+          <w:sz w:val="22"/>
+          <w:szCs w:val="22"/>
+        </w:rPr>
+        <w:t xml:space="preserve">  ·</w:t>
+      </w:r>
+      <w:proofErr w:type="gramEnd"/>
+      <w:r>
+        <w:rPr>
+          <w:rFonts w:ascii="Calibri" w:eastAsia="Calibri" w:hAnsi="Calibri" w:cs="Calibri"/>
+          <w:color w:val="888888"/>
+          <w:sz w:val="22"/>
+          <w:szCs w:val="22"/>
+        </w:rPr>
+        <w:t xml:space="preserve">  </w:t>
+      </w:r>
+      <w:r>
+        <w:rPr>
+          <w:rFonts w:ascii="Calibri" w:eastAsia="Calibri" w:hAnsi="Calibri" w:cs="Calibri"/>
+          <w:color w:val="555555"/>
+          <w:sz w:val="22"/>
+          <w:szCs w:val="22"/>
+        </w:rPr>
+        <w:t>Lead Engineer</w:t>
+      </w:r>
+      <w:r>
+        <w:rPr>
+          <w:rFonts w:ascii="Calibri" w:eastAsia="Calibri" w:hAnsi="Calibri" w:cs="Calibri"/>
+          <w:sz w:val="22"/>
+          <w:szCs w:val="22"/>
+        </w:rPr>
+        <w:tab/>
+      </w:r>
+      <w:r>
+        <w:rPr>
+          <w:rFonts w:ascii="Calibri" w:eastAsia="Calibri" w:hAnsi="Calibri" w:cs="Calibri"/>
           <w:i/>
           <w:iCs/>
           <w:color w:val="888888"/>
-          <w:sz w:val="20"/>
-          <w:szCs w:val="20"/>
-        </w:rPr>
-        <w:t xml:space="preserve">Jul 2023 – Feb 2024</w:t>
+        </w:rPr>
+        <w:t>Jul 2023 – Feb 2024</w:t>
       </w:r>
     </w:p>
     <w:p>
@@ -866,12 +1080,10 @@
       </w:pPr>
       <w:r>
         <w:rPr>
-          <w:rFonts w:ascii="Calibri" w:cs="Calibri" w:eastAsia="Calibri" w:hAnsi="Calibri"/>
-          <w:color w:val="555555"/>
-          <w:sz w:val="20"/>
-          <w:szCs w:val="20"/>
-        </w:rPr>
-        <w:t xml:space="preserve">Led a cross-functional team of 6 developers, setting coding standards and mentoring on clean architecture principles.</w:t>
+          <w:rFonts w:ascii="Calibri" w:eastAsia="Calibri" w:hAnsi="Calibri" w:cs="Calibri"/>
+          <w:color w:val="555555"/>
+        </w:rPr>
+        <w:t>Led a cross-functional team of 6 developers, setting coding standards and mentoring on clean architecture principles.</w:t>
       </w:r>
     </w:p>
     <w:p>
@@ -885,12 +1097,10 @@
       </w:pPr>
       <w:r>
         <w:rPr>
-          <w:rFonts w:ascii="Calibri" w:cs="Calibri" w:eastAsia="Calibri" w:hAnsi="Calibri"/>
-          <w:color w:val="555555"/>
-          <w:sz w:val="20"/>
-          <w:szCs w:val="20"/>
-        </w:rPr>
-        <w:t xml:space="preserve">Designed and delivered modular card components within an Angular micro frontend architecture, improving reuse across product surfaces.</w:t>
+          <w:rFonts w:ascii="Calibri" w:eastAsia="Calibri" w:hAnsi="Calibri" w:cs="Calibri"/>
+          <w:color w:val="555555"/>
+        </w:rPr>
+        <w:t>Designed and delivered modular card components within an Angular micro frontend architecture, improving reuse across product surfaces.</w:t>
       </w:r>
     </w:p>
     <w:p>
@@ -904,21 +1114,19 @@
       </w:pPr>
       <w:r>
         <w:rPr>
-          <w:rFonts w:ascii="Calibri" w:cs="Calibri" w:eastAsia="Calibri" w:hAnsi="Calibri"/>
-          <w:color w:val="555555"/>
-          <w:sz w:val="20"/>
-          <w:szCs w:val="20"/>
-        </w:rPr>
-        <w:t xml:space="preserve">Refactored Node.js backend services for significant latency and throughput improvements.</w:t>
-      </w:r>
-    </w:p>
-    <w:p>
-      <w:pPr>
-        <w:spacing w:before="50" w:after="0"/>
-      </w:pPr>
-      <w:r>
-        <w:rPr>
-          <w:rFonts w:ascii="Calibri" w:cs="Calibri" w:eastAsia="Calibri" w:hAnsi="Calibri"/>
+          <w:rFonts w:ascii="Calibri" w:eastAsia="Calibri" w:hAnsi="Calibri" w:cs="Calibri"/>
+          <w:color w:val="555555"/>
+        </w:rPr>
+        <w:t>Refactored Node.js backend services for significant latency and throughput improvements.</w:t>
+      </w:r>
+    </w:p>
+    <w:p>
+      <w:pPr>
+        <w:spacing w:before="50"/>
+      </w:pPr>
+      <w:r>
+        <w:rPr>
+          <w:rFonts w:ascii="Calibri" w:eastAsia="Calibri" w:hAnsi="Calibri" w:cs="Calibri"/>
           <w:b/>
           <w:bCs/>
           <w:i/>
@@ -931,14 +1139,14 @@
       </w:r>
       <w:r>
         <w:rPr>
-          <w:rFonts w:ascii="Calibri" w:cs="Calibri" w:eastAsia="Calibri" w:hAnsi="Calibri"/>
+          <w:rFonts w:ascii="Calibri" w:eastAsia="Calibri" w:hAnsi="Calibri" w:cs="Calibri"/>
           <w:i/>
           <w:iCs/>
           <w:color w:val="888888"/>
           <w:sz w:val="19"/>
           <w:szCs w:val="19"/>
         </w:rPr>
-        <w:t xml:space="preserve">Angular, Node.js, MFE Architecture, TypeScript</w:t>
+        <w:t>Angular, Node.js, MFE Architecture, TypeScript</w:t>
       </w:r>
     </w:p>
     <w:p>
@@ -947,14 +1155,38 @@
       </w:pPr>
       <w:r>
         <w:rPr>
-          <w:rFonts w:ascii="Calibri" w:cs="Calibri" w:eastAsia="Calibri" w:hAnsi="Calibri"/>
+          <w:rFonts w:ascii="Calibri" w:eastAsia="Calibri" w:hAnsi="Calibri" w:cs="Calibri"/>
           <w:i/>
           <w:iCs/>
           <w:color w:val="888888"/>
           <w:sz w:val="19"/>
           <w:szCs w:val="19"/>
         </w:rPr>
-        <w:t xml:space="preserve">CPJ Association Management  ·  Founder &amp; Lead Engineer (concurrent, ongoing)</w:t>
+        <w:t xml:space="preserve">CPJ Association </w:t>
+      </w:r>
+      <w:proofErr w:type="gramStart"/>
+      <w:r>
+        <w:rPr>
+          <w:rFonts w:ascii="Calibri" w:eastAsia="Calibri" w:hAnsi="Calibri" w:cs="Calibri"/>
+          <w:i/>
+          <w:iCs/>
+          <w:color w:val="888888"/>
+          <w:sz w:val="19"/>
+          <w:szCs w:val="19"/>
+        </w:rPr>
+        <w:t>Management  ·</w:t>
+      </w:r>
+      <w:proofErr w:type="gramEnd"/>
+      <w:r>
+        <w:rPr>
+          <w:rFonts w:ascii="Calibri" w:eastAsia="Calibri" w:hAnsi="Calibri" w:cs="Calibri"/>
+          <w:i/>
+          <w:iCs/>
+          <w:color w:val="888888"/>
+          <w:sz w:val="19"/>
+          <w:szCs w:val="19"/>
+        </w:rPr>
+        <w:t xml:space="preserve">  Founder &amp; Lead Engineer (concurrent, ongoing)</w:t>
       </w:r>
     </w:p>
     <w:p>
@@ -964,55 +1196,62 @@
         </w:tabs>
         <w:spacing w:before="160" w:after="30"/>
       </w:pPr>
-      <w:r>
-        <w:rPr>
-          <w:rFonts w:ascii="Calibri" w:cs="Calibri" w:eastAsia="Calibri" w:hAnsi="Calibri"/>
+      <w:proofErr w:type="gramStart"/>
+      <w:r>
+        <w:rPr>
+          <w:rFonts w:ascii="Calibri" w:eastAsia="Calibri" w:hAnsi="Calibri" w:cs="Calibri"/>
           <w:b/>
           <w:bCs/>
           <w:color w:val="1B3A6B"/>
           <w:sz w:val="22"/>
           <w:szCs w:val="22"/>
         </w:rPr>
-        <w:t xml:space="preserve">Upstart</w:t>
-      </w:r>
-      <w:r>
-        <w:rPr>
-          <w:rFonts w:ascii="Calibri" w:cs="Calibri" w:eastAsia="Calibri" w:hAnsi="Calibri"/>
-          <w:color w:val="888888"/>
-          <w:sz w:val="22"/>
-          <w:szCs w:val="22"/>
-        </w:rPr>
-        <w:t xml:space="preserve">  ·  </w:t>
-      </w:r>
-      <w:r>
-        <w:rPr>
-          <w:rFonts w:ascii="Calibri" w:cs="Calibri" w:eastAsia="Calibri" w:hAnsi="Calibri"/>
-          <w:b w:val="false"/>
-          <w:bCs w:val="false"/>
-          <w:color w:val="555555"/>
-          <w:sz w:val="22"/>
-          <w:szCs w:val="22"/>
-        </w:rPr>
-        <w:t xml:space="preserve">Senior Full-Stack Developer</w:t>
-      </w:r>
-      <w:r>
-        <w:rPr>
-          <w:rFonts w:ascii="Calibri" w:cs="Calibri" w:eastAsia="Calibri" w:hAnsi="Calibri"/>
-          <w:sz w:val="22"/>
-          <w:szCs w:val="22"/>
-        </w:rPr>
-        <w:t xml:space="preserve">	</w:t>
-      </w:r>
-      <w:r>
-        <w:rPr>
-          <w:rFonts w:ascii="Calibri" w:cs="Calibri" w:eastAsia="Calibri" w:hAnsi="Calibri"/>
+        <w:t>Upstart</w:t>
+      </w:r>
+      <w:r>
+        <w:rPr>
+          <w:rFonts w:ascii="Calibri" w:eastAsia="Calibri" w:hAnsi="Calibri" w:cs="Calibri"/>
+          <w:color w:val="888888"/>
+          <w:sz w:val="22"/>
+          <w:szCs w:val="22"/>
+        </w:rPr>
+        <w:t xml:space="preserve">  ·</w:t>
+      </w:r>
+      <w:proofErr w:type="gramEnd"/>
+      <w:r>
+        <w:rPr>
+          <w:rFonts w:ascii="Calibri" w:eastAsia="Calibri" w:hAnsi="Calibri" w:cs="Calibri"/>
+          <w:color w:val="888888"/>
+          <w:sz w:val="22"/>
+          <w:szCs w:val="22"/>
+        </w:rPr>
+        <w:t xml:space="preserve">  </w:t>
+      </w:r>
+      <w:r>
+        <w:rPr>
+          <w:rFonts w:ascii="Calibri" w:eastAsia="Calibri" w:hAnsi="Calibri" w:cs="Calibri"/>
+          <w:color w:val="555555"/>
+          <w:sz w:val="22"/>
+          <w:szCs w:val="22"/>
+        </w:rPr>
+        <w:t>Senior Full-Stack Developer</w:t>
+      </w:r>
+      <w:r>
+        <w:rPr>
+          <w:rFonts w:ascii="Calibri" w:eastAsia="Calibri" w:hAnsi="Calibri" w:cs="Calibri"/>
+          <w:sz w:val="22"/>
+          <w:szCs w:val="22"/>
+        </w:rPr>
+        <w:tab/>
+      </w:r>
+      <w:r>
+        <w:rPr>
+          <w:rFonts w:ascii="Calibri" w:eastAsia="Calibri" w:hAnsi="Calibri" w:cs="Calibri"/>
           <w:i/>
           <w:iCs/>
           <w:color w:val="888888"/>
-          <w:sz w:val="20"/>
-          <w:szCs w:val="20"/>
-        </w:rPr>
-        <w:t xml:space="preserve">Oct 2021 – Feb 2023</w:t>
+        </w:rPr>
+        <w:t>Oct 2021 – Feb 2023</w:t>
       </w:r>
     </w:p>
     <w:p>
@@ -1026,12 +1265,10 @@
       </w:pPr>
       <w:r>
         <w:rPr>
-          <w:rFonts w:ascii="Calibri" w:cs="Calibri" w:eastAsia="Calibri" w:hAnsi="Calibri"/>
-          <w:color w:val="555555"/>
-          <w:sz w:val="20"/>
-          <w:szCs w:val="20"/>
-        </w:rPr>
-        <w:t xml:space="preserve">Built key features for Upstart's auto loan origination platform and a CMS managing 50+ client sites.</w:t>
+          <w:rFonts w:ascii="Calibri" w:eastAsia="Calibri" w:hAnsi="Calibri" w:cs="Calibri"/>
+          <w:color w:val="555555"/>
+        </w:rPr>
+        <w:t>Built key features for Upstart's auto loan origination platform and a CMS managing 50+ client sites.</w:t>
       </w:r>
     </w:p>
     <w:p>
@@ -1045,12 +1282,10 @@
       </w:pPr>
       <w:r>
         <w:rPr>
-          <w:rFonts w:ascii="Calibri" w:cs="Calibri" w:eastAsia="Calibri" w:hAnsi="Calibri"/>
-          <w:color w:val="555555"/>
-          <w:sz w:val="20"/>
-          <w:szCs w:val="20"/>
-        </w:rPr>
-        <w:t xml:space="preserve">Led accessibility (A11Y / WCAG) improvements across the platform and engineered a dynamic SCSS recompilation pipeline supporting white-label theming at scale.</w:t>
+          <w:rFonts w:ascii="Calibri" w:eastAsia="Calibri" w:hAnsi="Calibri" w:cs="Calibri"/>
+          <w:color w:val="555555"/>
+        </w:rPr>
+        <w:t>Led accessibility (A11Y / WCAG) improvements across the platform and engineered a dynamic SCSS recompilation pipeline supporting white-label theming at scale.</w:t>
       </w:r>
     </w:p>
     <w:p>
@@ -1064,21 +1299,19 @@
       </w:pPr>
       <w:r>
         <w:rPr>
-          <w:rFonts w:ascii="Calibri" w:cs="Calibri" w:eastAsia="Calibri" w:hAnsi="Calibri"/>
-          <w:color w:val="555555"/>
-          <w:sz w:val="20"/>
-          <w:szCs w:val="20"/>
-        </w:rPr>
-        <w:t xml:space="preserve">Developed trade-in payoff integrations and maintained React Native tablet applications for dealership workflows.</w:t>
-      </w:r>
-    </w:p>
-    <w:p>
-      <w:pPr>
-        <w:spacing w:before="50" w:after="0"/>
-      </w:pPr>
-      <w:r>
-        <w:rPr>
-          <w:rFonts w:ascii="Calibri" w:cs="Calibri" w:eastAsia="Calibri" w:hAnsi="Calibri"/>
+          <w:rFonts w:ascii="Calibri" w:eastAsia="Calibri" w:hAnsi="Calibri" w:cs="Calibri"/>
+          <w:color w:val="555555"/>
+        </w:rPr>
+        <w:t>Developed trade-in payoff integrations and maintained React Native tablet applications for dealership workflows.</w:t>
+      </w:r>
+    </w:p>
+    <w:p>
+      <w:pPr>
+        <w:spacing w:before="50"/>
+      </w:pPr>
+      <w:r>
+        <w:rPr>
+          <w:rFonts w:ascii="Calibri" w:eastAsia="Calibri" w:hAnsi="Calibri" w:cs="Calibri"/>
           <w:b/>
           <w:bCs/>
           <w:i/>
@@ -1091,14 +1324,14 @@
       </w:r>
       <w:r>
         <w:rPr>
-          <w:rFonts w:ascii="Calibri" w:cs="Calibri" w:eastAsia="Calibri" w:hAnsi="Calibri"/>
+          <w:rFonts w:ascii="Calibri" w:eastAsia="Calibri" w:hAnsi="Calibri" w:cs="Calibri"/>
           <w:i/>
           <w:iCs/>
           <w:color w:val="888888"/>
           <w:sz w:val="19"/>
           <w:szCs w:val="19"/>
         </w:rPr>
-        <w:t xml:space="preserve">React, React Native, Node.js, SCSS, Jest</w:t>
+        <w:t>React, React Native, Node.js, SCSS, Jest</w:t>
       </w:r>
     </w:p>
     <w:p>
@@ -1110,53 +1343,72 @@
       </w:pPr>
       <w:r>
         <w:rPr>
-          <w:rFonts w:ascii="Calibri" w:cs="Calibri" w:eastAsia="Calibri" w:hAnsi="Calibri"/>
+          <w:rFonts w:ascii="Calibri" w:eastAsia="Calibri" w:hAnsi="Calibri" w:cs="Calibri"/>
           <w:b/>
           <w:bCs/>
           <w:color w:val="1B3A6B"/>
           <w:sz w:val="22"/>
           <w:szCs w:val="22"/>
         </w:rPr>
-        <w:t xml:space="preserve">Capital One</w:t>
-      </w:r>
-      <w:r>
-        <w:rPr>
-          <w:rFonts w:ascii="Calibri" w:cs="Calibri" w:eastAsia="Calibri" w:hAnsi="Calibri"/>
-          <w:color w:val="888888"/>
-          <w:sz w:val="22"/>
-          <w:szCs w:val="22"/>
-        </w:rPr>
-        <w:t xml:space="preserve">  ·  </w:t>
-      </w:r>
-      <w:r>
-        <w:rPr>
-          <w:rFonts w:ascii="Calibri" w:cs="Calibri" w:eastAsia="Calibri" w:hAnsi="Calibri"/>
-          <w:b w:val="false"/>
-          <w:bCs w:val="false"/>
-          <w:color w:val="555555"/>
-          <w:sz w:val="22"/>
-          <w:szCs w:val="22"/>
-        </w:rPr>
-        <w:t xml:space="preserve">Senior UI Developer, Principal Associate</w:t>
-      </w:r>
-      <w:r>
-        <w:rPr>
-          <w:rFonts w:ascii="Calibri" w:cs="Calibri" w:eastAsia="Calibri" w:hAnsi="Calibri"/>
-          <w:sz w:val="22"/>
-          <w:szCs w:val="22"/>
-        </w:rPr>
-        <w:t xml:space="preserve">	</w:t>
-      </w:r>
-      <w:r>
-        <w:rPr>
-          <w:rFonts w:ascii="Calibri" w:cs="Calibri" w:eastAsia="Calibri" w:hAnsi="Calibri"/>
+        <w:lastRenderedPageBreak/>
+        <w:t xml:space="preserve">Capital </w:t>
+      </w:r>
+      <w:proofErr w:type="gramStart"/>
+      <w:r>
+        <w:rPr>
+          <w:rFonts w:ascii="Calibri" w:eastAsia="Calibri" w:hAnsi="Calibri" w:cs="Calibri"/>
+          <w:b/>
+          <w:bCs/>
+          <w:color w:val="1B3A6B"/>
+          <w:sz w:val="22"/>
+          <w:szCs w:val="22"/>
+        </w:rPr>
+        <w:t>One</w:t>
+      </w:r>
+      <w:r>
+        <w:rPr>
+          <w:rFonts w:ascii="Calibri" w:eastAsia="Calibri" w:hAnsi="Calibri" w:cs="Calibri"/>
+          <w:color w:val="888888"/>
+          <w:sz w:val="22"/>
+          <w:szCs w:val="22"/>
+        </w:rPr>
+        <w:t xml:space="preserve">  ·</w:t>
+      </w:r>
+      <w:proofErr w:type="gramEnd"/>
+      <w:r>
+        <w:rPr>
+          <w:rFonts w:ascii="Calibri" w:eastAsia="Calibri" w:hAnsi="Calibri" w:cs="Calibri"/>
+          <w:color w:val="888888"/>
+          <w:sz w:val="22"/>
+          <w:szCs w:val="22"/>
+        </w:rPr>
+        <w:t xml:space="preserve">  </w:t>
+      </w:r>
+      <w:r>
+        <w:rPr>
+          <w:rFonts w:ascii="Calibri" w:eastAsia="Calibri" w:hAnsi="Calibri" w:cs="Calibri"/>
+          <w:color w:val="555555"/>
+          <w:sz w:val="22"/>
+          <w:szCs w:val="22"/>
+        </w:rPr>
+        <w:t>Senior UI Developer, Principal Associate</w:t>
+      </w:r>
+      <w:r>
+        <w:rPr>
+          <w:rFonts w:ascii="Calibri" w:eastAsia="Calibri" w:hAnsi="Calibri" w:cs="Calibri"/>
+          <w:sz w:val="22"/>
+          <w:szCs w:val="22"/>
+        </w:rPr>
+        <w:tab/>
+      </w:r>
+      <w:r>
+        <w:rPr>
+          <w:rFonts w:ascii="Calibri" w:eastAsia="Calibri" w:hAnsi="Calibri" w:cs="Calibri"/>
           <w:i/>
           <w:iCs/>
           <w:color w:val="888888"/>
-          <w:sz w:val="20"/>
-          <w:szCs w:val="20"/>
-        </w:rPr>
-        <w:t xml:space="preserve">Mar 2020 – Oct 2021</w:t>
+        </w:rPr>
+        <w:t>Mar 2020 – Oct 2021</w:t>
       </w:r>
     </w:p>
     <w:p>
@@ -1170,12 +1422,10 @@
       </w:pPr>
       <w:r>
         <w:rPr>
-          <w:rFonts w:ascii="Calibri" w:cs="Calibri" w:eastAsia="Calibri" w:hAnsi="Calibri"/>
-          <w:color w:val="555555"/>
-          <w:sz w:val="20"/>
-          <w:szCs w:val="20"/>
-        </w:rPr>
-        <w:t xml:space="preserve">Served as UI Lead on the prequalified calculator project, leveraging micro frontends and web components to deliver a modular, high-performance experience.</w:t>
+          <w:rFonts w:ascii="Calibri" w:eastAsia="Calibri" w:hAnsi="Calibri" w:cs="Calibri"/>
+          <w:color w:val="555555"/>
+        </w:rPr>
+        <w:t>Served as UI Lead on the prequalified calculator project, leveraging micro frontends and web components to deliver a modular, high-performance experience.</w:t>
       </w:r>
     </w:p>
     <w:p>
@@ -1189,21 +1439,19 @@
       </w:pPr>
       <w:r>
         <w:rPr>
-          <w:rFonts w:ascii="Calibri" w:cs="Calibri" w:eastAsia="Calibri" w:hAnsi="Calibri"/>
-          <w:color w:val="555555"/>
-          <w:sz w:val="20"/>
-          <w:szCs w:val="20"/>
-        </w:rPr>
-        <w:t xml:space="preserve">Drove Angular v7–v10 migration across multiple applications, improving performance, maintainability, and accessibility.</w:t>
-      </w:r>
-    </w:p>
-    <w:p>
-      <w:pPr>
-        <w:spacing w:before="50" w:after="0"/>
-      </w:pPr>
-      <w:r>
-        <w:rPr>
-          <w:rFonts w:ascii="Calibri" w:cs="Calibri" w:eastAsia="Calibri" w:hAnsi="Calibri"/>
+          <w:rFonts w:ascii="Calibri" w:eastAsia="Calibri" w:hAnsi="Calibri" w:cs="Calibri"/>
+          <w:color w:val="555555"/>
+        </w:rPr>
+        <w:t>Drove Angular v7–v10 migration across multiple applications, improving performance, maintainability, and accessibility.</w:t>
+      </w:r>
+    </w:p>
+    <w:p>
+      <w:pPr>
+        <w:spacing w:before="50"/>
+      </w:pPr>
+      <w:r>
+        <w:rPr>
+          <w:rFonts w:ascii="Calibri" w:eastAsia="Calibri" w:hAnsi="Calibri" w:cs="Calibri"/>
           <w:b/>
           <w:bCs/>
           <w:i/>
@@ -1216,14 +1464,38 @@
       </w:r>
       <w:r>
         <w:rPr>
-          <w:rFonts w:ascii="Calibri" w:cs="Calibri" w:eastAsia="Calibri" w:hAnsi="Calibri"/>
+          <w:rFonts w:ascii="Calibri" w:eastAsia="Calibri" w:hAnsi="Calibri" w:cs="Calibri"/>
           <w:i/>
           <w:iCs/>
           <w:color w:val="888888"/>
           <w:sz w:val="19"/>
           <w:szCs w:val="19"/>
         </w:rPr>
-        <w:t xml:space="preserve">Angular 7–11, LitElement, Web Components, Jest</w:t>
+        <w:t xml:space="preserve">Angular 7–11, </w:t>
+      </w:r>
+      <w:proofErr w:type="spellStart"/>
+      <w:r>
+        <w:rPr>
+          <w:rFonts w:ascii="Calibri" w:eastAsia="Calibri" w:hAnsi="Calibri" w:cs="Calibri"/>
+          <w:i/>
+          <w:iCs/>
+          <w:color w:val="888888"/>
+          <w:sz w:val="19"/>
+          <w:szCs w:val="19"/>
+        </w:rPr>
+        <w:t>LitElement</w:t>
+      </w:r>
+      <w:proofErr w:type="spellEnd"/>
+      <w:r>
+        <w:rPr>
+          <w:rFonts w:ascii="Calibri" w:eastAsia="Calibri" w:hAnsi="Calibri" w:cs="Calibri"/>
+          <w:i/>
+          <w:iCs/>
+          <w:color w:val="888888"/>
+          <w:sz w:val="19"/>
+          <w:szCs w:val="19"/>
+        </w:rPr>
+        <w:t>, Web Components, Jest</w:t>
       </w:r>
     </w:p>
     <w:p>
@@ -1235,53 +1507,91 @@
       </w:pPr>
       <w:r>
         <w:rPr>
-          <w:rFonts w:ascii="Calibri" w:cs="Calibri" w:eastAsia="Calibri" w:hAnsi="Calibri"/>
+          <w:rFonts w:ascii="Calibri" w:eastAsia="Calibri" w:hAnsi="Calibri" w:cs="Calibri"/>
           <w:b/>
           <w:bCs/>
           <w:color w:val="1B3A6B"/>
           <w:sz w:val="22"/>
           <w:szCs w:val="22"/>
         </w:rPr>
-        <w:t xml:space="preserve">Dell Technologies</w:t>
-      </w:r>
-      <w:r>
-        <w:rPr>
-          <w:rFonts w:ascii="Calibri" w:cs="Calibri" w:eastAsia="Calibri" w:hAnsi="Calibri"/>
-          <w:color w:val="888888"/>
-          <w:sz w:val="22"/>
-          <w:szCs w:val="22"/>
-        </w:rPr>
-        <w:t xml:space="preserve">  ·  </w:t>
-      </w:r>
-      <w:r>
-        <w:rPr>
-          <w:rFonts w:ascii="Calibri" w:cs="Calibri" w:eastAsia="Calibri" w:hAnsi="Calibri"/>
-          <w:b w:val="false"/>
-          <w:bCs w:val="false"/>
-          <w:color w:val="555555"/>
-          <w:sz w:val="22"/>
-          <w:szCs w:val="22"/>
-        </w:rPr>
-        <w:t xml:space="preserve">Senior UI Developer  (Contract)</w:t>
-      </w:r>
-      <w:r>
-        <w:rPr>
-          <w:rFonts w:ascii="Calibri" w:cs="Calibri" w:eastAsia="Calibri" w:hAnsi="Calibri"/>
-          <w:sz w:val="22"/>
-          <w:szCs w:val="22"/>
-        </w:rPr>
-        <w:t xml:space="preserve">	</w:t>
-      </w:r>
-      <w:r>
-        <w:rPr>
-          <w:rFonts w:ascii="Calibri" w:cs="Calibri" w:eastAsia="Calibri" w:hAnsi="Calibri"/>
+        <w:t xml:space="preserve">Dell </w:t>
+      </w:r>
+      <w:proofErr w:type="gramStart"/>
+      <w:r>
+        <w:rPr>
+          <w:rFonts w:ascii="Calibri" w:eastAsia="Calibri" w:hAnsi="Calibri" w:cs="Calibri"/>
+          <w:b/>
+          <w:bCs/>
+          <w:color w:val="1B3A6B"/>
+          <w:sz w:val="22"/>
+          <w:szCs w:val="22"/>
+        </w:rPr>
+        <w:t>Technologies</w:t>
+      </w:r>
+      <w:r>
+        <w:rPr>
+          <w:rFonts w:ascii="Calibri" w:eastAsia="Calibri" w:hAnsi="Calibri" w:cs="Calibri"/>
+          <w:color w:val="888888"/>
+          <w:sz w:val="22"/>
+          <w:szCs w:val="22"/>
+        </w:rPr>
+        <w:t xml:space="preserve">  ·</w:t>
+      </w:r>
+      <w:proofErr w:type="gramEnd"/>
+      <w:r>
+        <w:rPr>
+          <w:rFonts w:ascii="Calibri" w:eastAsia="Calibri" w:hAnsi="Calibri" w:cs="Calibri"/>
+          <w:color w:val="888888"/>
+          <w:sz w:val="22"/>
+          <w:szCs w:val="22"/>
+        </w:rPr>
+        <w:t xml:space="preserve">  </w:t>
+      </w:r>
+      <w:r>
+        <w:rPr>
+          <w:rFonts w:ascii="Calibri" w:eastAsia="Calibri" w:hAnsi="Calibri" w:cs="Calibri"/>
+          <w:color w:val="555555"/>
+          <w:sz w:val="22"/>
+          <w:szCs w:val="22"/>
+        </w:rPr>
+        <w:t xml:space="preserve">Senior UI </w:t>
+      </w:r>
+      <w:proofErr w:type="gramStart"/>
+      <w:r>
+        <w:rPr>
+          <w:rFonts w:ascii="Calibri" w:eastAsia="Calibri" w:hAnsi="Calibri" w:cs="Calibri"/>
+          <w:color w:val="555555"/>
+          <w:sz w:val="22"/>
+          <w:szCs w:val="22"/>
+        </w:rPr>
+        <w:t>Developer  (</w:t>
+      </w:r>
+      <w:proofErr w:type="gramEnd"/>
+      <w:r>
+        <w:rPr>
+          <w:rFonts w:ascii="Calibri" w:eastAsia="Calibri" w:hAnsi="Calibri" w:cs="Calibri"/>
+          <w:color w:val="555555"/>
+          <w:sz w:val="22"/>
+          <w:szCs w:val="22"/>
+        </w:rPr>
+        <w:t>Contract)</w:t>
+      </w:r>
+      <w:r>
+        <w:rPr>
+          <w:rFonts w:ascii="Calibri" w:eastAsia="Calibri" w:hAnsi="Calibri" w:cs="Calibri"/>
+          <w:sz w:val="22"/>
+          <w:szCs w:val="22"/>
+        </w:rPr>
+        <w:tab/>
+      </w:r>
+      <w:r>
+        <w:rPr>
+          <w:rFonts w:ascii="Calibri" w:eastAsia="Calibri" w:hAnsi="Calibri" w:cs="Calibri"/>
           <w:i/>
           <w:iCs/>
           <w:color w:val="888888"/>
-          <w:sz w:val="20"/>
-          <w:szCs w:val="20"/>
-        </w:rPr>
-        <w:t xml:space="preserve">Mar 2018 – Feb 2020</w:t>
+        </w:rPr>
+        <w:t>Mar 2018 – Feb 2020</w:t>
       </w:r>
     </w:p>
     <w:p>
@@ -1295,12 +1605,10 @@
       </w:pPr>
       <w:r>
         <w:rPr>
-          <w:rFonts w:ascii="Calibri" w:cs="Calibri" w:eastAsia="Calibri" w:hAnsi="Calibri"/>
-          <w:color w:val="555555"/>
-          <w:sz w:val="20"/>
-          <w:szCs w:val="20"/>
-        </w:rPr>
-        <w:t xml:space="preserve">Refactored Dell.com product detail page (PDP) and checkout components to support new product configuration requirements at enterprise scale.</w:t>
+          <w:rFonts w:ascii="Calibri" w:eastAsia="Calibri" w:hAnsi="Calibri" w:cs="Calibri"/>
+          <w:color w:val="555555"/>
+        </w:rPr>
+        <w:t>Refactored Dell.com product detail page (PDP) and checkout components to support new product configuration requirements at enterprise scale.</w:t>
       </w:r>
     </w:p>
     <w:p>
@@ -1314,21 +1622,19 @@
       </w:pPr>
       <w:r>
         <w:rPr>
-          <w:rFonts w:ascii="Calibri" w:cs="Calibri" w:eastAsia="Calibri" w:hAnsi="Calibri"/>
-          <w:color w:val="555555"/>
-          <w:sz w:val="20"/>
-          <w:szCs w:val="20"/>
-        </w:rPr>
-        <w:t xml:space="preserve">Built custom Angular directives for address validation and enhancement across checkout flows.</w:t>
-      </w:r>
-    </w:p>
-    <w:p>
-      <w:pPr>
-        <w:spacing w:before="50" w:after="0"/>
-      </w:pPr>
-      <w:r>
-        <w:rPr>
-          <w:rFonts w:ascii="Calibri" w:cs="Calibri" w:eastAsia="Calibri" w:hAnsi="Calibri"/>
+          <w:rFonts w:ascii="Calibri" w:eastAsia="Calibri" w:hAnsi="Calibri" w:cs="Calibri"/>
+          <w:color w:val="555555"/>
+        </w:rPr>
+        <w:t>Built custom Angular directives for address validation and enhancement across checkout flows.</w:t>
+      </w:r>
+    </w:p>
+    <w:p>
+      <w:pPr>
+        <w:spacing w:before="50"/>
+      </w:pPr>
+      <w:r>
+        <w:rPr>
+          <w:rFonts w:ascii="Calibri" w:eastAsia="Calibri" w:hAnsi="Calibri" w:cs="Calibri"/>
           <w:b/>
           <w:bCs/>
           <w:i/>
@@ -1341,14 +1647,14 @@
       </w:r>
       <w:r>
         <w:rPr>
-          <w:rFonts w:ascii="Calibri" w:cs="Calibri" w:eastAsia="Calibri" w:hAnsi="Calibri"/>
+          <w:rFonts w:ascii="Calibri" w:eastAsia="Calibri" w:hAnsi="Calibri" w:cs="Calibri"/>
           <w:i/>
           <w:iCs/>
           <w:color w:val="888888"/>
           <w:sz w:val="19"/>
           <w:szCs w:val="19"/>
         </w:rPr>
-        <w:t xml:space="preserve">Angular 1.5 &amp; 5, Jasmine</w:t>
+        <w:t>Angular 1.5 &amp; 5, Jasmine</w:t>
       </w:r>
     </w:p>
     <w:p>
@@ -1360,53 +1666,91 @@
       </w:pPr>
       <w:r>
         <w:rPr>
-          <w:rFonts w:ascii="Calibri" w:cs="Calibri" w:eastAsia="Calibri" w:hAnsi="Calibri"/>
+          <w:rFonts w:ascii="Calibri" w:eastAsia="Calibri" w:hAnsi="Calibri" w:cs="Calibri"/>
           <w:b/>
           <w:bCs/>
           <w:color w:val="1B3A6B"/>
           <w:sz w:val="22"/>
           <w:szCs w:val="22"/>
         </w:rPr>
-        <w:t xml:space="preserve">Disney Parks and Resorts</w:t>
-      </w:r>
-      <w:r>
-        <w:rPr>
-          <w:rFonts w:ascii="Calibri" w:cs="Calibri" w:eastAsia="Calibri" w:hAnsi="Calibri"/>
-          <w:color w:val="888888"/>
-          <w:sz w:val="22"/>
-          <w:szCs w:val="22"/>
-        </w:rPr>
-        <w:t xml:space="preserve">  ·  </w:t>
-      </w:r>
-      <w:r>
-        <w:rPr>
-          <w:rFonts w:ascii="Calibri" w:cs="Calibri" w:eastAsia="Calibri" w:hAnsi="Calibri"/>
-          <w:b w:val="false"/>
-          <w:bCs w:val="false"/>
-          <w:color w:val="555555"/>
-          <w:sz w:val="22"/>
-          <w:szCs w:val="22"/>
-        </w:rPr>
-        <w:t xml:space="preserve">Senior UI Developer  (Contract)</w:t>
-      </w:r>
-      <w:r>
-        <w:rPr>
-          <w:rFonts w:ascii="Calibri" w:cs="Calibri" w:eastAsia="Calibri" w:hAnsi="Calibri"/>
-          <w:sz w:val="22"/>
-          <w:szCs w:val="22"/>
-        </w:rPr>
-        <w:t xml:space="preserve">	</w:t>
-      </w:r>
-      <w:r>
-        <w:rPr>
-          <w:rFonts w:ascii="Calibri" w:cs="Calibri" w:eastAsia="Calibri" w:hAnsi="Calibri"/>
+        <w:t xml:space="preserve">Disney Parks and </w:t>
+      </w:r>
+      <w:proofErr w:type="gramStart"/>
+      <w:r>
+        <w:rPr>
+          <w:rFonts w:ascii="Calibri" w:eastAsia="Calibri" w:hAnsi="Calibri" w:cs="Calibri"/>
+          <w:b/>
+          <w:bCs/>
+          <w:color w:val="1B3A6B"/>
+          <w:sz w:val="22"/>
+          <w:szCs w:val="22"/>
+        </w:rPr>
+        <w:t>Resorts</w:t>
+      </w:r>
+      <w:r>
+        <w:rPr>
+          <w:rFonts w:ascii="Calibri" w:eastAsia="Calibri" w:hAnsi="Calibri" w:cs="Calibri"/>
+          <w:color w:val="888888"/>
+          <w:sz w:val="22"/>
+          <w:szCs w:val="22"/>
+        </w:rPr>
+        <w:t xml:space="preserve">  ·</w:t>
+      </w:r>
+      <w:proofErr w:type="gramEnd"/>
+      <w:r>
+        <w:rPr>
+          <w:rFonts w:ascii="Calibri" w:eastAsia="Calibri" w:hAnsi="Calibri" w:cs="Calibri"/>
+          <w:color w:val="888888"/>
+          <w:sz w:val="22"/>
+          <w:szCs w:val="22"/>
+        </w:rPr>
+        <w:t xml:space="preserve">  </w:t>
+      </w:r>
+      <w:r>
+        <w:rPr>
+          <w:rFonts w:ascii="Calibri" w:eastAsia="Calibri" w:hAnsi="Calibri" w:cs="Calibri"/>
+          <w:color w:val="555555"/>
+          <w:sz w:val="22"/>
+          <w:szCs w:val="22"/>
+        </w:rPr>
+        <w:t xml:space="preserve">Senior UI </w:t>
+      </w:r>
+      <w:proofErr w:type="gramStart"/>
+      <w:r>
+        <w:rPr>
+          <w:rFonts w:ascii="Calibri" w:eastAsia="Calibri" w:hAnsi="Calibri" w:cs="Calibri"/>
+          <w:color w:val="555555"/>
+          <w:sz w:val="22"/>
+          <w:szCs w:val="22"/>
+        </w:rPr>
+        <w:t>Developer  (</w:t>
+      </w:r>
+      <w:proofErr w:type="gramEnd"/>
+      <w:r>
+        <w:rPr>
+          <w:rFonts w:ascii="Calibri" w:eastAsia="Calibri" w:hAnsi="Calibri" w:cs="Calibri"/>
+          <w:color w:val="555555"/>
+          <w:sz w:val="22"/>
+          <w:szCs w:val="22"/>
+        </w:rPr>
+        <w:t>Contract)</w:t>
+      </w:r>
+      <w:r>
+        <w:rPr>
+          <w:rFonts w:ascii="Calibri" w:eastAsia="Calibri" w:hAnsi="Calibri" w:cs="Calibri"/>
+          <w:sz w:val="22"/>
+          <w:szCs w:val="22"/>
+        </w:rPr>
+        <w:tab/>
+      </w:r>
+      <w:r>
+        <w:rPr>
+          <w:rFonts w:ascii="Calibri" w:eastAsia="Calibri" w:hAnsi="Calibri" w:cs="Calibri"/>
           <w:i/>
           <w:iCs/>
           <w:color w:val="888888"/>
-          <w:sz w:val="20"/>
-          <w:szCs w:val="20"/>
-        </w:rPr>
-        <w:t xml:space="preserve">Aug 2016 – Mar 2018</w:t>
+        </w:rPr>
+        <w:t>Aug 2016 – Mar 2018</w:t>
       </w:r>
     </w:p>
     <w:p>
@@ -1420,21 +1764,19 @@
       </w:pPr>
       <w:r>
         <w:rPr>
-          <w:rFonts w:ascii="Calibri" w:cs="Calibri" w:eastAsia="Calibri" w:hAnsi="Calibri"/>
-          <w:color w:val="555555"/>
-          <w:sz w:val="20"/>
-          <w:szCs w:val="20"/>
-        </w:rPr>
-        <w:t xml:space="preserve">Built a custom date range picker and refactored core SPA templates for Disney's parks booking platform.</w:t>
-      </w:r>
-    </w:p>
-    <w:p>
-      <w:pPr>
-        <w:spacing w:before="50" w:after="0"/>
-      </w:pPr>
-      <w:r>
-        <w:rPr>
-          <w:rFonts w:ascii="Calibri" w:cs="Calibri" w:eastAsia="Calibri" w:hAnsi="Calibri"/>
+          <w:rFonts w:ascii="Calibri" w:eastAsia="Calibri" w:hAnsi="Calibri" w:cs="Calibri"/>
+          <w:color w:val="555555"/>
+        </w:rPr>
+        <w:t>Built a custom date range picker and refactored core SPA templates for Disney's parks booking platform.</w:t>
+      </w:r>
+    </w:p>
+    <w:p>
+      <w:pPr>
+        <w:spacing w:before="50"/>
+      </w:pPr>
+      <w:r>
+        <w:rPr>
+          <w:rFonts w:ascii="Calibri" w:eastAsia="Calibri" w:hAnsi="Calibri" w:cs="Calibri"/>
           <w:b/>
           <w:bCs/>
           <w:i/>
@@ -1447,26 +1789,26 @@
       </w:r>
       <w:r>
         <w:rPr>
-          <w:rFonts w:ascii="Calibri" w:cs="Calibri" w:eastAsia="Calibri" w:hAnsi="Calibri"/>
+          <w:rFonts w:ascii="Calibri" w:eastAsia="Calibri" w:hAnsi="Calibri" w:cs="Calibri"/>
           <w:i/>
           <w:iCs/>
           <w:color w:val="888888"/>
           <w:sz w:val="19"/>
           <w:szCs w:val="19"/>
         </w:rPr>
-        <w:t xml:space="preserve">Angular 1.5, Jasmine, Grunt</w:t>
+        <w:t>Angular 1.5, Jasmine, Grunt</w:t>
       </w:r>
     </w:p>
     <w:p>
       <w:pPr>
         <w:pBdr>
-          <w:bottom w:val="single" w:color="D0D8E4" w:sz="6" w:space="2"/>
+          <w:bottom w:val="single" w:sz="6" w:space="2" w:color="D0D8E4"/>
         </w:pBdr>
         <w:spacing w:before="200" w:after="60"/>
       </w:pPr>
       <w:r>
         <w:rPr>
-          <w:rFonts w:ascii="Calibri" w:cs="Calibri" w:eastAsia="Calibri" w:hAnsi="Calibri"/>
+          <w:rFonts w:ascii="Calibri" w:eastAsia="Calibri" w:hAnsi="Calibri" w:cs="Calibri"/>
           <w:b/>
           <w:bCs/>
           <w:color w:val="1B3A6B"/>
@@ -1474,7 +1816,7 @@
           <w:sz w:val="22"/>
           <w:szCs w:val="22"/>
         </w:rPr>
-        <w:t xml:space="preserve">ENTREPRENEURIAL VENTURE</w:t>
+        <w:t>ENTREPRENEURIAL VENTURE</w:t>
       </w:r>
     </w:p>
     <w:p>
@@ -1483,34 +1825,74 @@
       </w:pPr>
       <w:r>
         <w:rPr>
-          <w:rFonts w:ascii="Calibri" w:cs="Calibri" w:eastAsia="Calibri" w:hAnsi="Calibri"/>
+          <w:rFonts w:ascii="Calibri" w:eastAsia="Calibri" w:hAnsi="Calibri" w:cs="Calibri"/>
           <w:b/>
           <w:bCs/>
           <w:color w:val="1B3A6B"/>
           <w:sz w:val="22"/>
           <w:szCs w:val="22"/>
         </w:rPr>
-        <w:t xml:space="preserve">CPJ Association Management</w:t>
-      </w:r>
-      <w:r>
-        <w:rPr>
-          <w:rFonts w:ascii="Calibri" w:cs="Calibri" w:eastAsia="Calibri" w:hAnsi="Calibri"/>
-          <w:color w:val="555555"/>
-          <w:sz w:val="22"/>
-          <w:szCs w:val="22"/>
-        </w:rPr>
-        <w:t xml:space="preserve">  ·  Founder &amp; Lead Engineer  ·  </w:t>
-      </w:r>
-      <w:r>
-        <w:rPr>
-          <w:rFonts w:ascii="Calibri" w:cs="Calibri" w:eastAsia="Calibri" w:hAnsi="Calibri"/>
+        <w:t xml:space="preserve">CPJ Association </w:t>
+      </w:r>
+      <w:proofErr w:type="gramStart"/>
+      <w:r>
+        <w:rPr>
+          <w:rFonts w:ascii="Calibri" w:eastAsia="Calibri" w:hAnsi="Calibri" w:cs="Calibri"/>
+          <w:b/>
+          <w:bCs/>
+          <w:color w:val="1B3A6B"/>
+          <w:sz w:val="22"/>
+          <w:szCs w:val="22"/>
+        </w:rPr>
+        <w:t>Management</w:t>
+      </w:r>
+      <w:r>
+        <w:rPr>
+          <w:rFonts w:ascii="Calibri" w:eastAsia="Calibri" w:hAnsi="Calibri" w:cs="Calibri"/>
+          <w:color w:val="555555"/>
+          <w:sz w:val="22"/>
+          <w:szCs w:val="22"/>
+        </w:rPr>
+        <w:t xml:space="preserve">  ·</w:t>
+      </w:r>
+      <w:proofErr w:type="gramEnd"/>
+      <w:r>
+        <w:rPr>
+          <w:rFonts w:ascii="Calibri" w:eastAsia="Calibri" w:hAnsi="Calibri" w:cs="Calibri"/>
+          <w:color w:val="555555"/>
+          <w:sz w:val="22"/>
+          <w:szCs w:val="22"/>
+        </w:rPr>
+        <w:t xml:space="preserve">  Founder &amp; Lead </w:t>
+      </w:r>
+      <w:proofErr w:type="gramStart"/>
+      <w:r>
+        <w:rPr>
+          <w:rFonts w:ascii="Calibri" w:eastAsia="Calibri" w:hAnsi="Calibri" w:cs="Calibri"/>
+          <w:color w:val="555555"/>
+          <w:sz w:val="22"/>
+          <w:szCs w:val="22"/>
+        </w:rPr>
+        <w:t>Engineer  ·</w:t>
+      </w:r>
+      <w:proofErr w:type="gramEnd"/>
+      <w:r>
+        <w:rPr>
+          <w:rFonts w:ascii="Calibri" w:eastAsia="Calibri" w:hAnsi="Calibri" w:cs="Calibri"/>
+          <w:color w:val="555555"/>
+          <w:sz w:val="22"/>
+          <w:szCs w:val="22"/>
+        </w:rPr>
+        <w:t xml:space="preserve">  </w:t>
+      </w:r>
+      <w:r>
+        <w:rPr>
+          <w:rFonts w:ascii="Calibri" w:eastAsia="Calibri" w:hAnsi="Calibri" w:cs="Calibri"/>
           <w:i/>
           <w:iCs/>
           <w:color w:val="888888"/>
-          <w:sz w:val="20"/>
-          <w:szCs w:val="20"/>
-        </w:rPr>
-        <w:t xml:space="preserve">2018 – Present</w:t>
+        </w:rPr>
+        <w:t>2018 – Present</w:t>
       </w:r>
     </w:p>
     <w:p>
@@ -1524,12 +1906,10 @@
       </w:pPr>
       <w:r>
         <w:rPr>
-          <w:rFonts w:ascii="Calibri" w:cs="Calibri" w:eastAsia="Calibri" w:hAnsi="Calibri"/>
-          <w:color w:val="555555"/>
-          <w:sz w:val="20"/>
-          <w:szCs w:val="20"/>
-        </w:rPr>
-        <w:t xml:space="preserve">Founded and architected a production SaaS platform serving 100+ association clients with tools for online awards programs, event management, and Parade of Homes tours.</w:t>
+          <w:rFonts w:ascii="Calibri" w:eastAsia="Calibri" w:hAnsi="Calibri" w:cs="Calibri"/>
+          <w:color w:val="555555"/>
+        </w:rPr>
+        <w:t>Founded and architected a production SaaS platform serving 100+ association clients with tools for online awards programs, event management, and Parade of Homes tours.</w:t>
       </w:r>
     </w:p>
     <w:p>
@@ -1543,12 +1923,10 @@
       </w:pPr>
       <w:r>
         <w:rPr>
-          <w:rFonts w:ascii="Calibri" w:cs="Calibri" w:eastAsia="Calibri" w:hAnsi="Calibri"/>
-          <w:color w:val="555555"/>
-          <w:sz w:val="20"/>
-          <w:szCs w:val="20"/>
-        </w:rPr>
-        <w:t xml:space="preserve">Built a full-stack application using React, Next.js, and Node.js/Express with role-based auth, RESTful APIs, and a multi-tenant CMS.</w:t>
+          <w:rFonts w:ascii="Calibri" w:eastAsia="Calibri" w:hAnsi="Calibri" w:cs="Calibri"/>
+          <w:color w:val="555555"/>
+        </w:rPr>
+        <w:t>Built a full-stack application using React, Next.js, and Node.js/Express with role-based auth, RESTful APIs, and a multi-tenant CMS.</w:t>
       </w:r>
     </w:p>
     <w:p>
@@ -1562,21 +1940,51 @@
       </w:pPr>
       <w:r>
         <w:rPr>
-          <w:rFonts w:ascii="Calibri" w:cs="Calibri" w:eastAsia="Calibri" w:hAnsi="Calibri"/>
-          <w:color w:val="555555"/>
-          <w:sz w:val="20"/>
-          <w:szCs w:val="20"/>
-        </w:rPr>
-        <w:t xml:space="preserve">Designed and operates AWS cloud infrastructure (S3, ECS, EC2, CloudFront, Route 53, CodePipeline) with CI/CD pipelines for zero-downtime deployments.</w:t>
-      </w:r>
-    </w:p>
-    <w:p>
-      <w:pPr>
-        <w:spacing w:before="50" w:after="0"/>
-      </w:pPr>
-      <w:r>
-        <w:rPr>
-          <w:rFonts w:ascii="Calibri" w:cs="Calibri" w:eastAsia="Calibri" w:hAnsi="Calibri"/>
+          <w:rFonts w:ascii="Calibri" w:eastAsia="Calibri" w:hAnsi="Calibri" w:cs="Calibri"/>
+          <w:color w:val="555555"/>
+        </w:rPr>
+        <w:t xml:space="preserve">Designed and </w:t>
+      </w:r>
+      <w:proofErr w:type="gramStart"/>
+      <w:r>
+        <w:rPr>
+          <w:rFonts w:ascii="Calibri" w:eastAsia="Calibri" w:hAnsi="Calibri" w:cs="Calibri"/>
+          <w:color w:val="555555"/>
+        </w:rPr>
+        <w:t>operates</w:t>
+      </w:r>
+      <w:proofErr w:type="gramEnd"/>
+      <w:r>
+        <w:rPr>
+          <w:rFonts w:ascii="Calibri" w:eastAsia="Calibri" w:hAnsi="Calibri" w:cs="Calibri"/>
+          <w:color w:val="555555"/>
+        </w:rPr>
+        <w:t xml:space="preserve"> AWS cloud infrastructure (S3, ECS, EC2, CloudFront, Route 53, </w:t>
+      </w:r>
+      <w:proofErr w:type="spellStart"/>
+      <w:r>
+        <w:rPr>
+          <w:rFonts w:ascii="Calibri" w:eastAsia="Calibri" w:hAnsi="Calibri" w:cs="Calibri"/>
+          <w:color w:val="555555"/>
+        </w:rPr>
+        <w:t>CodePipeline</w:t>
+      </w:r>
+      <w:proofErr w:type="spellEnd"/>
+      <w:r>
+        <w:rPr>
+          <w:rFonts w:ascii="Calibri" w:eastAsia="Calibri" w:hAnsi="Calibri" w:cs="Calibri"/>
+          <w:color w:val="555555"/>
+        </w:rPr>
+        <w:t>) with CI/CD pipelines for zero-downtime deployments.</w:t>
+      </w:r>
+    </w:p>
+    <w:p>
+      <w:pPr>
+        <w:spacing w:before="50"/>
+      </w:pPr>
+      <w:r>
+        <w:rPr>
+          <w:rFonts w:ascii="Calibri" w:eastAsia="Calibri" w:hAnsi="Calibri" w:cs="Calibri"/>
           <w:b/>
           <w:bCs/>
           <w:i/>
@@ -1589,26 +1997,26 @@
       </w:r>
       <w:r>
         <w:rPr>
-          <w:rFonts w:ascii="Calibri" w:cs="Calibri" w:eastAsia="Calibri" w:hAnsi="Calibri"/>
+          <w:rFonts w:ascii="Calibri" w:eastAsia="Calibri" w:hAnsi="Calibri" w:cs="Calibri"/>
           <w:i/>
           <w:iCs/>
           <w:color w:val="888888"/>
           <w:sz w:val="19"/>
           <w:szCs w:val="19"/>
         </w:rPr>
-        <w:t xml:space="preserve">React, Next.js, Node.js, Express, MySQL, AWS, CI/CD</w:t>
+        <w:t>React, Next.js, Node.js, Express, MySQL, AWS, CI/CD</w:t>
       </w:r>
     </w:p>
     <w:p>
       <w:pPr>
         <w:pBdr>
-          <w:bottom w:val="single" w:color="D0D8E4" w:sz="6" w:space="2"/>
+          <w:bottom w:val="single" w:sz="6" w:space="2" w:color="D0D8E4"/>
         </w:pBdr>
         <w:spacing w:before="200" w:after="60"/>
       </w:pPr>
       <w:r>
         <w:rPr>
-          <w:rFonts w:ascii="Calibri" w:cs="Calibri" w:eastAsia="Calibri" w:hAnsi="Calibri"/>
+          <w:rFonts w:ascii="Calibri" w:eastAsia="Calibri" w:hAnsi="Calibri" w:cs="Calibri"/>
           <w:b/>
           <w:bCs/>
           <w:color w:val="1B3A6B"/>
@@ -1616,7 +2024,7 @@
           <w:sz w:val="22"/>
           <w:szCs w:val="22"/>
         </w:rPr>
-        <w:t xml:space="preserve">EDUCATION</w:t>
+        <w:t>EDUCATION</w:t>
       </w:r>
     </w:p>
     <w:p>
@@ -1628,42 +2036,43 @@
       </w:pPr>
       <w:r>
         <w:rPr>
-          <w:rFonts w:ascii="Calibri" w:cs="Calibri" w:eastAsia="Calibri" w:hAnsi="Calibri"/>
+          <w:rFonts w:ascii="Calibri" w:eastAsia="Calibri" w:hAnsi="Calibri" w:cs="Calibri"/>
           <w:b/>
           <w:bCs/>
           <w:color w:val="555555"/>
-          <w:sz w:val="20"/>
-          <w:szCs w:val="20"/>
-        </w:rPr>
-        <w:t xml:space="preserve">Bachelor of Science</w:t>
-      </w:r>
-      <w:r>
-        <w:rPr>
-          <w:rFonts w:ascii="Calibri" w:cs="Calibri" w:eastAsia="Calibri" w:hAnsi="Calibri"/>
-          <w:color w:val="555555"/>
-          <w:sz w:val="20"/>
-          <w:szCs w:val="20"/>
-        </w:rPr>
-        <w:t xml:space="preserve">  ·  Texas A&amp;M Commerce</w:t>
-      </w:r>
-      <w:r>
-        <w:rPr>
-          <w:rFonts w:ascii="Calibri" w:cs="Calibri" w:eastAsia="Calibri" w:hAnsi="Calibri"/>
-          <w:sz w:val="20"/>
-          <w:szCs w:val="20"/>
-        </w:rPr>
-        <w:t xml:space="preserve">	</w:t>
-      </w:r>
-      <w:r>
-        <w:rPr>
-          <w:rFonts w:ascii="Calibri" w:cs="Calibri" w:eastAsia="Calibri" w:hAnsi="Calibri"/>
-          <w:i/>
-          <w:iCs/>
-          <w:color w:val="888888"/>
-          <w:sz w:val="19"/>
-          <w:szCs w:val="19"/>
-        </w:rPr>
-        <w:t xml:space="preserve">Dec 2006</w:t>
+        </w:rPr>
+        <w:t xml:space="preserve">Bachelor of </w:t>
+      </w:r>
+      <w:proofErr w:type="gramStart"/>
+      <w:r>
+        <w:rPr>
+          <w:rFonts w:ascii="Calibri" w:eastAsia="Calibri" w:hAnsi="Calibri" w:cs="Calibri"/>
+          <w:b/>
+          <w:bCs/>
+          <w:color w:val="555555"/>
+        </w:rPr>
+        <w:t>Science</w:t>
+      </w:r>
+      <w:r>
+        <w:rPr>
+          <w:rFonts w:ascii="Calibri" w:eastAsia="Calibri" w:hAnsi="Calibri" w:cs="Calibri"/>
+          <w:color w:val="555555"/>
+        </w:rPr>
+        <w:t xml:space="preserve">  ·</w:t>
+      </w:r>
+      <w:proofErr w:type="gramEnd"/>
+      <w:r>
+        <w:rPr>
+          <w:rFonts w:ascii="Calibri" w:eastAsia="Calibri" w:hAnsi="Calibri" w:cs="Calibri"/>
+          <w:color w:val="555555"/>
+        </w:rPr>
+        <w:t xml:space="preserve">  Texas A&amp;M Commerce</w:t>
+      </w:r>
+      <w:r>
+        <w:rPr>
+          <w:rFonts w:ascii="Calibri" w:eastAsia="Calibri" w:hAnsi="Calibri" w:cs="Calibri"/>
+        </w:rPr>
+        <w:tab/>
       </w:r>
     </w:p>
     <w:p>
@@ -1671,188 +2080,66 @@
         <w:tabs>
           <w:tab w:val="right" w:pos="9360"/>
         </w:tabs>
-        <w:spacing w:before="30" w:after="0"/>
-      </w:pPr>
-      <w:r>
-        <w:rPr>
-          <w:rFonts w:ascii="Calibri" w:cs="Calibri" w:eastAsia="Calibri" w:hAnsi="Calibri"/>
+        <w:spacing w:before="30"/>
+      </w:pPr>
+      <w:r>
+        <w:rPr>
+          <w:rFonts w:ascii="Calibri" w:eastAsia="Calibri" w:hAnsi="Calibri" w:cs="Calibri"/>
           <w:b/>
           <w:bCs/>
           <w:color w:val="555555"/>
-          <w:sz w:val="20"/>
-          <w:szCs w:val="20"/>
-        </w:rPr>
-        <w:t xml:space="preserve">Associate of Arts</w:t>
-      </w:r>
-      <w:r>
-        <w:rPr>
-          <w:rFonts w:ascii="Calibri" w:cs="Calibri" w:eastAsia="Calibri" w:hAnsi="Calibri"/>
-          <w:color w:val="555555"/>
-          <w:sz w:val="20"/>
-          <w:szCs w:val="20"/>
-        </w:rPr>
-        <w:t xml:space="preserve">  ·  Richland College</w:t>
-      </w:r>
-      <w:r>
-        <w:rPr>
-          <w:rFonts w:ascii="Calibri" w:cs="Calibri" w:eastAsia="Calibri" w:hAnsi="Calibri"/>
-          <w:sz w:val="20"/>
-          <w:szCs w:val="20"/>
-        </w:rPr>
-        <w:t xml:space="preserve">	</w:t>
-      </w:r>
-      <w:r>
-        <w:rPr>
-          <w:rFonts w:ascii="Calibri" w:cs="Calibri" w:eastAsia="Calibri" w:hAnsi="Calibri"/>
-          <w:i/>
-          <w:iCs/>
-          <w:color w:val="888888"/>
-          <w:sz w:val="19"/>
-          <w:szCs w:val="19"/>
-        </w:rPr>
-        <w:t xml:space="preserve">Dec 2004</w:t>
+        </w:rPr>
+        <w:t xml:space="preserve">Associate of </w:t>
+      </w:r>
+      <w:proofErr w:type="gramStart"/>
+      <w:r>
+        <w:rPr>
+          <w:rFonts w:ascii="Calibri" w:eastAsia="Calibri" w:hAnsi="Calibri" w:cs="Calibri"/>
+          <w:b/>
+          <w:bCs/>
+          <w:color w:val="555555"/>
+        </w:rPr>
+        <w:t>Arts</w:t>
+      </w:r>
+      <w:r>
+        <w:rPr>
+          <w:rFonts w:ascii="Calibri" w:eastAsia="Calibri" w:hAnsi="Calibri" w:cs="Calibri"/>
+          <w:color w:val="555555"/>
+        </w:rPr>
+        <w:t xml:space="preserve">  ·</w:t>
+      </w:r>
+      <w:proofErr w:type="gramEnd"/>
+      <w:r>
+        <w:rPr>
+          <w:rFonts w:ascii="Calibri" w:eastAsia="Calibri" w:hAnsi="Calibri" w:cs="Calibri"/>
+          <w:color w:val="555555"/>
+        </w:rPr>
+        <w:t xml:space="preserve">  Richland College</w:t>
+      </w:r>
+      <w:r>
+        <w:rPr>
+          <w:rFonts w:ascii="Calibri" w:eastAsia="Calibri" w:hAnsi="Calibri" w:cs="Calibri"/>
+        </w:rPr>
+        <w:tab/>
       </w:r>
     </w:p>
     <w:sectPr>
-      <w:pgSz w:w="12240" w:h="15840" w:orient="portrait"/>
+      <w:pgSz w:w="12240" w:h="15840"/>
       <w:pgMar w:top="864" w:right="1008" w:bottom="864" w:left="1008" w:header="708" w:footer="708" w:gutter="0"/>
-      <w:pgNumType/>
+      <w:cols w:space="720"/>
       <w:docGrid w:linePitch="360"/>
     </w:sectPr>
   </w:body>
 </w:document>
 </file>
 
-<file path=word/comments.xml><?xml version="1.0" encoding="utf-8"?>
-<w:comments xmlns:cx="http://schemas.microsoft.com/office/drawing/2014/chartex" xmlns:cx1="http://schemas.microsoft.com/office/drawing/2015/9/8/chartex" xmlns:cx2="http://schemas.microsoft.com/office/drawing/2015/10/21/chartex" xmlns:cx3="http://schemas.microsoft.com/office/drawing/2016/5/9/chartex" xmlns:cx4="http://schemas.microsoft.com/office/drawing/2016/5/10/chartex" xmlns:cx5="http://schemas.microsoft.com/office/drawing/2016/5/11/chartex" xmlns:cx6="http://schemas.microsoft.com/office/drawing/2016/5/12/chartex" xmlns:cx7="http://schemas.microsoft.com/office/drawing/2016/5/13/chartex" xmlns:cx8="http://schemas.microsoft.com/office/drawing/2016/5/14/chartex" xmlns:mc="http://schemas.openxmlformats.org/markup-compatibility/2006" xmlns:aink="http://schemas.microsoft.com/office/drawing/2016/ink" xmlns:am3d="http://schemas.microsoft.com/office/drawing/2017/model3d" xmlns:o="urn:schemas-microsoft-com:office:office" xmlns:r="http://schemas.openxmlformats.org/officeDocument/2006/relationships" xmlns:m="http://schemas.openxmlformats.org/officeDocument/2006/math" xmlns:v="urn:schemas-microsoft-com:vml" xmlns:wp14="http://schemas.microsoft.com/office/word/2010/wordprocessingDrawing" xmlns:wp="http://schemas.openxmlformats.org/drawingml/2006/wordprocessingDrawing" xmlns:w10="urn:schemas-microsoft-com:office:word" xmlns:w="http://schemas.openxmlformats.org/wordprocessingml/2006/main" xmlns:w14="http://schemas.microsoft.com/office/word/2010/wordml" xmlns:w15="http://schemas.microsoft.com/office/word/2012/wordml" xmlns:w16cex="http://schemas.microsoft.com/office/word/2018/wordml/cex" xmlns:w16cid="http://schemas.microsoft.com/office/word/2016/wordml/cid" xmlns:w16="http://schemas.microsoft.com/office/word/2018/wordml" xmlns:w16sdtdh="http://schemas.microsoft.com/office/word/2020/wordml/sdtdatahash" xmlns:w16se="http://schemas.microsoft.com/office/word/2015/wordml/symex" xmlns:wpg="http://schemas.microsoft.com/office/word/2010/wordprocessingGroup" xmlns:wpi="http://schemas.microsoft.com/office/word/2010/wordprocessingInk" xmlns:wne="http://schemas.microsoft.com/office/word/2006/wordml" xmlns:wps="http://schemas.microsoft.com/office/word/2010/wordprocessingShape"/>
-</file>
-
-<file path=word/footnotes.xml><?xml version="1.0" encoding="utf-8"?>
-<w:footnotes xmlns:wpc="http://schemas.microsoft.com/office/word/2010/wordprocessingCanvas" xmlns:mc="http://schemas.openxmlformats.org/markup-compatibility/2006" xmlns:o="urn:schemas-microsoft-com:office:office" xmlns:r="http://schemas.openxmlformats.org/officeDocument/2006/relationships" xmlns:m="http://schemas.openxmlformats.org/officeDocument/2006/math" xmlns:v="urn:schemas-microsoft-com:vml" xmlns:wp14="http://schemas.microsoft.com/office/word/2010/wordprocessingDrawing" xmlns:wp="http://schemas.openxmlformats.org/drawingml/2006/wordprocessingDrawing" xmlns:w10="urn:schemas-microsoft-com:office:word" xmlns:w="http://schemas.openxmlformats.org/wordprocessingml/2006/main" xmlns:w14="http://schemas.microsoft.com/office/word/2010/wordml" xmlns:w15="http://schemas.microsoft.com/office/word/2012/wordml" xmlns:wpg="http://schemas.microsoft.com/office/word/2010/wordprocessingGroup" xmlns:wpi="http://schemas.microsoft.com/office/word/2010/wordprocessingInk" xmlns:wne="http://schemas.microsoft.com/office/word/2006/wordml" xmlns:wps="http://schemas.microsoft.com/office/word/2010/wordprocessingShape" mc:Ignorable="w14 w15 wp14">
-  <w:footnote w:type="separator" w:id="-1">
-    <w:p>
-      <w:pPr>
-        <w:spacing w:after="0" w:line="240" w:lineRule="auto"/>
-      </w:pPr>
-      <w:r>
-        <w:rPr>
-          <w:rStyle w:val="FootnoteReference"/>
-        </w:rPr>
-        <w:footnoteRef/>
-      </w:r>
-      <w:r>
-        <w:separator/>
-      </w:r>
-    </w:p>
-  </w:footnote>
-  <w:footnote w:type="continuationSeparator" w:id="0">
-    <w:p>
-      <w:pPr>
-        <w:spacing w:after="0" w:line="240" w:lineRule="auto"/>
-      </w:pPr>
-      <w:r>
-        <w:rPr>
-          <w:rStyle w:val="FootnoteReference"/>
-        </w:rPr>
-        <w:footnoteRef/>
-      </w:r>
-      <w:r>
-        <w:continuationSeparator/>
-      </w:r>
-    </w:p>
-  </w:footnote>
-</w:footnotes>
-</file>
-
 <file path=word/numbering.xml><?xml version="1.0" encoding="utf-8"?>
-<w:numbering xmlns:wpc="http://schemas.microsoft.com/office/word/2010/wordprocessingCanvas" xmlns:mc="http://schemas.openxmlformats.org/markup-compatibility/2006" xmlns:o="urn:schemas-microsoft-com:office:office" xmlns:r="http://schemas.openxmlformats.org/officeDocument/2006/relationships" xmlns:m="http://schemas.openxmlformats.org/officeDocument/2006/math" xmlns:v="urn:schemas-microsoft-com:vml" xmlns:wp14="http://schemas.microsoft.com/office/word/2010/wordprocessingDrawing" xmlns:wp="http://schemas.openxmlformats.org/drawingml/2006/wordprocessingDrawing" xmlns:w10="urn:schemas-microsoft-com:office:word" xmlns:w="http://schemas.openxmlformats.org/wordprocessingml/2006/main" xmlns:w14="http://schemas.microsoft.com/office/word/2010/wordml" xmlns:w15="http://schemas.microsoft.com/office/word/2012/wordml" xmlns:wpg="http://schemas.microsoft.com/office/word/2010/wordprocessingGroup" xmlns:wpi="http://schemas.microsoft.com/office/word/2010/wordprocessingInk" xmlns:wne="http://schemas.microsoft.com/office/word/2006/wordml" xmlns:wps="http://schemas.microsoft.com/office/word/2010/wordprocessingShape" mc:Ignorable="w14 w15 wp14">
-  <w:abstractNum w:abstractNumId="1" w15:restartNumberingAfterBreak="0">
+<w:numbering xmlns:wpc="http://schemas.microsoft.com/office/word/2010/wordprocessingCanvas" xmlns:cx="http://schemas.microsoft.com/office/drawing/2014/chartex" xmlns:cx1="http://schemas.microsoft.com/office/drawing/2015/9/8/chartex" xmlns:cx2="http://schemas.microsoft.com/office/drawing/2015/10/21/chartex" xmlns:cx3="http://schemas.microsoft.com/office/drawing/2016/5/9/chartex" xmlns:cx4="http://schemas.microsoft.com/office/drawing/2016/5/10/chartex" xmlns:cx5="http://schemas.microsoft.com/office/drawing/2016/5/11/chartex" xmlns:cx6="http://schemas.microsoft.com/office/drawing/2016/5/12/chartex" xmlns:cx7="http://schemas.microsoft.com/office/drawing/2016/5/13/chartex" xmlns:cx8="http://schemas.microsoft.com/office/drawing/2016/5/14/chartex" xmlns:mc="http://schemas.openxmlformats.org/markup-compatibility/2006" xmlns:aink="http://schemas.microsoft.com/office/drawing/2016/ink" xmlns:am3d="http://schemas.microsoft.com/office/drawing/2017/model3d" xmlns:o="urn:schemas-microsoft-com:office:office" xmlns:oel="http://schemas.microsoft.com/office/2019/extlst" xmlns:r="http://schemas.openxmlformats.org/officeDocument/2006/relationships" xmlns:m="http://schemas.openxmlformats.org/officeDocument/2006/math" xmlns:v="urn:schemas-microsoft-com:vml" xmlns:wp14="http://schemas.microsoft.com/office/word/2010/wordprocessingDrawing" xmlns:wp="http://schemas.openxmlformats.org/drawingml/2006/wordprocessingDrawing" xmlns:w10="urn:schemas-microsoft-com:office:word" xmlns:w="http://schemas.openxmlformats.org/wordprocessingml/2006/main" xmlns:w14="http://schemas.microsoft.com/office/word/2010/wordml" xmlns:w15="http://schemas.microsoft.com/office/word/2012/wordml" xmlns:w16cex="http://schemas.microsoft.com/office/word/2018/wordml/cex" xmlns:w16cid="http://schemas.microsoft.com/office/word/2016/wordml/cid" xmlns:w16="http://schemas.microsoft.com/office/word/2018/wordml" xmlns:w16du="http://schemas.microsoft.com/office/word/2023/wordml/word16du" xmlns:w16sdtdh="http://schemas.microsoft.com/office/word/2020/wordml/sdtdatahash" xmlns:w16sdtfl="http://schemas.microsoft.com/office/word/2024/wordml/sdtformatlock" xmlns:w16se="http://schemas.microsoft.com/office/word/2015/wordml/symex" xmlns:wpg="http://schemas.microsoft.com/office/word/2010/wordprocessingGroup" xmlns:wpi="http://schemas.microsoft.com/office/word/2010/wordprocessingInk" xmlns:wne="http://schemas.microsoft.com/office/word/2006/wordml" xmlns:wps="http://schemas.microsoft.com/office/word/2010/wordprocessingShape" mc:Ignorable="w14 w15 w16se w16cid w16 w16cex w16sdtdh w16sdtfl w16du wp14">
+  <w:abstractNum w:abstractNumId="0" w15:restartNumberingAfterBreak="0">
+    <w:nsid w:val="37A0297D"/>
     <w:multiLevelType w:val="hybridMultilevel"/>
-    <w:lvl w:ilvl="0" w15:tentative="1">
-      <w:start w:val="1"/>
-      <w:numFmt w:val="bullet"/>
-      <w:lvlText w:val="●"/>
-      <w:lvlJc w:val="left"/>
-      <w:pPr>
-        <w:ind w:left="720" w:hanging="360"/>
-      </w:pPr>
-    </w:lvl>
-    <w:lvl w:ilvl="1" w15:tentative="1">
-      <w:start w:val="1"/>
-      <w:numFmt w:val="bullet"/>
-      <w:lvlText w:val="○"/>
-      <w:lvlJc w:val="left"/>
-      <w:pPr>
-        <w:ind w:left="1440" w:hanging="360"/>
-      </w:pPr>
-    </w:lvl>
-    <w:lvl w:ilvl="2" w15:tentative="1">
-      <w:start w:val="1"/>
-      <w:numFmt w:val="bullet"/>
-      <w:lvlText w:val="■"/>
-      <w:lvlJc w:val="left"/>
-      <w:pPr>
-        <w:ind w:left="2160" w:hanging="360"/>
-      </w:pPr>
-    </w:lvl>
-    <w:lvl w:ilvl="3" w15:tentative="1">
-      <w:start w:val="1"/>
-      <w:numFmt w:val="bullet"/>
-      <w:lvlText w:val="●"/>
-      <w:lvlJc w:val="left"/>
-      <w:pPr>
-        <w:ind w:left="2880" w:hanging="360"/>
-      </w:pPr>
-    </w:lvl>
-    <w:lvl w:ilvl="4" w15:tentative="1">
-      <w:start w:val="1"/>
-      <w:numFmt w:val="bullet"/>
-      <w:lvlText w:val="○"/>
-      <w:lvlJc w:val="left"/>
-      <w:pPr>
-        <w:ind w:left="3600" w:hanging="360"/>
-      </w:pPr>
-    </w:lvl>
-    <w:lvl w:ilvl="5" w15:tentative="1">
-      <w:start w:val="1"/>
-      <w:numFmt w:val="bullet"/>
-      <w:lvlText w:val="■"/>
-      <w:lvlJc w:val="left"/>
-      <w:pPr>
-        <w:ind w:left="4320" w:hanging="360"/>
-      </w:pPr>
-    </w:lvl>
-    <w:lvl w:ilvl="6" w15:tentative="1">
-      <w:start w:val="1"/>
-      <w:numFmt w:val="bullet"/>
-      <w:lvlText w:val="●"/>
-      <w:lvlJc w:val="left"/>
-      <w:pPr>
-        <w:ind w:left="5040" w:hanging="360"/>
-      </w:pPr>
-    </w:lvl>
-    <w:lvl w:ilvl="7" w15:tentative="1">
-      <w:start w:val="1"/>
-      <w:numFmt w:val="bullet"/>
-      <w:lvlText w:val="●"/>
-      <w:lvlJc w:val="left"/>
-      <w:pPr>
-        <w:ind w:left="5760" w:hanging="360"/>
-      </w:pPr>
-    </w:lvl>
-    <w:lvl w:ilvl="8" w15:tentative="1">
-      <w:start w:val="1"/>
-      <w:numFmt w:val="bullet"/>
-      <w:lvlText w:val="●"/>
-      <w:lvlJc w:val="left"/>
-      <w:pPr>
-        <w:ind w:left="6480" w:hanging="360"/>
-      </w:pPr>
-    </w:lvl>
-  </w:abstractNum>
-  <w:abstractNum w:abstractNumId="2" w15:restartNumberingAfterBreak="0">
-    <w:multiLevelType w:val="hybridMultilevel"/>
-    <w:lvl w:ilvl="0" w15:tentative="1">
+    <w:tmpl w:val="D4740A42"/>
+    <w:lvl w:ilvl="0" w:tplc="0A7C941E">
       <w:start w:val="1"/>
       <w:numFmt w:val="bullet"/>
       <w:lvlText w:val="▸"/>
@@ -1861,21 +2148,147 @@
         <w:ind w:left="360" w:hanging="240"/>
       </w:pPr>
       <w:rPr>
-        <w:rFonts w:ascii="Calibri" w:cs="Calibri" w:eastAsia="Calibri" w:hAnsi="Calibri"/>
+        <w:rFonts w:ascii="Calibri" w:eastAsia="Calibri" w:hAnsi="Calibri" w:cs="Calibri"/>
         <w:color w:val="1B3A6B"/>
         <w:sz w:val="18"/>
         <w:szCs w:val="18"/>
       </w:rPr>
     </w:lvl>
+    <w:lvl w:ilvl="1" w:tplc="BDD2D7E2">
+      <w:numFmt w:val="decimal"/>
+      <w:lvlText w:val=""/>
+      <w:lvlJc w:val="left"/>
+    </w:lvl>
+    <w:lvl w:ilvl="2" w:tplc="9CDE8C76">
+      <w:numFmt w:val="decimal"/>
+      <w:lvlText w:val=""/>
+      <w:lvlJc w:val="left"/>
+    </w:lvl>
+    <w:lvl w:ilvl="3" w:tplc="2312E670">
+      <w:numFmt w:val="decimal"/>
+      <w:lvlText w:val=""/>
+      <w:lvlJc w:val="left"/>
+    </w:lvl>
+    <w:lvl w:ilvl="4" w:tplc="0562FE14">
+      <w:numFmt w:val="decimal"/>
+      <w:lvlText w:val=""/>
+      <w:lvlJc w:val="left"/>
+    </w:lvl>
+    <w:lvl w:ilvl="5" w:tplc="D50CCF06">
+      <w:numFmt w:val="decimal"/>
+      <w:lvlText w:val=""/>
+      <w:lvlJc w:val="left"/>
+    </w:lvl>
+    <w:lvl w:ilvl="6" w:tplc="D250C31A">
+      <w:numFmt w:val="decimal"/>
+      <w:lvlText w:val=""/>
+      <w:lvlJc w:val="left"/>
+    </w:lvl>
+    <w:lvl w:ilvl="7" w:tplc="40E066A8">
+      <w:numFmt w:val="decimal"/>
+      <w:lvlText w:val=""/>
+      <w:lvlJc w:val="left"/>
+    </w:lvl>
+    <w:lvl w:ilvl="8" w:tplc="AC06D0D2">
+      <w:numFmt w:val="decimal"/>
+      <w:lvlText w:val=""/>
+      <w:lvlJc w:val="left"/>
+    </w:lvl>
   </w:abstractNum>
-  <w:num w:numId="1">
+  <w:abstractNum w:abstractNumId="1" w15:restartNumberingAfterBreak="0">
+    <w:nsid w:val="6E476C08"/>
+    <w:multiLevelType w:val="hybridMultilevel"/>
+    <w:tmpl w:val="7A2EC0D4"/>
+    <w:lvl w:ilvl="0" w:tplc="0576BCA0">
+      <w:start w:val="1"/>
+      <w:numFmt w:val="bullet"/>
+      <w:lvlText w:val="●"/>
+      <w:lvlJc w:val="left"/>
+      <w:pPr>
+        <w:ind w:left="720" w:hanging="360"/>
+      </w:pPr>
+    </w:lvl>
+    <w:lvl w:ilvl="1" w:tplc="CA36276E">
+      <w:start w:val="1"/>
+      <w:numFmt w:val="bullet"/>
+      <w:lvlText w:val="○"/>
+      <w:lvlJc w:val="left"/>
+      <w:pPr>
+        <w:ind w:left="1440" w:hanging="360"/>
+      </w:pPr>
+    </w:lvl>
+    <w:lvl w:ilvl="2" w:tplc="29BC9AC4">
+      <w:start w:val="1"/>
+      <w:numFmt w:val="bullet"/>
+      <w:lvlText w:val="■"/>
+      <w:lvlJc w:val="left"/>
+      <w:pPr>
+        <w:ind w:left="2160" w:hanging="360"/>
+      </w:pPr>
+    </w:lvl>
+    <w:lvl w:ilvl="3" w:tplc="FFB2E08E">
+      <w:start w:val="1"/>
+      <w:numFmt w:val="bullet"/>
+      <w:lvlText w:val="●"/>
+      <w:lvlJc w:val="left"/>
+      <w:pPr>
+        <w:ind w:left="2880" w:hanging="360"/>
+      </w:pPr>
+    </w:lvl>
+    <w:lvl w:ilvl="4" w:tplc="4F6E82D6">
+      <w:start w:val="1"/>
+      <w:numFmt w:val="bullet"/>
+      <w:lvlText w:val="○"/>
+      <w:lvlJc w:val="left"/>
+      <w:pPr>
+        <w:ind w:left="3600" w:hanging="360"/>
+      </w:pPr>
+    </w:lvl>
+    <w:lvl w:ilvl="5" w:tplc="DC2C1ECA">
+      <w:start w:val="1"/>
+      <w:numFmt w:val="bullet"/>
+      <w:lvlText w:val="■"/>
+      <w:lvlJc w:val="left"/>
+      <w:pPr>
+        <w:ind w:left="4320" w:hanging="360"/>
+      </w:pPr>
+    </w:lvl>
+    <w:lvl w:ilvl="6" w:tplc="88F6C028">
+      <w:start w:val="1"/>
+      <w:numFmt w:val="bullet"/>
+      <w:lvlText w:val="●"/>
+      <w:lvlJc w:val="left"/>
+      <w:pPr>
+        <w:ind w:left="5040" w:hanging="360"/>
+      </w:pPr>
+    </w:lvl>
+    <w:lvl w:ilvl="7" w:tplc="5D3897F0">
+      <w:start w:val="1"/>
+      <w:numFmt w:val="bullet"/>
+      <w:lvlText w:val="●"/>
+      <w:lvlJc w:val="left"/>
+      <w:pPr>
+        <w:ind w:left="5760" w:hanging="360"/>
+      </w:pPr>
+    </w:lvl>
+    <w:lvl w:ilvl="8" w:tplc="57829884">
+      <w:start w:val="1"/>
+      <w:numFmt w:val="bullet"/>
+      <w:lvlText w:val="●"/>
+      <w:lvlJc w:val="left"/>
+      <w:pPr>
+        <w:ind w:left="6480" w:hanging="360"/>
+      </w:pPr>
+    </w:lvl>
+  </w:abstractNum>
+  <w:num w:numId="1" w16cid:durableId="1591700753">
     <w:abstractNumId w:val="1"/>
     <w:lvlOverride w:ilvl="0">
       <w:startOverride w:val="1"/>
     </w:lvlOverride>
   </w:num>
-  <w:num w:numId="2">
-    <w:abstractNumId w:val="2"/>
+  <w:num w:numId="2" w16cid:durableId="1239293910">
+    <w:abstractNumId w:val="0"/>
     <w:lvlOverride w:ilvl="0">
       <w:startOverride w:val="1"/>
     </w:lvlOverride>
@@ -1884,26 +2297,405 @@
 </file>
 
 <file path=word/styles.xml><?xml version="1.0" encoding="utf-8"?>
-<w:styles xmlns:mc="http://schemas.openxmlformats.org/markup-compatibility/2006" xmlns:r="http://schemas.openxmlformats.org/officeDocument/2006/relationships" xmlns:w="http://schemas.openxmlformats.org/wordprocessingml/2006/main" xmlns:w14="http://schemas.microsoft.com/office/word/2010/wordml" xmlns:w15="http://schemas.microsoft.com/office/word/2012/wordml" mc:Ignorable="w14 w15">
+<w:styles xmlns:mc="http://schemas.openxmlformats.org/markup-compatibility/2006" xmlns:r="http://schemas.openxmlformats.org/officeDocument/2006/relationships" xmlns:w="http://schemas.openxmlformats.org/wordprocessingml/2006/main" xmlns:w14="http://schemas.microsoft.com/office/word/2010/wordml" xmlns:w15="http://schemas.microsoft.com/office/word/2012/wordml" xmlns:w16cex="http://schemas.microsoft.com/office/word/2018/wordml/cex" xmlns:w16cid="http://schemas.microsoft.com/office/word/2016/wordml/cid" xmlns:w16="http://schemas.microsoft.com/office/word/2018/wordml" xmlns:w16du="http://schemas.microsoft.com/office/word/2023/wordml/word16du" xmlns:w16sdtdh="http://schemas.microsoft.com/office/word/2020/wordml/sdtdatahash" xmlns:w16sdtfl="http://schemas.microsoft.com/office/word/2024/wordml/sdtformatlock" xmlns:w16se="http://schemas.microsoft.com/office/word/2015/wordml/symex" mc:Ignorable="w14 w15 w16se w16cid w16 w16cex w16sdtdh w16sdtfl w16du">
   <w:docDefaults>
-    <w:rPrDefault/>
+    <w:rPrDefault>
+      <w:rPr>
+        <w:rFonts w:ascii="Times New Roman" w:eastAsia="Times New Roman" w:hAnsi="Times New Roman" w:cs="Times New Roman"/>
+        <w:lang w:val="en-US" w:eastAsia="en-US" w:bidi="ar-SA"/>
+      </w:rPr>
+    </w:rPrDefault>
     <w:pPrDefault/>
   </w:docDefaults>
-  <w:style w:type="paragraph" w:styleId="Title">
-    <w:name w:val="Title"/>
-    <w:basedOn w:val="Normal"/>
-    <w:next w:val="Normal"/>
+  <w:latentStyles w:defLockedState="0" w:defUIPriority="99" w:defSemiHidden="0" w:defUnhideWhenUsed="0" w:defQFormat="0" w:count="376">
+    <w:lsdException w:name="Normal" w:uiPriority="0" w:qFormat="1"/>
+    <w:lsdException w:name="heading 1" w:uiPriority="9" w:qFormat="1"/>
+    <w:lsdException w:name="heading 2" w:semiHidden="1" w:uiPriority="9" w:unhideWhenUsed="1" w:qFormat="1"/>
+    <w:lsdException w:name="heading 3" w:semiHidden="1" w:uiPriority="9" w:unhideWhenUsed="1" w:qFormat="1"/>
+    <w:lsdException w:name="heading 4" w:semiHidden="1" w:uiPriority="9" w:unhideWhenUsed="1" w:qFormat="1"/>
+    <w:lsdException w:name="heading 5" w:semiHidden="1" w:uiPriority="9" w:unhideWhenUsed="1" w:qFormat="1"/>
+    <w:lsdException w:name="heading 6" w:semiHidden="1" w:uiPriority="9" w:unhideWhenUsed="1" w:qFormat="1"/>
+    <w:lsdException w:name="heading 7" w:semiHidden="1" w:uiPriority="9" w:unhideWhenUsed="1" w:qFormat="1"/>
+    <w:lsdException w:name="heading 8" w:semiHidden="1" w:uiPriority="9" w:unhideWhenUsed="1" w:qFormat="1"/>
+    <w:lsdException w:name="heading 9" w:semiHidden="1" w:uiPriority="9" w:unhideWhenUsed="1" w:qFormat="1"/>
+    <w:lsdException w:name="index 1" w:semiHidden="1" w:unhideWhenUsed="1"/>
+    <w:lsdException w:name="index 2" w:semiHidden="1" w:unhideWhenUsed="1"/>
+    <w:lsdException w:name="index 3" w:semiHidden="1" w:unhideWhenUsed="1"/>
+    <w:lsdException w:name="index 4" w:semiHidden="1" w:unhideWhenUsed="1"/>
+    <w:lsdException w:name="index 5" w:semiHidden="1" w:unhideWhenUsed="1"/>
+    <w:lsdException w:name="index 6" w:semiHidden="1" w:unhideWhenUsed="1"/>
+    <w:lsdException w:name="index 7" w:semiHidden="1" w:unhideWhenUsed="1"/>
+    <w:lsdException w:name="index 8" w:semiHidden="1" w:unhideWhenUsed="1"/>
+    <w:lsdException w:name="index 9" w:semiHidden="1" w:unhideWhenUsed="1"/>
+    <w:lsdException w:name="toc 1" w:semiHidden="1" w:uiPriority="39" w:unhideWhenUsed="1"/>
+    <w:lsdException w:name="toc 2" w:semiHidden="1" w:uiPriority="39" w:unhideWhenUsed="1"/>
+    <w:lsdException w:name="toc 3" w:semiHidden="1" w:uiPriority="39" w:unhideWhenUsed="1"/>
+    <w:lsdException w:name="toc 4" w:semiHidden="1" w:uiPriority="39" w:unhideWhenUsed="1"/>
+    <w:lsdException w:name="toc 5" w:semiHidden="1" w:uiPriority="39" w:unhideWhenUsed="1"/>
+    <w:lsdException w:name="toc 6" w:semiHidden="1" w:uiPriority="39" w:unhideWhenUsed="1"/>
+    <w:lsdException w:name="toc 7" w:semiHidden="1" w:uiPriority="39" w:unhideWhenUsed="1"/>
+    <w:lsdException w:name="toc 8" w:semiHidden="1" w:uiPriority="39" w:unhideWhenUsed="1"/>
+    <w:lsdException w:name="toc 9" w:semiHidden="1" w:uiPriority="39" w:unhideWhenUsed="1"/>
+    <w:lsdException w:name="Normal Indent" w:semiHidden="1" w:unhideWhenUsed="1"/>
+    <w:lsdException w:name="footnote text" w:semiHidden="1" w:unhideWhenUsed="1"/>
+    <w:lsdException w:name="annotation text" w:semiHidden="1" w:unhideWhenUsed="1"/>
+    <w:lsdException w:name="header" w:semiHidden="1" w:unhideWhenUsed="1"/>
+    <w:lsdException w:name="footer" w:semiHidden="1" w:unhideWhenUsed="1"/>
+    <w:lsdException w:name="index heading" w:semiHidden="1" w:unhideWhenUsed="1"/>
+    <w:lsdException w:name="caption" w:semiHidden="1" w:uiPriority="35" w:unhideWhenUsed="1" w:qFormat="1"/>
+    <w:lsdException w:name="table of figures" w:semiHidden="1" w:unhideWhenUsed="1"/>
+    <w:lsdException w:name="envelope address" w:semiHidden="1" w:unhideWhenUsed="1"/>
+    <w:lsdException w:name="envelope return" w:semiHidden="1" w:unhideWhenUsed="1"/>
+    <w:lsdException w:name="footnote reference" w:semiHidden="1" w:unhideWhenUsed="1"/>
+    <w:lsdException w:name="annotation reference" w:semiHidden="1" w:unhideWhenUsed="1"/>
+    <w:lsdException w:name="line number" w:semiHidden="1" w:unhideWhenUsed="1"/>
+    <w:lsdException w:name="page number" w:semiHidden="1" w:unhideWhenUsed="1"/>
+    <w:lsdException w:name="endnote reference" w:semiHidden="1" w:unhideWhenUsed="1"/>
+    <w:lsdException w:name="endnote text" w:semiHidden="1" w:unhideWhenUsed="1"/>
+    <w:lsdException w:name="table of authorities" w:semiHidden="1" w:unhideWhenUsed="1"/>
+    <w:lsdException w:name="macro" w:semiHidden="1" w:unhideWhenUsed="1"/>
+    <w:lsdException w:name="toa heading" w:semiHidden="1" w:unhideWhenUsed="1"/>
+    <w:lsdException w:name="List" w:semiHidden="1" w:unhideWhenUsed="1"/>
+    <w:lsdException w:name="List Bullet" w:semiHidden="1" w:unhideWhenUsed="1"/>
+    <w:lsdException w:name="List Number" w:semiHidden="1" w:unhideWhenUsed="1"/>
+    <w:lsdException w:name="List 2" w:semiHidden="1" w:unhideWhenUsed="1"/>
+    <w:lsdException w:name="List 3" w:semiHidden="1" w:unhideWhenUsed="1"/>
+    <w:lsdException w:name="List 4" w:semiHidden="1" w:unhideWhenUsed="1"/>
+    <w:lsdException w:name="List 5" w:semiHidden="1" w:unhideWhenUsed="1"/>
+    <w:lsdException w:name="List Bullet 2" w:semiHidden="1" w:unhideWhenUsed="1"/>
+    <w:lsdException w:name="List Bullet 3" w:semiHidden="1" w:unhideWhenUsed="1"/>
+    <w:lsdException w:name="List Bullet 4" w:semiHidden="1" w:unhideWhenUsed="1"/>
+    <w:lsdException w:name="List Bullet 5" w:semiHidden="1" w:unhideWhenUsed="1"/>
+    <w:lsdException w:name="List Number 2" w:semiHidden="1" w:unhideWhenUsed="1"/>
+    <w:lsdException w:name="List Number 3" w:semiHidden="1" w:unhideWhenUsed="1"/>
+    <w:lsdException w:name="List Number 4" w:semiHidden="1" w:unhideWhenUsed="1"/>
+    <w:lsdException w:name="List Number 5" w:semiHidden="1" w:unhideWhenUsed="1"/>
+    <w:lsdException w:name="Title" w:uiPriority="10" w:qFormat="1"/>
+    <w:lsdException w:name="Closing" w:semiHidden="1" w:unhideWhenUsed="1"/>
+    <w:lsdException w:name="Signature" w:semiHidden="1" w:unhideWhenUsed="1"/>
+    <w:lsdException w:name="Default Paragraph Font" w:semiHidden="1" w:uiPriority="1" w:unhideWhenUsed="1"/>
+    <w:lsdException w:name="Body Text" w:semiHidden="1" w:unhideWhenUsed="1"/>
+    <w:lsdException w:name="Body Text Indent" w:semiHidden="1" w:unhideWhenUsed="1"/>
+    <w:lsdException w:name="List Continue" w:semiHidden="1" w:unhideWhenUsed="1"/>
+    <w:lsdException w:name="List Continue 2" w:semiHidden="1" w:unhideWhenUsed="1"/>
+    <w:lsdException w:name="List Continue 3" w:semiHidden="1" w:unhideWhenUsed="1"/>
+    <w:lsdException w:name="List Continue 4" w:semiHidden="1" w:unhideWhenUsed="1"/>
+    <w:lsdException w:name="List Continue 5" w:semiHidden="1" w:unhideWhenUsed="1"/>
+    <w:lsdException w:name="Message Header" w:semiHidden="1" w:unhideWhenUsed="1"/>
+    <w:lsdException w:name="Subtitle" w:uiPriority="11" w:qFormat="1"/>
+    <w:lsdException w:name="Salutation" w:semiHidden="1" w:unhideWhenUsed="1"/>
+    <w:lsdException w:name="Date" w:semiHidden="1" w:unhideWhenUsed="1"/>
+    <w:lsdException w:name="Body Text First Indent" w:semiHidden="1" w:unhideWhenUsed="1"/>
+    <w:lsdException w:name="Body Text First Indent 2" w:semiHidden="1" w:unhideWhenUsed="1"/>
+    <w:lsdException w:name="Note Heading" w:semiHidden="1" w:unhideWhenUsed="1"/>
+    <w:lsdException w:name="Body Text 2" w:semiHidden="1" w:unhideWhenUsed="1"/>
+    <w:lsdException w:name="Body Text 3" w:semiHidden="1" w:unhideWhenUsed="1"/>
+    <w:lsdException w:name="Body Text Indent 2" w:semiHidden="1" w:unhideWhenUsed="1"/>
+    <w:lsdException w:name="Body Text Indent 3" w:semiHidden="1" w:unhideWhenUsed="1"/>
+    <w:lsdException w:name="Block Text" w:semiHidden="1" w:unhideWhenUsed="1"/>
+    <w:lsdException w:name="Hyperlink" w:semiHidden="1" w:unhideWhenUsed="1"/>
+    <w:lsdException w:name="FollowedHyperlink" w:semiHidden="1" w:unhideWhenUsed="1"/>
+    <w:lsdException w:name="Strong" w:uiPriority="22" w:qFormat="1"/>
+    <w:lsdException w:name="Emphasis" w:uiPriority="20" w:qFormat="1"/>
+    <w:lsdException w:name="Document Map" w:semiHidden="1" w:unhideWhenUsed="1"/>
+    <w:lsdException w:name="Plain Text" w:semiHidden="1" w:unhideWhenUsed="1"/>
+    <w:lsdException w:name="E-mail Signature" w:semiHidden="1" w:unhideWhenUsed="1"/>
+    <w:lsdException w:name="HTML Top of Form" w:semiHidden="1" w:unhideWhenUsed="1"/>
+    <w:lsdException w:name="HTML Bottom of Form" w:semiHidden="1" w:unhideWhenUsed="1"/>
+    <w:lsdException w:name="Normal (Web)" w:semiHidden="1" w:unhideWhenUsed="1"/>
+    <w:lsdException w:name="HTML Acronym" w:semiHidden="1" w:unhideWhenUsed="1"/>
+    <w:lsdException w:name="HTML Address" w:semiHidden="1" w:unhideWhenUsed="1"/>
+    <w:lsdException w:name="HTML Cite" w:semiHidden="1" w:unhideWhenUsed="1"/>
+    <w:lsdException w:name="HTML Code" w:semiHidden="1" w:unhideWhenUsed="1"/>
+    <w:lsdException w:name="HTML Definition" w:semiHidden="1" w:unhideWhenUsed="1"/>
+    <w:lsdException w:name="HTML Keyboard" w:semiHidden="1" w:unhideWhenUsed="1"/>
+    <w:lsdException w:name="HTML Preformatted" w:semiHidden="1" w:unhideWhenUsed="1"/>
+    <w:lsdException w:name="HTML Sample" w:semiHidden="1" w:unhideWhenUsed="1"/>
+    <w:lsdException w:name="HTML Typewriter" w:semiHidden="1" w:unhideWhenUsed="1"/>
+    <w:lsdException w:name="HTML Variable" w:semiHidden="1" w:unhideWhenUsed="1"/>
+    <w:lsdException w:name="Normal Table" w:semiHidden="1" w:unhideWhenUsed="1"/>
+    <w:lsdException w:name="annotation subject" w:semiHidden="1" w:unhideWhenUsed="1"/>
+    <w:lsdException w:name="No List" w:semiHidden="1" w:unhideWhenUsed="1"/>
+    <w:lsdException w:name="Outline List 1" w:semiHidden="1" w:unhideWhenUsed="1"/>
+    <w:lsdException w:name="Outline List 2" w:semiHidden="1" w:unhideWhenUsed="1"/>
+    <w:lsdException w:name="Outline List 3" w:semiHidden="1" w:unhideWhenUsed="1"/>
+    <w:lsdException w:name="Table Simple 1" w:semiHidden="1" w:unhideWhenUsed="1"/>
+    <w:lsdException w:name="Table Simple 2" w:semiHidden="1" w:unhideWhenUsed="1"/>
+    <w:lsdException w:name="Table Simple 3" w:semiHidden="1" w:unhideWhenUsed="1"/>
+    <w:lsdException w:name="Table Classic 1" w:semiHidden="1" w:unhideWhenUsed="1"/>
+    <w:lsdException w:name="Table Classic 2" w:semiHidden="1" w:unhideWhenUsed="1"/>
+    <w:lsdException w:name="Table Classic 3" w:semiHidden="1" w:unhideWhenUsed="1"/>
+    <w:lsdException w:name="Table Classic 4" w:semiHidden="1" w:unhideWhenUsed="1"/>
+    <w:lsdException w:name="Table Colorful 1" w:semiHidden="1" w:unhideWhenUsed="1"/>
+    <w:lsdException w:name="Table Colorful 2" w:semiHidden="1" w:unhideWhenUsed="1"/>
+    <w:lsdException w:name="Table Colorful 3" w:semiHidden="1" w:unhideWhenUsed="1"/>
+    <w:lsdException w:name="Table Columns 1" w:semiHidden="1" w:unhideWhenUsed="1"/>
+    <w:lsdException w:name="Table Columns 2" w:semiHidden="1" w:unhideWhenUsed="1"/>
+    <w:lsdException w:name="Table Columns 3" w:semiHidden="1" w:unhideWhenUsed="1"/>
+    <w:lsdException w:name="Table Columns 4" w:semiHidden="1" w:unhideWhenUsed="1"/>
+    <w:lsdException w:name="Table Columns 5" w:semiHidden="1" w:unhideWhenUsed="1"/>
+    <w:lsdException w:name="Table Grid 1" w:semiHidden="1" w:unhideWhenUsed="1"/>
+    <w:lsdException w:name="Table Grid 2" w:semiHidden="1" w:unhideWhenUsed="1"/>
+    <w:lsdException w:name="Table Grid 3" w:semiHidden="1" w:unhideWhenUsed="1"/>
+    <w:lsdException w:name="Table Grid 4" w:semiHidden="1" w:unhideWhenUsed="1"/>
+    <w:lsdException w:name="Table Grid 5" w:semiHidden="1" w:unhideWhenUsed="1"/>
+    <w:lsdException w:name="Table Grid 6" w:semiHidden="1" w:unhideWhenUsed="1"/>
+    <w:lsdException w:name="Table Grid 7" w:semiHidden="1" w:unhideWhenUsed="1"/>
+    <w:lsdException w:name="Table Grid 8" w:semiHidden="1" w:unhideWhenUsed="1"/>
+    <w:lsdException w:name="Table List 1" w:semiHidden="1" w:unhideWhenUsed="1"/>
+    <w:lsdException w:name="Table List 2" w:semiHidden="1" w:unhideWhenUsed="1"/>
+    <w:lsdException w:name="Table List 3" w:semiHidden="1" w:unhideWhenUsed="1"/>
+    <w:lsdException w:name="Table List 4" w:semiHidden="1" w:unhideWhenUsed="1"/>
+    <w:lsdException w:name="Table List 5" w:semiHidden="1" w:unhideWhenUsed="1"/>
+    <w:lsdException w:name="Table List 6" w:semiHidden="1" w:unhideWhenUsed="1"/>
+    <w:lsdException w:name="Table List 7" w:semiHidden="1" w:unhideWhenUsed="1"/>
+    <w:lsdException w:name="Table List 8" w:semiHidden="1" w:unhideWhenUsed="1"/>
+    <w:lsdException w:name="Table 3D effects 1" w:semiHidden="1" w:unhideWhenUsed="1"/>
+    <w:lsdException w:name="Table 3D effects 2" w:semiHidden="1" w:unhideWhenUsed="1"/>
+    <w:lsdException w:name="Table 3D effects 3" w:semiHidden="1" w:unhideWhenUsed="1"/>
+    <w:lsdException w:name="Table Contemporary" w:semiHidden="1" w:unhideWhenUsed="1"/>
+    <w:lsdException w:name="Table Elegant" w:semiHidden="1" w:unhideWhenUsed="1"/>
+    <w:lsdException w:name="Table Professional" w:semiHidden="1" w:unhideWhenUsed="1"/>
+    <w:lsdException w:name="Table Subtle 1" w:semiHidden="1" w:unhideWhenUsed="1"/>
+    <w:lsdException w:name="Table Subtle 2" w:semiHidden="1" w:unhideWhenUsed="1"/>
+    <w:lsdException w:name="Table Web 1" w:semiHidden="1" w:unhideWhenUsed="1"/>
+    <w:lsdException w:name="Table Web 2" w:semiHidden="1" w:unhideWhenUsed="1"/>
+    <w:lsdException w:name="Table Web 3" w:semiHidden="1" w:unhideWhenUsed="1"/>
+    <w:lsdException w:name="Balloon Text" w:semiHidden="1" w:unhideWhenUsed="1"/>
+    <w:lsdException w:name="Table Grid" w:uiPriority="39"/>
+    <w:lsdException w:name="Table Theme" w:semiHidden="1" w:unhideWhenUsed="1"/>
+    <w:lsdException w:name="Placeholder Text" w:semiHidden="1"/>
+    <w:lsdException w:name="No Spacing" w:uiPriority="1" w:qFormat="1"/>
+    <w:lsdException w:name="Light Shading" w:uiPriority="60"/>
+    <w:lsdException w:name="Light List" w:uiPriority="61"/>
+    <w:lsdException w:name="Light Grid" w:uiPriority="62"/>
+    <w:lsdException w:name="Medium Shading 1" w:uiPriority="63"/>
+    <w:lsdException w:name="Medium Shading 2" w:uiPriority="64"/>
+    <w:lsdException w:name="Medium List 1" w:uiPriority="65"/>
+    <w:lsdException w:name="Medium List 2" w:uiPriority="66"/>
+    <w:lsdException w:name="Medium Grid 1" w:uiPriority="67"/>
+    <w:lsdException w:name="Medium Grid 2" w:uiPriority="68"/>
+    <w:lsdException w:name="Medium Grid 3" w:uiPriority="69"/>
+    <w:lsdException w:name="Dark List" w:uiPriority="70"/>
+    <w:lsdException w:name="Colorful Shading" w:uiPriority="71"/>
+    <w:lsdException w:name="Colorful List" w:uiPriority="72"/>
+    <w:lsdException w:name="Colorful Grid" w:uiPriority="73"/>
+    <w:lsdException w:name="Light Shading Accent 1" w:uiPriority="60"/>
+    <w:lsdException w:name="Light List Accent 1" w:uiPriority="61"/>
+    <w:lsdException w:name="Light Grid Accent 1" w:uiPriority="62"/>
+    <w:lsdException w:name="Medium Shading 1 Accent 1" w:uiPriority="63"/>
+    <w:lsdException w:name="Medium Shading 2 Accent 1" w:uiPriority="64"/>
+    <w:lsdException w:name="Medium List 1 Accent 1" w:uiPriority="65"/>
+    <w:lsdException w:name="Revision" w:semiHidden="1"/>
+    <w:lsdException w:name="List Paragraph" w:uiPriority="34" w:qFormat="1"/>
+    <w:lsdException w:name="Quote" w:uiPriority="29" w:qFormat="1"/>
+    <w:lsdException w:name="Intense Quote" w:uiPriority="30" w:qFormat="1"/>
+    <w:lsdException w:name="Medium List 2 Accent 1" w:uiPriority="66"/>
+    <w:lsdException w:name="Medium Grid 1 Accent 1" w:uiPriority="67"/>
+    <w:lsdException w:name="Medium Grid 2 Accent 1" w:uiPriority="68"/>
+    <w:lsdException w:name="Medium Grid 3 Accent 1" w:uiPriority="69"/>
+    <w:lsdException w:name="Dark List Accent 1" w:uiPriority="70"/>
+    <w:lsdException w:name="Colorful Shading Accent 1" w:uiPriority="71"/>
+    <w:lsdException w:name="Colorful List Accent 1" w:uiPriority="72"/>
+    <w:lsdException w:name="Colorful Grid Accent 1" w:uiPriority="73"/>
+    <w:lsdException w:name="Light Shading Accent 2" w:uiPriority="60"/>
+    <w:lsdException w:name="Light List Accent 2" w:uiPriority="61"/>
+    <w:lsdException w:name="Light Grid Accent 2" w:uiPriority="62"/>
+    <w:lsdException w:name="Medium Shading 1 Accent 2" w:uiPriority="63"/>
+    <w:lsdException w:name="Medium Shading 2 Accent 2" w:uiPriority="64"/>
+    <w:lsdException w:name="Medium List 1 Accent 2" w:uiPriority="65"/>
+    <w:lsdException w:name="Medium List 2 Accent 2" w:uiPriority="66"/>
+    <w:lsdException w:name="Medium Grid 1 Accent 2" w:uiPriority="67"/>
+    <w:lsdException w:name="Medium Grid 2 Accent 2" w:uiPriority="68"/>
+    <w:lsdException w:name="Medium Grid 3 Accent 2" w:uiPriority="69"/>
+    <w:lsdException w:name="Dark List Accent 2" w:uiPriority="70"/>
+    <w:lsdException w:name="Colorful Shading Accent 2" w:uiPriority="71"/>
+    <w:lsdException w:name="Colorful List Accent 2" w:uiPriority="72"/>
+    <w:lsdException w:name="Colorful Grid Accent 2" w:uiPriority="73"/>
+    <w:lsdException w:name="Light Shading Accent 3" w:uiPriority="60"/>
+    <w:lsdException w:name="Light List Accent 3" w:uiPriority="61"/>
+    <w:lsdException w:name="Light Grid Accent 3" w:uiPriority="62"/>
+    <w:lsdException w:name="Medium Shading 1 Accent 3" w:uiPriority="63"/>
+    <w:lsdException w:name="Medium Shading 2 Accent 3" w:uiPriority="64"/>
+    <w:lsdException w:name="Medium List 1 Accent 3" w:uiPriority="65"/>
+    <w:lsdException w:name="Medium List 2 Accent 3" w:uiPriority="66"/>
+    <w:lsdException w:name="Medium Grid 1 Accent 3" w:uiPriority="67"/>
+    <w:lsdException w:name="Medium Grid 2 Accent 3" w:uiPriority="68"/>
+    <w:lsdException w:name="Medium Grid 3 Accent 3" w:uiPriority="69"/>
+    <w:lsdException w:name="Dark List Accent 3" w:uiPriority="70"/>
+    <w:lsdException w:name="Colorful Shading Accent 3" w:uiPriority="71"/>
+    <w:lsdException w:name="Colorful List Accent 3" w:uiPriority="72"/>
+    <w:lsdException w:name="Colorful Grid Accent 3" w:uiPriority="73"/>
+    <w:lsdException w:name="Light Shading Accent 4" w:uiPriority="60"/>
+    <w:lsdException w:name="Light List Accent 4" w:uiPriority="61"/>
+    <w:lsdException w:name="Light Grid Accent 4" w:uiPriority="62"/>
+    <w:lsdException w:name="Medium Shading 1 Accent 4" w:uiPriority="63"/>
+    <w:lsdException w:name="Medium Shading 2 Accent 4" w:uiPriority="64"/>
+    <w:lsdException w:name="Medium List 1 Accent 4" w:uiPriority="65"/>
+    <w:lsdException w:name="Medium List 2 Accent 4" w:uiPriority="66"/>
+    <w:lsdException w:name="Medium Grid 1 Accent 4" w:uiPriority="67"/>
+    <w:lsdException w:name="Medium Grid 2 Accent 4" w:uiPriority="68"/>
+    <w:lsdException w:name="Medium Grid 3 Accent 4" w:uiPriority="69"/>
+    <w:lsdException w:name="Dark List Accent 4" w:uiPriority="70"/>
+    <w:lsdException w:name="Colorful Shading Accent 4" w:uiPriority="71"/>
+    <w:lsdException w:name="Colorful List Accent 4" w:uiPriority="72"/>
+    <w:lsdException w:name="Colorful Grid Accent 4" w:uiPriority="73"/>
+    <w:lsdException w:name="Light Shading Accent 5" w:uiPriority="60"/>
+    <w:lsdException w:name="Light List Accent 5" w:uiPriority="61"/>
+    <w:lsdException w:name="Light Grid Accent 5" w:uiPriority="62"/>
+    <w:lsdException w:name="Medium Shading 1 Accent 5" w:uiPriority="63"/>
+    <w:lsdException w:name="Medium Shading 2 Accent 5" w:uiPriority="64"/>
+    <w:lsdException w:name="Medium List 1 Accent 5" w:uiPriority="65"/>
+    <w:lsdException w:name="Medium List 2 Accent 5" w:uiPriority="66"/>
+    <w:lsdException w:name="Medium Grid 1 Accent 5" w:uiPriority="67"/>
+    <w:lsdException w:name="Medium Grid 2 Accent 5" w:uiPriority="68"/>
+    <w:lsdException w:name="Medium Grid 3 Accent 5" w:uiPriority="69"/>
+    <w:lsdException w:name="Dark List Accent 5" w:uiPriority="70"/>
+    <w:lsdException w:name="Colorful Shading Accent 5" w:uiPriority="71"/>
+    <w:lsdException w:name="Colorful List Accent 5" w:uiPriority="72"/>
+    <w:lsdException w:name="Colorful Grid Accent 5" w:uiPriority="73"/>
+    <w:lsdException w:name="Light Shading Accent 6" w:uiPriority="60"/>
+    <w:lsdException w:name="Light List Accent 6" w:uiPriority="61"/>
+    <w:lsdException w:name="Light Grid Accent 6" w:uiPriority="62"/>
+    <w:lsdException w:name="Medium Shading 1 Accent 6" w:uiPriority="63"/>
+    <w:lsdException w:name="Medium Shading 2 Accent 6" w:uiPriority="64"/>
+    <w:lsdException w:name="Medium List 1 Accent 6" w:uiPriority="65"/>
+    <w:lsdException w:name="Medium List 2 Accent 6" w:uiPriority="66"/>
+    <w:lsdException w:name="Medium Grid 1 Accent 6" w:uiPriority="67"/>
+    <w:lsdException w:name="Medium Grid 2 Accent 6" w:uiPriority="68"/>
+    <w:lsdException w:name="Medium Grid 3 Accent 6" w:uiPriority="69"/>
+    <w:lsdException w:name="Dark List Accent 6" w:uiPriority="70"/>
+    <w:lsdException w:name="Colorful Shading Accent 6" w:uiPriority="71"/>
+    <w:lsdException w:name="Colorful List Accent 6" w:uiPriority="72"/>
+    <w:lsdException w:name="Colorful Grid Accent 6" w:uiPriority="73"/>
+    <w:lsdException w:name="Subtle Emphasis" w:uiPriority="19" w:qFormat="1"/>
+    <w:lsdException w:name="Intense Emphasis" w:uiPriority="21" w:qFormat="1"/>
+    <w:lsdException w:name="Subtle Reference" w:uiPriority="31" w:qFormat="1"/>
+    <w:lsdException w:name="Intense Reference" w:uiPriority="32" w:qFormat="1"/>
+    <w:lsdException w:name="Book Title" w:uiPriority="33" w:qFormat="1"/>
+    <w:lsdException w:name="Bibliography" w:semiHidden="1" w:uiPriority="37" w:unhideWhenUsed="1"/>
+    <w:lsdException w:name="TOC Heading" w:semiHidden="1" w:uiPriority="39" w:unhideWhenUsed="1" w:qFormat="1"/>
+    <w:lsdException w:name="Plain Table 1" w:uiPriority="41"/>
+    <w:lsdException w:name="Plain Table 2" w:uiPriority="42"/>
+    <w:lsdException w:name="Plain Table 3" w:uiPriority="43"/>
+    <w:lsdException w:name="Plain Table 4" w:uiPriority="44"/>
+    <w:lsdException w:name="Plain Table 5" w:uiPriority="45"/>
+    <w:lsdException w:name="Grid Table Light" w:uiPriority="40"/>
+    <w:lsdException w:name="Grid Table 1 Light" w:uiPriority="46"/>
+    <w:lsdException w:name="Grid Table 2" w:uiPriority="47"/>
+    <w:lsdException w:name="Grid Table 3" w:uiPriority="48"/>
+    <w:lsdException w:name="Grid Table 4" w:uiPriority="49"/>
+    <w:lsdException w:name="Grid Table 5 Dark" w:uiPriority="50"/>
+    <w:lsdException w:name="Grid Table 6 Colorful" w:uiPriority="51"/>
+    <w:lsdException w:name="Grid Table 7 Colorful" w:uiPriority="52"/>
+    <w:lsdException w:name="Grid Table 1 Light Accent 1" w:uiPriority="46"/>
+    <w:lsdException w:name="Grid Table 2 Accent 1" w:uiPriority="47"/>
+    <w:lsdException w:name="Grid Table 3 Accent 1" w:uiPriority="48"/>
+    <w:lsdException w:name="Grid Table 4 Accent 1" w:uiPriority="49"/>
+    <w:lsdException w:name="Grid Table 5 Dark Accent 1" w:uiPriority="50"/>
+    <w:lsdException w:name="Grid Table 6 Colorful Accent 1" w:uiPriority="51"/>
+    <w:lsdException w:name="Grid Table 7 Colorful Accent 1" w:uiPriority="52"/>
+    <w:lsdException w:name="Grid Table 1 Light Accent 2" w:uiPriority="46"/>
+    <w:lsdException w:name="Grid Table 2 Accent 2" w:uiPriority="47"/>
+    <w:lsdException w:name="Grid Table 3 Accent 2" w:uiPriority="48"/>
+    <w:lsdException w:name="Grid Table 4 Accent 2" w:uiPriority="49"/>
+    <w:lsdException w:name="Grid Table 5 Dark Accent 2" w:uiPriority="50"/>
+    <w:lsdException w:name="Grid Table 6 Colorful Accent 2" w:uiPriority="51"/>
+    <w:lsdException w:name="Grid Table 7 Colorful Accent 2" w:uiPriority="52"/>
+    <w:lsdException w:name="Grid Table 1 Light Accent 3" w:uiPriority="46"/>
+    <w:lsdException w:name="Grid Table 2 Accent 3" w:uiPriority="47"/>
+    <w:lsdException w:name="Grid Table 3 Accent 3" w:uiPriority="48"/>
+    <w:lsdException w:name="Grid Table 4 Accent 3" w:uiPriority="49"/>
+    <w:lsdException w:name="Grid Table 5 Dark Accent 3" w:uiPriority="50"/>
+    <w:lsdException w:name="Grid Table 6 Colorful Accent 3" w:uiPriority="51"/>
+    <w:lsdException w:name="Grid Table 7 Colorful Accent 3" w:uiPriority="52"/>
+    <w:lsdException w:name="Grid Table 1 Light Accent 4" w:uiPriority="46"/>
+    <w:lsdException w:name="Grid Table 2 Accent 4" w:uiPriority="47"/>
+    <w:lsdException w:name="Grid Table 3 Accent 4" w:uiPriority="48"/>
+    <w:lsdException w:name="Grid Table 4 Accent 4" w:uiPriority="49"/>
+    <w:lsdException w:name="Grid Table 5 Dark Accent 4" w:uiPriority="50"/>
+    <w:lsdException w:name="Grid Table 6 Colorful Accent 4" w:uiPriority="51"/>
+    <w:lsdException w:name="Grid Table 7 Colorful Accent 4" w:uiPriority="52"/>
+    <w:lsdException w:name="Grid Table 1 Light Accent 5" w:uiPriority="46"/>
+    <w:lsdException w:name="Grid Table 2 Accent 5" w:uiPriority="47"/>
+    <w:lsdException w:name="Grid Table 3 Accent 5" w:uiPriority="48"/>
+    <w:lsdException w:name="Grid Table 4 Accent 5" w:uiPriority="49"/>
+    <w:lsdException w:name="Grid Table 5 Dark Accent 5" w:uiPriority="50"/>
+    <w:lsdException w:name="Grid Table 6 Colorful Accent 5" w:uiPriority="51"/>
+    <w:lsdException w:name="Grid Table 7 Colorful Accent 5" w:uiPriority="52"/>
+    <w:lsdException w:name="Grid Table 1 Light Accent 6" w:uiPriority="46"/>
+    <w:lsdException w:name="Grid Table 2 Accent 6" w:uiPriority="47"/>
+    <w:lsdException w:name="Grid Table 3 Accent 6" w:uiPriority="48"/>
+    <w:lsdException w:name="Grid Table 4 Accent 6" w:uiPriority="49"/>
+    <w:lsdException w:name="Grid Table 5 Dark Accent 6" w:uiPriority="50"/>
+    <w:lsdException w:name="Grid Table 6 Colorful Accent 6" w:uiPriority="51"/>
+    <w:lsdException w:name="Grid Table 7 Colorful Accent 6" w:uiPriority="52"/>
+    <w:lsdException w:name="List Table 1 Light" w:uiPriority="46"/>
+    <w:lsdException w:name="List Table 2" w:uiPriority="47"/>
+    <w:lsdException w:name="List Table 3" w:uiPriority="48"/>
+    <w:lsdException w:name="List Table 4" w:uiPriority="49"/>
+    <w:lsdException w:name="List Table 5 Dark" w:uiPriority="50"/>
+    <w:lsdException w:name="List Table 6 Colorful" w:uiPriority="51"/>
+    <w:lsdException w:name="List Table 7 Colorful" w:uiPriority="52"/>
+    <w:lsdException w:name="List Table 1 Light Accent 1" w:uiPriority="46"/>
+    <w:lsdException w:name="List Table 2 Accent 1" w:uiPriority="47"/>
+    <w:lsdException w:name="List Table 3 Accent 1" w:uiPriority="48"/>
+    <w:lsdException w:name="List Table 4 Accent 1" w:uiPriority="49"/>
+    <w:lsdException w:name="List Table 5 Dark Accent 1" w:uiPriority="50"/>
+    <w:lsdException w:name="List Table 6 Colorful Accent 1" w:uiPriority="51"/>
+    <w:lsdException w:name="List Table 7 Colorful Accent 1" w:uiPriority="52"/>
+    <w:lsdException w:name="List Table 1 Light Accent 2" w:uiPriority="46"/>
+    <w:lsdException w:name="List Table 2 Accent 2" w:uiPriority="47"/>
+    <w:lsdException w:name="List Table 3 Accent 2" w:uiPriority="48"/>
+    <w:lsdException w:name="List Table 4 Accent 2" w:uiPriority="49"/>
+    <w:lsdException w:name="List Table 5 Dark Accent 2" w:uiPriority="50"/>
+    <w:lsdException w:name="List Table 6 Colorful Accent 2" w:uiPriority="51"/>
+    <w:lsdException w:name="List Table 7 Colorful Accent 2" w:uiPriority="52"/>
+    <w:lsdException w:name="List Table 1 Light Accent 3" w:uiPriority="46"/>
+    <w:lsdException w:name="List Table 2 Accent 3" w:uiPriority="47"/>
+    <w:lsdException w:name="List Table 3 Accent 3" w:uiPriority="48"/>
+    <w:lsdException w:name="List Table 4 Accent 3" w:uiPriority="49"/>
+    <w:lsdException w:name="List Table 5 Dark Accent 3" w:uiPriority="50"/>
+    <w:lsdException w:name="List Table 6 Colorful Accent 3" w:uiPriority="51"/>
+    <w:lsdException w:name="List Table 7 Colorful Accent 3" w:uiPriority="52"/>
+    <w:lsdException w:name="List Table 1 Light Accent 4" w:uiPriority="46"/>
+    <w:lsdException w:name="List Table 2 Accent 4" w:uiPriority="47"/>
+    <w:lsdException w:name="List Table 3 Accent 4" w:uiPriority="48"/>
+    <w:lsdException w:name="List Table 4 Accent 4" w:uiPriority="49"/>
+    <w:lsdException w:name="List Table 5 Dark Accent 4" w:uiPriority="50"/>
+    <w:lsdException w:name="List Table 6 Colorful Accent 4" w:uiPriority="51"/>
+    <w:lsdException w:name="List Table 7 Colorful Accent 4" w:uiPriority="52"/>
+    <w:lsdException w:name="List Table 1 Light Accent 5" w:uiPriority="46"/>
+    <w:lsdException w:name="List Table 2 Accent 5" w:uiPriority="47"/>
+    <w:lsdException w:name="List Table 3 Accent 5" w:uiPriority="48"/>
+    <w:lsdException w:name="List Table 4 Accent 5" w:uiPriority="49"/>
+    <w:lsdException w:name="List Table 5 Dark Accent 5" w:uiPriority="50"/>
+    <w:lsdException w:name="List Table 6 Colorful Accent 5" w:uiPriority="51"/>
+    <w:lsdException w:name="List Table 7 Colorful Accent 5" w:uiPriority="52"/>
+    <w:lsdException w:name="List Table 1 Light Accent 6" w:uiPriority="46"/>
+    <w:lsdException w:name="List Table 2 Accent 6" w:uiPriority="47"/>
+    <w:lsdException w:name="List Table 3 Accent 6" w:uiPriority="48"/>
+    <w:lsdException w:name="List Table 4 Accent 6" w:uiPriority="49"/>
+    <w:lsdException w:name="List Table 5 Dark Accent 6" w:uiPriority="50"/>
+    <w:lsdException w:name="List Table 6 Colorful Accent 6" w:uiPriority="51"/>
+    <w:lsdException w:name="List Table 7 Colorful Accent 6" w:uiPriority="52"/>
+    <w:lsdException w:name="Mention" w:semiHidden="1" w:unhideWhenUsed="1"/>
+    <w:lsdException w:name="Smart Hyperlink" w:semiHidden="1" w:unhideWhenUsed="1"/>
+    <w:lsdException w:name="Hashtag" w:semiHidden="1" w:unhideWhenUsed="1"/>
+    <w:lsdException w:name="Unresolved Mention" w:semiHidden="1" w:unhideWhenUsed="1"/>
+    <w:lsdException w:name="Smart Link" w:semiHidden="1" w:unhideWhenUsed="1"/>
+  </w:latentStyles>
+  <w:style w:type="paragraph" w:default="1" w:styleId="Normal">
+    <w:name w:val="Normal"/>
     <w:qFormat/>
-    <w:rPr>
-      <w:sz w:val="56"/>
-      <w:szCs w:val="56"/>
-    </w:rPr>
   </w:style>
   <w:style w:type="paragraph" w:styleId="Heading1">
-    <w:name w:val="Heading 1"/>
-    <w:basedOn w:val="Normal"/>
-    <w:next w:val="Normal"/>
+    <w:name w:val="heading 1"/>
+    <w:uiPriority w:val="9"/>
     <w:qFormat/>
+    <w:pPr>
+      <w:outlineLvl w:val="0"/>
+    </w:pPr>
     <w:rPr>
       <w:color w:val="2E74B5"/>
       <w:sz w:val="32"/>
@@ -1911,10 +2703,14 @@
     </w:rPr>
   </w:style>
   <w:style w:type="paragraph" w:styleId="Heading2">
-    <w:name w:val="Heading 2"/>
-    <w:basedOn w:val="Normal"/>
-    <w:next w:val="Normal"/>
+    <w:name w:val="heading 2"/>
+    <w:uiPriority w:val="9"/>
+    <w:semiHidden/>
+    <w:unhideWhenUsed/>
     <w:qFormat/>
+    <w:pPr>
+      <w:outlineLvl w:val="1"/>
+    </w:pPr>
     <w:rPr>
       <w:color w:val="2E74B5"/>
       <w:sz w:val="26"/>
@@ -1922,10 +2718,14 @@
     </w:rPr>
   </w:style>
   <w:style w:type="paragraph" w:styleId="Heading3">
-    <w:name w:val="Heading 3"/>
-    <w:basedOn w:val="Normal"/>
-    <w:next w:val="Normal"/>
+    <w:name w:val="heading 3"/>
+    <w:uiPriority w:val="9"/>
+    <w:semiHidden/>
+    <w:unhideWhenUsed/>
     <w:qFormat/>
+    <w:pPr>
+      <w:outlineLvl w:val="2"/>
+    </w:pPr>
     <w:rPr>
       <w:color w:val="1F4D78"/>
       <w:sz w:val="24"/>
@@ -1933,10 +2733,14 @@
     </w:rPr>
   </w:style>
   <w:style w:type="paragraph" w:styleId="Heading4">
-    <w:name w:val="Heading 4"/>
-    <w:basedOn w:val="Normal"/>
-    <w:next w:val="Normal"/>
+    <w:name w:val="heading 4"/>
+    <w:uiPriority w:val="9"/>
+    <w:semiHidden/>
+    <w:unhideWhenUsed/>
     <w:qFormat/>
+    <w:pPr>
+      <w:outlineLvl w:val="3"/>
+    </w:pPr>
     <w:rPr>
       <w:i/>
       <w:iCs/>
@@ -1944,27 +2748,69 @@
     </w:rPr>
   </w:style>
   <w:style w:type="paragraph" w:styleId="Heading5">
-    <w:name w:val="Heading 5"/>
-    <w:basedOn w:val="Normal"/>
-    <w:next w:val="Normal"/>
+    <w:name w:val="heading 5"/>
+    <w:uiPriority w:val="9"/>
+    <w:semiHidden/>
+    <w:unhideWhenUsed/>
     <w:qFormat/>
+    <w:pPr>
+      <w:outlineLvl w:val="4"/>
+    </w:pPr>
     <w:rPr>
       <w:color w:val="2E74B5"/>
     </w:rPr>
   </w:style>
   <w:style w:type="paragraph" w:styleId="Heading6">
-    <w:name w:val="Heading 6"/>
-    <w:basedOn w:val="Normal"/>
-    <w:next w:val="Normal"/>
+    <w:name w:val="heading 6"/>
+    <w:uiPriority w:val="9"/>
+    <w:semiHidden/>
+    <w:unhideWhenUsed/>
     <w:qFormat/>
+    <w:pPr>
+      <w:outlineLvl w:val="5"/>
+    </w:pPr>
     <w:rPr>
       <w:color w:val="1F4D78"/>
     </w:rPr>
   </w:style>
-  <w:style w:type="paragraph" w:styleId="Strong">
-    <w:name w:val="Strong"/>
-    <w:basedOn w:val="Normal"/>
-    <w:next w:val="Normal"/>
+  <w:style w:type="character" w:default="1" w:styleId="DefaultParagraphFont">
+    <w:name w:val="Default Paragraph Font"/>
+    <w:uiPriority w:val="1"/>
+    <w:semiHidden/>
+    <w:unhideWhenUsed/>
+  </w:style>
+  <w:style w:type="table" w:default="1" w:styleId="TableNormal">
+    <w:name w:val="Normal Table"/>
+    <w:uiPriority w:val="99"/>
+    <w:semiHidden/>
+    <w:unhideWhenUsed/>
+    <w:tblPr>
+      <w:tblInd w:w="0" w:type="dxa"/>
+      <w:tblCellMar>
+        <w:top w:w="0" w:type="dxa"/>
+        <w:left w:w="108" w:type="dxa"/>
+        <w:bottom w:w="0" w:type="dxa"/>
+        <w:right w:w="108" w:type="dxa"/>
+      </w:tblCellMar>
+    </w:tblPr>
+  </w:style>
+  <w:style w:type="numbering" w:default="1" w:styleId="NoList">
+    <w:name w:val="No List"/>
+    <w:uiPriority w:val="99"/>
+    <w:semiHidden/>
+    <w:unhideWhenUsed/>
+  </w:style>
+  <w:style w:type="paragraph" w:styleId="Title">
+    <w:name w:val="Title"/>
+    <w:uiPriority w:val="10"/>
+    <w:qFormat/>
+    <w:rPr>
+      <w:sz w:val="56"/>
+      <w:szCs w:val="56"/>
+    </w:rPr>
+  </w:style>
+  <w:style w:type="paragraph" w:customStyle="1" w:styleId="Strong1">
+    <w:name w:val="Strong1"/>
     <w:qFormat/>
     <w:rPr>
       <w:b/>
@@ -1973,12 +2819,10 @@
   </w:style>
   <w:style w:type="paragraph" w:styleId="ListParagraph">
     <w:name w:val="List Paragraph"/>
-    <w:basedOn w:val="Normal"/>
     <w:qFormat/>
   </w:style>
   <w:style w:type="character" w:styleId="Hyperlink">
     <w:name w:val="Hyperlink"/>
-    <w:basedOn w:val="DefaultParagraphFont"/>
     <w:uiPriority w:val="99"/>
     <w:unhideWhenUsed/>
     <w:rPr>
@@ -1988,7 +2832,6 @@
   </w:style>
   <w:style w:type="character" w:styleId="FootnoteReference">
     <w:name w:val="footnote reference"/>
-    <w:basedOn w:val="DefaultParagraphFont"/>
     <w:uiPriority w:val="99"/>
     <w:semiHidden/>
     <w:unhideWhenUsed/>
@@ -1998,22 +2841,13 @@
   </w:style>
   <w:style w:type="paragraph" w:styleId="FootnoteText">
     <w:name w:val="footnote text"/>
-    <w:basedOn w:val="Normal"/>
     <w:link w:val="FootnoteTextChar"/>
     <w:uiPriority w:val="99"/>
     <w:semiHidden/>
     <w:unhideWhenUsed/>
-    <w:pPr>
-      <w:spacing w:after="0" w:line="240" w:lineRule="auto"/>
-    </w:pPr>
-    <w:rPr>
-      <w:sz w:val="20"/>
-      <w:szCs w:val="20"/>
-    </w:rPr>
   </w:style>
-  <w:style w:type="character" w:styleId="FootnoteTextChar">
+  <w:style w:type="character" w:customStyle="1" w:styleId="FootnoteTextChar">
     <w:name w:val="Footnote Text Char"/>
-    <w:basedOn w:val="DefaultParagraphFont"/>
     <w:link w:val="FootnoteText"/>
     <w:uiPriority w:val="99"/>
     <w:semiHidden/>
@@ -2024,4 +2858,319 @@
     </w:rPr>
   </w:style>
 </w:styles>
+</file>
+
+<file path=word/theme/theme1.xml><?xml version="1.0" encoding="utf-8"?>
+<a:theme xmlns:a="http://schemas.openxmlformats.org/drawingml/2006/main" name="Office Theme">
+  <a:themeElements>
+    <a:clrScheme name="Office">
+      <a:dk1>
+        <a:sysClr val="windowText" lastClr="000000"/>
+      </a:dk1>
+      <a:lt1>
+        <a:sysClr val="window" lastClr="FFFFFF"/>
+      </a:lt1>
+      <a:dk2>
+        <a:srgbClr val="0E2841"/>
+      </a:dk2>
+      <a:lt2>
+        <a:srgbClr val="E8E8E8"/>
+      </a:lt2>
+      <a:accent1>
+        <a:srgbClr val="156082"/>
+      </a:accent1>
+      <a:accent2>
+        <a:srgbClr val="E97132"/>
+      </a:accent2>
+      <a:accent3>
+        <a:srgbClr val="196B24"/>
+      </a:accent3>
+      <a:accent4>
+        <a:srgbClr val="0F9ED5"/>
+      </a:accent4>
+      <a:accent5>
+        <a:srgbClr val="A02B93"/>
+      </a:accent5>
+      <a:accent6>
+        <a:srgbClr val="4EA72E"/>
+      </a:accent6>
+      <a:hlink>
+        <a:srgbClr val="467886"/>
+      </a:hlink>
+      <a:folHlink>
+        <a:srgbClr val="96607D"/>
+      </a:folHlink>
+    </a:clrScheme>
+    <a:fontScheme name="Office">
+      <a:majorFont>
+        <a:latin typeface="Aptos Display" panose="02110004020202020204"/>
+        <a:ea typeface=""/>
+        <a:cs typeface=""/>
+        <a:font script="Jpan" typeface="游ゴシック Light"/>
+        <a:font script="Hang" typeface="맑은 고딕"/>
+        <a:font script="Hans" typeface="等线 Light"/>
+        <a:font script="Hant" typeface="新細明體"/>
+        <a:font script="Arab" typeface="Times New Roman"/>
+        <a:font script="Hebr" typeface="Times New Roman"/>
+        <a:font script="Thai" typeface="Angsana New"/>
+        <a:font script="Ethi" typeface="Nyala"/>
+        <a:font script="Beng" typeface="Vrinda"/>
+        <a:font script="Gujr" typeface="Shruti"/>
+        <a:font script="Khmr" typeface="MoolBoran"/>
+        <a:font script="Knda" typeface="Tunga"/>
+        <a:font script="Guru" typeface="Raavi"/>
+        <a:font script="Cans" typeface="Euphemia"/>
+        <a:font script="Cher" typeface="Plantagenet Cherokee"/>
+        <a:font script="Yiii" typeface="Microsoft Yi Baiti"/>
+        <a:font script="Tibt" typeface="Microsoft Himalaya"/>
+        <a:font script="Thaa" typeface="MV Boli"/>
+        <a:font script="Deva" typeface="Mangal"/>
+        <a:font script="Telu" typeface="Gautami"/>
+        <a:font script="Taml" typeface="Latha"/>
+        <a:font script="Syrc" typeface="Estrangelo Edessa"/>
+        <a:font script="Orya" typeface="Kalinga"/>
+        <a:font script="Mlym" typeface="Kartika"/>
+        <a:font script="Laoo" typeface="DokChampa"/>
+        <a:font script="Sinh" typeface="Iskoola Pota"/>
+        <a:font script="Mong" typeface="Mongolian Baiti"/>
+        <a:font script="Viet" typeface="Times New Roman"/>
+        <a:font script="Uigh" typeface="Microsoft Uighur"/>
+        <a:font script="Geor" typeface="Sylfaen"/>
+        <a:font script="Armn" typeface="Arial"/>
+        <a:font script="Bugi" typeface="Leelawadee UI"/>
+        <a:font script="Bopo" typeface="Microsoft JhengHei"/>
+        <a:font script="Java" typeface="Javanese Text"/>
+        <a:font script="Lisu" typeface="Segoe UI"/>
+        <a:font script="Mymr" typeface="Myanmar Text"/>
+        <a:font script="Nkoo" typeface="Ebrima"/>
+        <a:font script="Olck" typeface="Nirmala UI"/>
+        <a:font script="Osma" typeface="Ebrima"/>
+        <a:font script="Phag" typeface="Phagspa"/>
+        <a:font script="Syrn" typeface="Estrangelo Edessa"/>
+        <a:font script="Syrj" typeface="Estrangelo Edessa"/>
+        <a:font script="Syre" typeface="Estrangelo Edessa"/>
+        <a:font script="Sora" typeface="Nirmala UI"/>
+        <a:font script="Tale" typeface="Microsoft Tai Le"/>
+        <a:font script="Talu" typeface="Microsoft New Tai Lue"/>
+        <a:font script="Tfng" typeface="Ebrima"/>
+      </a:majorFont>
+      <a:minorFont>
+        <a:latin typeface="Aptos" panose="02110004020202020204"/>
+        <a:ea typeface=""/>
+        <a:cs typeface=""/>
+        <a:font script="Jpan" typeface="游明朝"/>
+        <a:font script="Hang" typeface="맑은 고딕"/>
+        <a:font script="Hans" typeface="等线"/>
+        <a:font script="Hant" typeface="新細明體"/>
+        <a:font script="Arab" typeface="Arial"/>
+        <a:font script="Hebr" typeface="Arial"/>
+        <a:font script="Thai" typeface="Cordia New"/>
+        <a:font script="Ethi" typeface="Nyala"/>
+        <a:font script="Beng" typeface="Vrinda"/>
+        <a:font script="Gujr" typeface="Shruti"/>
+        <a:font script="Khmr" typeface="DaunPenh"/>
+        <a:font script="Knda" typeface="Tunga"/>
+        <a:font script="Guru" typeface="Raavi"/>
+        <a:font script="Cans" typeface="Euphemia"/>
+        <a:font script="Cher" typeface="Plantagenet Cherokee"/>
+        <a:font script="Yiii" typeface="Microsoft Yi Baiti"/>
+        <a:font script="Tibt" typeface="Microsoft Himalaya"/>
+        <a:font script="Thaa" typeface="MV Boli"/>
+        <a:font script="Deva" typeface="Mangal"/>
+        <a:font script="Telu" typeface="Gautami"/>
+        <a:font script="Taml" typeface="Latha"/>
+        <a:font script="Syrc" typeface="Estrangelo Edessa"/>
+        <a:font script="Orya" typeface="Kalinga"/>
+        <a:font script="Mlym" typeface="Kartika"/>
+        <a:font script="Laoo" typeface="DokChampa"/>
+        <a:font script="Sinh" typeface="Iskoola Pota"/>
+        <a:font script="Mong" typeface="Mongolian Baiti"/>
+        <a:font script="Viet" typeface="Arial"/>
+        <a:font script="Uigh" typeface="Microsoft Uighur"/>
+        <a:font script="Geor" typeface="Sylfaen"/>
+        <a:font script="Armn" typeface="Arial"/>
+        <a:font script="Bugi" typeface="Leelawadee UI"/>
+        <a:font script="Bopo" typeface="Microsoft JhengHei"/>
+        <a:font script="Java" typeface="Javanese Text"/>
+        <a:font script="Lisu" typeface="Segoe UI"/>
+        <a:font script="Mymr" typeface="Myanmar Text"/>
+        <a:font script="Nkoo" typeface="Ebrima"/>
+        <a:font script="Olck" typeface="Nirmala UI"/>
+        <a:font script="Osma" typeface="Ebrima"/>
+        <a:font script="Phag" typeface="Phagspa"/>
+        <a:font script="Syrn" typeface="Estrangelo Edessa"/>
+        <a:font script="Syrj" typeface="Estrangelo Edessa"/>
+        <a:font script="Syre" typeface="Estrangelo Edessa"/>
+        <a:font script="Sora" typeface="Nirmala UI"/>
+        <a:font script="Tale" typeface="Microsoft Tai Le"/>
+        <a:font script="Talu" typeface="Microsoft New Tai Lue"/>
+        <a:font script="Tfng" typeface="Ebrima"/>
+      </a:minorFont>
+    </a:fontScheme>
+    <a:fmtScheme name="Office">
+      <a:fillStyleLst>
+        <a:solidFill>
+          <a:schemeClr val="phClr"/>
+        </a:solidFill>
+        <a:gradFill rotWithShape="1">
+          <a:gsLst>
+            <a:gs pos="0">
+              <a:schemeClr val="phClr">
+                <a:lumMod val="110000"/>
+                <a:satMod val="105000"/>
+                <a:tint val="67000"/>
+              </a:schemeClr>
+            </a:gs>
+            <a:gs pos="50000">
+              <a:schemeClr val="phClr">
+                <a:lumMod val="105000"/>
+                <a:satMod val="103000"/>
+                <a:tint val="73000"/>
+              </a:schemeClr>
+            </a:gs>
+            <a:gs pos="100000">
+              <a:schemeClr val="phClr">
+                <a:lumMod val="105000"/>
+                <a:satMod val="109000"/>
+                <a:tint val="81000"/>
+              </a:schemeClr>
+            </a:gs>
+          </a:gsLst>
+          <a:lin ang="5400000" scaled="0"/>
+        </a:gradFill>
+        <a:gradFill rotWithShape="1">
+          <a:gsLst>
+            <a:gs pos="0">
+              <a:schemeClr val="phClr">
+                <a:satMod val="103000"/>
+                <a:lumMod val="102000"/>
+                <a:tint val="94000"/>
+              </a:schemeClr>
+            </a:gs>
+            <a:gs pos="50000">
+              <a:schemeClr val="phClr">
+                <a:satMod val="110000"/>
+                <a:lumMod val="100000"/>
+                <a:shade val="100000"/>
+              </a:schemeClr>
+            </a:gs>
+            <a:gs pos="100000">
+              <a:schemeClr val="phClr">
+                <a:lumMod val="99000"/>
+                <a:satMod val="120000"/>
+                <a:shade val="78000"/>
+              </a:schemeClr>
+            </a:gs>
+          </a:gsLst>
+          <a:lin ang="5400000" scaled="0"/>
+        </a:gradFill>
+      </a:fillStyleLst>
+      <a:lnStyleLst>
+        <a:ln w="12700" cap="flat" cmpd="sng" algn="ctr">
+          <a:solidFill>
+            <a:schemeClr val="phClr"/>
+          </a:solidFill>
+          <a:prstDash val="solid"/>
+          <a:miter lim="800000"/>
+        </a:ln>
+        <a:ln w="19050" cap="flat" cmpd="sng" algn="ctr">
+          <a:solidFill>
+            <a:schemeClr val="phClr"/>
+          </a:solidFill>
+          <a:prstDash val="solid"/>
+          <a:miter lim="800000"/>
+        </a:ln>
+        <a:ln w="25400" cap="flat" cmpd="sng" algn="ctr">
+          <a:solidFill>
+            <a:schemeClr val="phClr"/>
+          </a:solidFill>
+          <a:prstDash val="solid"/>
+          <a:miter lim="800000"/>
+        </a:ln>
+      </a:lnStyleLst>
+      <a:effectStyleLst>
+        <a:effectStyle>
+          <a:effectLst/>
+        </a:effectStyle>
+        <a:effectStyle>
+          <a:effectLst/>
+        </a:effectStyle>
+        <a:effectStyle>
+          <a:effectLst>
+            <a:outerShdw blurRad="57150" dist="19050" dir="5400000" algn="ctr" rotWithShape="0">
+              <a:srgbClr val="000000">
+                <a:alpha val="63000"/>
+              </a:srgbClr>
+            </a:outerShdw>
+          </a:effectLst>
+        </a:effectStyle>
+      </a:effectStyleLst>
+      <a:bgFillStyleLst>
+        <a:solidFill>
+          <a:schemeClr val="phClr"/>
+        </a:solidFill>
+        <a:solidFill>
+          <a:schemeClr val="phClr">
+            <a:tint val="95000"/>
+            <a:satMod val="170000"/>
+          </a:schemeClr>
+        </a:solidFill>
+        <a:gradFill rotWithShape="1">
+          <a:gsLst>
+            <a:gs pos="0">
+              <a:schemeClr val="phClr">
+                <a:tint val="93000"/>
+                <a:satMod val="150000"/>
+                <a:shade val="98000"/>
+                <a:lumMod val="102000"/>
+              </a:schemeClr>
+            </a:gs>
+            <a:gs pos="50000">
+              <a:schemeClr val="phClr">
+                <a:tint val="98000"/>
+                <a:satMod val="130000"/>
+                <a:shade val="90000"/>
+                <a:lumMod val="103000"/>
+              </a:schemeClr>
+            </a:gs>
+            <a:gs pos="100000">
+              <a:schemeClr val="phClr">
+                <a:shade val="63000"/>
+                <a:satMod val="120000"/>
+              </a:schemeClr>
+            </a:gs>
+          </a:gsLst>
+          <a:lin ang="5400000" scaled="0"/>
+        </a:gradFill>
+      </a:bgFillStyleLst>
+    </a:fmtScheme>
+  </a:themeElements>
+  <a:objectDefaults>
+    <a:lnDef>
+      <a:spPr/>
+      <a:bodyPr/>
+      <a:lstStyle/>
+      <a:style>
+        <a:lnRef idx="2">
+          <a:schemeClr val="accent1"/>
+        </a:lnRef>
+        <a:fillRef idx="0">
+          <a:schemeClr val="accent1"/>
+        </a:fillRef>
+        <a:effectRef idx="1">
+          <a:schemeClr val="accent1"/>
+        </a:effectRef>
+        <a:fontRef idx="minor">
+          <a:schemeClr val="tx1"/>
+        </a:fontRef>
+      </a:style>
+    </a:lnDef>
+  </a:objectDefaults>
+  <a:extraClrSchemeLst/>
+  <a:extLst>
+    <a:ext uri="{05A4C25C-085E-4340-85A3-A5531E510DB2}">
+      <thm15:themeFamily xmlns:thm15="http://schemas.microsoft.com/office/thememl/2012/main" name="Office Theme" id="{2E142A2C-CD16-42D6-873A-C26D2A0506FA}" vid="{1BDDFF52-6CD6-40A5-AB3C-68EB2F1E4D0A}"/>
+    </a:ext>
+  </a:extLst>
+</a:theme>
 </file>